--- a/L_1-3/Звіт 1-3 В. Стахнюк.docx
+++ b/L_1-3/Звіт 1-3 В. Стахнюк.docx
@@ -371,6 +371,13 @@
           <w:szCs w:val="28"/>
         </w:rPr>
       </w:r>
+      <w:r>
+        <w:rPr>
+          <w:rFonts w:ascii="Times New Roman" w:hAnsi="Times New Roman" w:cs="Times New Roman"/>
+          <w:sz w:val="28"/>
+          <w:szCs w:val="28"/>
+        </w:rPr>
+      </w:r>
     </w:p>
     <w:p>
       <w:pPr>
@@ -438,13 +445,6 @@
           <w:rFonts w:ascii="Times New Roman" w:hAnsi="Times New Roman" w:cs="Times New Roman"/>
           <w:sz w:val="28"/>
           <w:szCs w:val="28"/>
-        </w:rPr>
-      </w:r>
-      <w:r>
-        <w:rPr>
-          <w:rFonts w:ascii="Times New Roman" w:hAnsi="Times New Roman" w:cs="Times New Roman"/>
-          <w:sz w:val="28"/>
-          <w:szCs w:val="28"/>
           <w:lang w:val="en-US"/>
         </w:rPr>
         <w:t xml:space="preserve">Налаштування середовища розробки Visual Studio Code для</w:t>
@@ -490,14 +490,6 @@
           <w:lang w:val="en-US"/>
         </w:rPr>
         <w:t xml:space="preserve">компілятора GCC С++. Неявне та явне перетворення типів</w:t>
-      </w:r>
-      <w:r/>
-      <w:r>
-        <w:rPr>
-          <w:rFonts w:ascii="Times New Roman" w:hAnsi="Times New Roman" w:cs="Times New Roman"/>
-          <w:sz w:val="28"/>
-          <w:szCs w:val="28"/>
-        </w:rPr>
       </w:r>
       <w:r>
         <w:rPr>
@@ -514,7 +506,13 @@
           <w:szCs w:val="28"/>
         </w:rPr>
       </w:r>
-      <w:r/>
+      <w:r>
+        <w:rPr>
+          <w:rFonts w:ascii="Times New Roman" w:hAnsi="Times New Roman" w:cs="Times New Roman"/>
+          <w:sz w:val="28"/>
+          <w:szCs w:val="28"/>
+        </w:rPr>
+      </w:r>
     </w:p>
     <w:p>
       <w:pPr>
@@ -543,6 +541,13 @@
           <w:szCs w:val="28"/>
         </w:rPr>
         <w:t xml:space="preserve">22</w:t>
+      </w:r>
+      <w:r>
+        <w:rPr>
+          <w:rFonts w:ascii="Times New Roman" w:hAnsi="Times New Roman" w:cs="Times New Roman"/>
+          <w:sz w:val="28"/>
+          <w:szCs w:val="28"/>
+        </w:rPr>
       </w:r>
       <w:r>
         <w:rPr>
@@ -739,6 +744,36 @@
           <w:szCs w:val="28"/>
         </w:rPr>
       </w:r>
+    </w:p>
+    <w:p>
+      <w:pPr>
+        <w:pBdr/>
+        <w:spacing/>
+        <w:ind/>
+        <w:jc w:val="right"/>
+        <w:rPr>
+          <w:rFonts w:ascii="Times New Roman" w:hAnsi="Times New Roman" w:cs="Times New Roman"/>
+          <w:sz w:val="28"/>
+          <w:szCs w:val="28"/>
+          <w:highlight w:val="none"/>
+        </w:rPr>
+      </w:pPr>
+      <w:r>
+        <w:rPr>
+          <w:rFonts w:ascii="Times New Roman" w:hAnsi="Times New Roman" w:cs="Times New Roman"/>
+          <w:sz w:val="28"/>
+          <w:szCs w:val="28"/>
+        </w:rPr>
+        <w:t xml:space="preserve">Прийняв: Алтунін</w:t>
+      </w:r>
+      <w:r>
+        <w:rPr>
+          <w:rFonts w:ascii="Times New Roman" w:hAnsi="Times New Roman" w:cs="Times New Roman"/>
+          <w:sz w:val="28"/>
+          <w:szCs w:val="28"/>
+        </w:rPr>
+        <w:t xml:space="preserve"> С.І</w:t>
+      </w:r>
       <w:r>
         <w:rPr>
           <w:rFonts w:ascii="Times New Roman" w:hAnsi="Times New Roman" w:cs="Times New Roman"/>
@@ -747,6 +782,27 @@
           <w:highlight w:val="none"/>
         </w:rPr>
       </w:r>
+      <w:r>
+        <w:rPr>
+          <w:rFonts w:ascii="Times New Roman" w:hAnsi="Times New Roman" w:cs="Times New Roman"/>
+          <w:sz w:val="28"/>
+          <w:szCs w:val="28"/>
+          <w:highlight w:val="none"/>
+        </w:rPr>
+      </w:r>
+    </w:p>
+    <w:p>
+      <w:pPr>
+        <w:pBdr/>
+        <w:spacing/>
+        <w:ind/>
+        <w:jc w:val="center"/>
+        <w:rPr>
+          <w:rFonts w:ascii="Times New Roman" w:hAnsi="Times New Roman" w:cs="Times New Roman"/>
+          <w:sz w:val="28"/>
+          <w:szCs w:val="28"/>
+        </w:rPr>
+      </w:pPr>
       <w:r>
         <w:rPr>
           <w:rFonts w:ascii="Times New Roman" w:hAnsi="Times New Roman" w:cs="Times New Roman"/>
@@ -775,87 +831,6 @@
         <w:pBdr/>
         <w:spacing/>
         <w:ind/>
-        <w:jc w:val="right"/>
-        <w:rPr>
-          <w:rFonts w:ascii="Times New Roman" w:hAnsi="Times New Roman" w:cs="Times New Roman"/>
-          <w:sz w:val="28"/>
-          <w:szCs w:val="28"/>
-          <w:highlight w:val="none"/>
-        </w:rPr>
-      </w:pPr>
-      <w:r>
-        <w:rPr>
-          <w:rFonts w:ascii="Times New Roman" w:hAnsi="Times New Roman" w:cs="Times New Roman"/>
-          <w:sz w:val="28"/>
-          <w:szCs w:val="28"/>
-        </w:rPr>
-        <w:t xml:space="preserve">Прийняв: Алтунін</w:t>
-      </w:r>
-      <w:r>
-        <w:rPr>
-          <w:rFonts w:ascii="Times New Roman" w:hAnsi="Times New Roman" w:cs="Times New Roman"/>
-          <w:sz w:val="28"/>
-          <w:szCs w:val="28"/>
-        </w:rPr>
-        <w:t xml:space="preserve"> С.І</w:t>
-      </w:r>
-      <w:r>
-        <w:rPr>
-          <w:rFonts w:ascii="Times New Roman" w:hAnsi="Times New Roman" w:cs="Times New Roman"/>
-          <w:sz w:val="28"/>
-          <w:szCs w:val="28"/>
-        </w:rPr>
-      </w:r>
-      <w:r>
-        <w:rPr>
-          <w:rFonts w:ascii="Times New Roman" w:hAnsi="Times New Roman" w:cs="Times New Roman"/>
-          <w:sz w:val="28"/>
-          <w:szCs w:val="28"/>
-          <w:highlight w:val="none"/>
-        </w:rPr>
-      </w:r>
-    </w:p>
-    <w:p>
-      <w:pPr>
-        <w:pBdr/>
-        <w:spacing/>
-        <w:ind/>
-        <w:jc w:val="center"/>
-        <w:rPr>
-          <w:rFonts w:ascii="Times New Roman" w:hAnsi="Times New Roman" w:cs="Times New Roman"/>
-          <w:sz w:val="28"/>
-          <w:szCs w:val="28"/>
-        </w:rPr>
-      </w:pPr>
-      <w:r>
-        <w:rPr>
-          <w:rFonts w:ascii="Times New Roman" w:hAnsi="Times New Roman" w:cs="Times New Roman"/>
-          <w:sz w:val="28"/>
-          <w:szCs w:val="28"/>
-          <w:highlight w:val="none"/>
-        </w:rPr>
-      </w:r>
-      <w:r>
-        <w:rPr>
-          <w:rFonts w:ascii="Times New Roman" w:hAnsi="Times New Roman" w:cs="Times New Roman"/>
-          <w:sz w:val="28"/>
-          <w:szCs w:val="28"/>
-          <w:highlight w:val="none"/>
-        </w:rPr>
-      </w:r>
-      <w:r>
-        <w:rPr>
-          <w:rFonts w:ascii="Times New Roman" w:hAnsi="Times New Roman" w:cs="Times New Roman"/>
-          <w:sz w:val="28"/>
-          <w:szCs w:val="28"/>
-        </w:rPr>
-      </w:r>
-    </w:p>
-    <w:p>
-      <w:pPr>
-        <w:pBdr/>
-        <w:spacing/>
-        <w:ind/>
         <w:jc w:val="center"/>
         <w:rPr>
           <w:rFonts w:ascii="Times New Roman" w:hAnsi="Times New Roman" w:cs="Times New Roman"/>
@@ -877,6 +852,7 @@
           <w:rFonts w:ascii="Times New Roman" w:hAnsi="Times New Roman" w:cs="Times New Roman"/>
           <w:sz w:val="28"/>
           <w:szCs w:val="28"/>
+          <w:highlight w:val="none"/>
         </w:rPr>
       </w:r>
       <w:r>
@@ -932,617 +908,252 @@
         </w:rPr>
       </w:pPr>
       <w:r>
+        <w:t xml:space="preserve">Мета роботи: Налаштувати середовище розробки Visual Studio Code для створення програм на мові C++ з використанням компілятора GCC С++ (G++)</w:t>
+      </w:r>
+      <w:r>
         <w:rPr>
-          <w:rFonts w:ascii="Times New Roman" w:hAnsi="Times New Roman" w:cs="Times New Roman"/>
           <w:b/>
           <w:bCs/>
-          <w:sz w:val="28"/>
-          <w:szCs w:val="28"/>
         </w:rPr>
-        <w:t xml:space="preserve">Мета роботи:</w:t>
       </w:r>
+    </w:p>
+    <w:p>
+      <w:pPr>
+        <w:pBdr/>
+        <w:spacing/>
+        <w:ind/>
+        <w:rPr>
+          <w:b/>
+          <w:bCs/>
+        </w:rPr>
+      </w:pPr>
+      <w:r>
+        <w:rPr>
+          <w:b/>
+        </w:rPr>
+        <w:t xml:space="preserve">Блок-схема алгоритму:</w:t>
+      </w:r>
+      <w:r>
+        <w:rPr>
+          <w:b/>
+          <w:bCs/>
+        </w:rPr>
+      </w:r>
+    </w:p>
+    <w:p>
+      <w:pPr>
+        <w:pBdr/>
+        <w:spacing/>
+        <w:ind/>
+        <w:jc w:val="center"/>
+        <w:rPr>
+          <w:b/>
+          <w:bCs/>
+        </w:rPr>
+      </w:pPr>
+      <w:r>
+        <mc:AlternateContent>
+          <mc:Choice Requires="wpg">
+            <w:drawing>
+              <wp:inline xmlns:wp="http://schemas.openxmlformats.org/drawingml/2006/wordprocessingDrawing" distT="0" distB="0" distL="0" distR="0">
+                <wp:extent cx="5580000" cy="3868800"/>
+                <wp:effectExtent l="0" t="0" r="0" b="0"/>
+                <wp:docPr id="2" name="Picture 2"/>
+                <wp:cNvGraphicFramePr>
+                  <a:graphicFrameLocks xmlns:a="http://schemas.openxmlformats.org/drawingml/2006/main" noChangeAspect="1"/>
+                </wp:cNvGraphicFramePr>
+                <a:graphic xmlns:a="http://schemas.openxmlformats.org/drawingml/2006/main">
+                  <a:graphicData uri="http://schemas.openxmlformats.org/drawingml/2006/picture">
+                    <pic:pic xmlns:pic="http://schemas.openxmlformats.org/drawingml/2006/picture">
+                      <pic:nvPicPr>
+                        <pic:cNvPr id="0" name="L_1-3_1.png"/>
+                        <pic:cNvPicPr>
+                          <a:picLocks noChangeAspect="1"/>
+                        </pic:cNvPicPr>
+                        <pic:nvPr/>
+                      </pic:nvPicPr>
+                      <pic:blipFill rotWithShape="1">
+                        <a:blip r:embed="rId12"/>
+                        <a:stretch/>
+                      </pic:blipFill>
+                      <pic:spPr bwMode="auto">
+                        <a:xfrm>
+                          <a:off x="0" y="0"/>
+                          <a:ext cx="5580000" cy="3868800"/>
+                        </a:xfrm>
+                        <a:prstGeom prst="rect">
+                          <a:avLst/>
+                        </a:prstGeom>
+                      </pic:spPr>
+                    </pic:pic>
+                  </a:graphicData>
+                </a:graphic>
+              </wp:inline>
+            </w:drawing>
+          </mc:Choice>
+          <mc:Fallback>
+            <w:pict>
+              <v:shapetype id="_x0000_t75" coordsize="21600,21600" o:spt="75" o:preferrelative="t" path="m@4@5l@4@11@9@11@9@5xe" filled="f" stroked="f">
+                <v:stroke joinstyle="miter"/>
+                <v:formulas>
+                  <v:f eqn="if lineDrawn pixelLineWidth 0"/>
+                  <v:f eqn="sum @0 1 0"/>
+                  <v:f eqn="sum 0 0 @1"/>
+                  <v:f eqn="prod @2 1 2"/>
+                  <v:f eqn="prod @3 21600 pixelWidth"/>
+                  <v:f eqn="prod @3 21600 pixelHeight"/>
+                  <v:f eqn="sum @0 0 1"/>
+                  <v:f eqn="prod @6 1 2"/>
+                  <v:f eqn="prod @7 21600 pixelWidth"/>
+                  <v:f eqn="sum @8 21600 0"/>
+                  <v:f eqn="prod @7 21600 pixelHeight"/>
+                  <v:f eqn="sum @10 21600 0"/>
+                </v:formulas>
+                <v:path o:extrusionok="f" gradientshapeok="t" o:connecttype="rect"/>
+                <o:lock v:ext="edit" aspectratio="t"/>
+              </v:shapetype>
+              <v:shape id="_x0000_i1" o:spid="_x0000_s1" type="#_x0000_t75" style="width:439.37pt;height:304.63pt;mso-wrap-distance-left:0.00pt;mso-wrap-distance-top:0.00pt;mso-wrap-distance-right:0.00pt;mso-wrap-distance-bottom:0.00pt;z-index:1;" stroked="false">
+                <v:imagedata r:id="rId12" o:title=""/>
+                <o:lock v:ext="edit" rotation="t"/>
+              </v:shape>
+            </w:pict>
+          </mc:Fallback>
+        </mc:AlternateContent>
+      </w:r>
+      <w:r>
+        <w:rPr>
+          <w:b/>
+          <w:bCs/>
+        </w:rPr>
+      </w:r>
+    </w:p>
+    <w:p>
+      <w:pPr>
+        <w:pBdr/>
+        <w:spacing/>
+        <w:ind/>
+        <w:jc w:val="left"/>
+        <w:rPr>
+          <w:b/>
+          <w:bCs/>
+        </w:rPr>
+      </w:pPr>
+      <w:r>
+        <w:rPr>
+          <w:b/>
+          <w:bCs/>
+        </w:rPr>
+      </w:r>
+      <w:r>
+        <w:rPr>
+          <w:b/>
+          <w:bCs/>
+        </w:rPr>
+      </w:r>
+    </w:p>
+    <w:p>
+      <w:pPr>
+        <w:pBdr/>
+        <w:spacing/>
+        <w:ind/>
+        <w:jc w:val="center"/>
+        <w:rPr>
+          <w:b/>
+          <w:bCs/>
+        </w:rPr>
+      </w:pPr>
+      <w:r>
+        <mc:AlternateContent>
+          <mc:Choice Requires="wpg">
+            <w:drawing>
+              <wp:inline xmlns:wp="http://schemas.openxmlformats.org/drawingml/2006/wordprocessingDrawing" distT="0" distB="0" distL="0" distR="0">
+                <wp:extent cx="5580000" cy="4910400"/>
+                <wp:effectExtent l="0" t="0" r="0" b="0"/>
+                <wp:docPr id="3" name="Picture 3"/>
+                <wp:cNvGraphicFramePr>
+                  <a:graphicFrameLocks xmlns:a="http://schemas.openxmlformats.org/drawingml/2006/main" noChangeAspect="1"/>
+                </wp:cNvGraphicFramePr>
+                <a:graphic xmlns:a="http://schemas.openxmlformats.org/drawingml/2006/main">
+                  <a:graphicData uri="http://schemas.openxmlformats.org/drawingml/2006/picture">
+                    <pic:pic xmlns:pic="http://schemas.openxmlformats.org/drawingml/2006/picture">
+                      <pic:nvPicPr>
+                        <pic:cNvPr id="0" name="L_1-3_2.png"/>
+                        <pic:cNvPicPr>
+                          <a:picLocks noChangeAspect="1"/>
+                        </pic:cNvPicPr>
+                        <pic:nvPr/>
+                      </pic:nvPicPr>
+                      <pic:blipFill rotWithShape="1">
+                        <a:blip r:embed="rId13"/>
+                        <a:stretch/>
+                      </pic:blipFill>
+                      <pic:spPr bwMode="auto">
+                        <a:xfrm>
+                          <a:off x="0" y="0"/>
+                          <a:ext cx="5580000" cy="4910400"/>
+                        </a:xfrm>
+                        <a:prstGeom prst="rect">
+                          <a:avLst/>
+                        </a:prstGeom>
+                      </pic:spPr>
+                    </pic:pic>
+                  </a:graphicData>
+                </a:graphic>
+              </wp:inline>
+            </w:drawing>
+          </mc:Choice>
+          <mc:Fallback>
+            <w:pict>
+              <v:shapetype id="_x0000_t75" coordsize="21600,21600" o:spt="75" o:preferrelative="t" path="m@4@5l@4@11@9@11@9@5xe" filled="f" stroked="f">
+                <v:stroke joinstyle="miter"/>
+                <v:formulas>
+                  <v:f eqn="if lineDrawn pixelLineWidth 0"/>
+                  <v:f eqn="sum @0 1 0"/>
+                  <v:f eqn="sum 0 0 @1"/>
+                  <v:f eqn="prod @2 1 2"/>
+                  <v:f eqn="prod @3 21600 pixelWidth"/>
+                  <v:f eqn="prod @3 21600 pixelHeight"/>
+                  <v:f eqn="sum @0 0 1"/>
+                  <v:f eqn="prod @6 1 2"/>
+                  <v:f eqn="prod @7 21600 pixelWidth"/>
+                  <v:f eqn="sum @8 21600 0"/>
+                  <v:f eqn="prod @7 21600 pixelHeight"/>
+                  <v:f eqn="sum @10 21600 0"/>
+                </v:formulas>
+                <v:path o:extrusionok="f" gradientshapeok="t" o:connecttype="rect"/>
+                <o:lock v:ext="edit" aspectratio="t"/>
+              </v:shapetype>
+              <v:shape id="_x0000_i2" o:spid="_x0000_s2" type="#_x0000_t75" style="width:439.37pt;height:386.65pt;mso-wrap-distance-left:0.00pt;mso-wrap-distance-top:0.00pt;mso-wrap-distance-right:0.00pt;mso-wrap-distance-bottom:0.00pt;z-index:1;" stroked="false">
+                <v:imagedata r:id="rId13" o:title=""/>
+                <o:lock v:ext="edit" rotation="t"/>
+              </v:shape>
+            </w:pict>
+          </mc:Fallback>
+        </mc:AlternateContent>
+      </w:r>
+      <w:r>
+        <w:rPr>
+          <w:b/>
+          <w:bCs/>
+        </w:rPr>
+      </w:r>
+    </w:p>
+    <w:p>
+      <w:pPr>
+        <w:pBdr/>
+        <w:spacing/>
+        <w:ind/>
+        <w:rPr>
+          <w:b w:val="0"/>
+          <w:bCs w:val="0"/>
+        </w:rPr>
+      </w:pPr>
       <w:r>
         <w:rPr>
           <w:rFonts w:ascii="Times New Roman" w:hAnsi="Times New Roman" w:cs="Times New Roman"/>
           <w:sz w:val="28"/>
           <w:szCs w:val="28"/>
         </w:rPr>
-        <w:t xml:space="preserve"> </w:t>
-      </w:r>
-      <w:r>
-        <w:rPr>
-          <w:rFonts w:ascii="Times New Roman" w:hAnsi="Times New Roman" w:cs="Times New Roman"/>
-          <w:sz w:val="28"/>
-          <w:szCs w:val="28"/>
-        </w:rPr>
-      </w:r>
-      <w:r>
-        <w:rPr>
-          <w:rFonts w:ascii="Times New Roman" w:hAnsi="Times New Roman" w:cs="Times New Roman"/>
-          <w:sz w:val="28"/>
-          <w:szCs w:val="28"/>
-        </w:rPr>
-        <w:t xml:space="preserve">Налаштувати середовище розробки Visual Studio Code для створення </w:t>
-      </w:r>
-      <w:r/>
-      <w:r>
-        <w:rPr>
-          <w:rFonts w:ascii="Times New Roman" w:hAnsi="Times New Roman" w:cs="Times New Roman"/>
-          <w:sz w:val="28"/>
-          <w:szCs w:val="28"/>
-        </w:rPr>
-        <w:t xml:space="preserve">програм на мові C++ з використанням компілятора GCC С++ (G++)</w:t>
-        <w:br/>
-        <w:br/>
-      </w:r>
-      <w:r>
-        <w:rPr>
-          <w:rFonts w:ascii="Times New Roman" w:hAnsi="Times New Roman" w:cs="Times New Roman"/>
-          <w:b/>
-          <w:bCs/>
-          <w:sz w:val="28"/>
-          <w:szCs w:val="28"/>
-        </w:rPr>
-        <w:t xml:space="preserve">Блок-схема алгоритму:</w:t>
-      </w:r>
-      <w:r>
-        <w:rPr>
-          <w:rFonts w:ascii="Times New Roman" w:hAnsi="Times New Roman" w:cs="Times New Roman"/>
-          <w:b/>
-          <w:bCs/>
-          <w:sz w:val="28"/>
-          <w:szCs w:val="28"/>
-        </w:rPr>
-      </w:r>
-    </w:p>
-    <w:p>
-      <w:pPr>
-        <w:pBdr/>
-        <w:spacing/>
-        <w:ind/>
-        <w:rPr>
-          <w:bCs/>
-          <w:i/>
-        </w:rPr>
-      </w:pPr>
-      <w:r>
-        <w:rPr>
-          <w:rFonts w:ascii="Times New Roman" w:hAnsi="Times New Roman" w:cs="Times New Roman"/>
-          <w:sz w:val="28"/>
-          <w:szCs w:val="28"/>
-        </w:rPr>
-        <w:t xml:space="preserve">Програма </w:t>
-      </w:r>
-      <w:r>
-        <w:rPr>
-          <w:rFonts w:ascii="Times New Roman" w:hAnsi="Times New Roman" w:cs="Times New Roman"/>
-          <w:i/>
-          <w:iCs/>
-          <w:sz w:val="28"/>
-          <w:szCs w:val="28"/>
-        </w:rPr>
-        <w:t xml:space="preserve">hellowold.cpp</w:t>
-      </w:r>
-      <w:r>
-        <w:rPr>
-          <w:i/>
-          <w:iCs/>
-        </w:rPr>
-      </w:r>
-      <w:r>
-        <w:rPr>
-          <w:rFonts w:ascii="Times New Roman" w:hAnsi="Times New Roman" w:cs="Times New Roman"/>
-          <w:i/>
-          <w:iCs/>
-          <w:sz w:val="28"/>
-          <w:szCs w:val="28"/>
-        </w:rPr>
-      </w:r>
-    </w:p>
-    <w:p>
-      <w:pPr>
-        <w:pBdr/>
-        <w:spacing/>
-        <w:ind/>
-        <w:rPr/>
-      </w:pPr>
-      <w:r>
-        <w:rPr>
-          <w:rFonts w:ascii="Times New Roman" w:hAnsi="Times New Roman" w:cs="Times New Roman"/>
-          <w:sz w:val="28"/>
-          <w:szCs w:val="28"/>
-        </w:rPr>
-        <w:t xml:space="preserve">[Початок]</w:t>
-      </w:r>
-      <w:r/>
-    </w:p>
-    <w:p>
-      <w:pPr>
-        <w:pBdr/>
-        <w:spacing/>
-        <w:ind/>
-        <w:rPr/>
-      </w:pPr>
-      <w:r>
-        <w:rPr>
-          <w:rFonts w:ascii="Times New Roman" w:hAnsi="Times New Roman" w:cs="Times New Roman"/>
-          <w:sz w:val="28"/>
-          <w:szCs w:val="28"/>
-        </w:rPr>
-        <w:t xml:space="preserve">    ↓</w:t>
-      </w:r>
-      <w:r/>
-    </w:p>
-    <w:p>
-      <w:pPr>
-        <w:pBdr/>
-        <w:spacing/>
-        <w:ind/>
-        <w:rPr/>
-      </w:pPr>
-      <w:r>
-        <w:rPr>
-          <w:rFonts w:ascii="Times New Roman" w:hAnsi="Times New Roman" w:cs="Times New Roman"/>
-          <w:sz w:val="28"/>
-          <w:szCs w:val="28"/>
-        </w:rPr>
-        <w:t xml:space="preserve">Створити vector&lt;string&gt; msg з фразами</w:t>
-      </w:r>
-      <w:r/>
-    </w:p>
-    <w:p>
-      <w:pPr>
-        <w:pBdr/>
-        <w:spacing/>
-        <w:ind/>
-        <w:rPr/>
-      </w:pPr>
-      <w:r>
-        <w:rPr>
-          <w:rFonts w:ascii="Times New Roman" w:hAnsi="Times New Roman" w:cs="Times New Roman"/>
-          <w:sz w:val="28"/>
-          <w:szCs w:val="28"/>
-        </w:rPr>
-        <w:t xml:space="preserve">    ↓</w:t>
-      </w:r>
-      <w:r/>
-    </w:p>
-    <w:p>
-      <w:pPr>
-        <w:pBdr/>
-        <w:spacing/>
-        <w:ind/>
-        <w:rPr/>
-      </w:pPr>
-      <w:r>
-        <w:rPr>
-          <w:rFonts w:ascii="Times New Roman" w:hAnsi="Times New Roman" w:cs="Times New Roman"/>
-          <w:sz w:val="28"/>
-          <w:szCs w:val="28"/>
-        </w:rPr>
-        <w:t xml:space="preserve">Цикл: для кожного слова word у msg</w:t>
-      </w:r>
-      <w:r/>
-    </w:p>
-    <w:p>
-      <w:pPr>
-        <w:pBdr/>
-        <w:spacing/>
-        <w:ind/>
-        <w:rPr/>
-      </w:pPr>
-      <w:r>
-        <w:rPr>
-          <w:rFonts w:ascii="Times New Roman" w:hAnsi="Times New Roman" w:cs="Times New Roman"/>
-          <w:sz w:val="28"/>
-          <w:szCs w:val="28"/>
-        </w:rPr>
-        <w:t xml:space="preserve">    ↓</w:t>
-      </w:r>
-      <w:r/>
-    </w:p>
-    <w:p>
-      <w:pPr>
-        <w:pBdr/>
-        <w:spacing/>
-        <w:ind/>
-        <w:rPr/>
-      </w:pPr>
-      <w:r>
-        <w:rPr>
-          <w:rFonts w:ascii="Times New Roman" w:hAnsi="Times New Roman" w:cs="Times New Roman"/>
-          <w:sz w:val="28"/>
-          <w:szCs w:val="28"/>
-        </w:rPr>
-        <w:t xml:space="preserve">Вивести word і пробіл</w:t>
-      </w:r>
-      <w:r/>
-    </w:p>
-    <w:p>
-      <w:pPr>
-        <w:pBdr/>
-        <w:spacing/>
-        <w:ind/>
-        <w:rPr/>
-      </w:pPr>
-      <w:r>
-        <w:rPr>
-          <w:rFonts w:ascii="Times New Roman" w:hAnsi="Times New Roman" w:cs="Times New Roman"/>
-          <w:sz w:val="28"/>
-          <w:szCs w:val="28"/>
-        </w:rPr>
-        <w:t xml:space="preserve">    ↓</w:t>
-      </w:r>
-      <w:r/>
-    </w:p>
-    <w:p>
-      <w:pPr>
-        <w:pBdr/>
-        <w:spacing/>
-        <w:ind/>
-        <w:rPr/>
-      </w:pPr>
-      <w:r>
-        <w:rPr>
-          <w:rFonts w:ascii="Times New Roman" w:hAnsi="Times New Roman" w:cs="Times New Roman"/>
-          <w:sz w:val="28"/>
-          <w:szCs w:val="28"/>
-        </w:rPr>
-        <w:t xml:space="preserve">Перехід на новий рядок (endl)</w:t>
-      </w:r>
-      <w:r/>
-    </w:p>
-    <w:p>
-      <w:pPr>
-        <w:pBdr/>
-        <w:spacing/>
-        <w:ind/>
-        <w:rPr/>
-      </w:pPr>
-      <w:r>
-        <w:rPr>
-          <w:rFonts w:ascii="Times New Roman" w:hAnsi="Times New Roman" w:cs="Times New Roman"/>
-          <w:sz w:val="28"/>
-          <w:szCs w:val="28"/>
-        </w:rPr>
-        <w:t xml:space="preserve">    ↓</w:t>
-      </w:r>
-      <w:r/>
-    </w:p>
-    <w:p>
-      <w:pPr>
-        <w:pBdr/>
-        <w:spacing/>
-        <w:ind/>
-        <w:rPr/>
-      </w:pPr>
-      <w:r>
-        <w:rPr>
-          <w:rFonts w:ascii="Times New Roman" w:hAnsi="Times New Roman" w:cs="Times New Roman"/>
-          <w:sz w:val="28"/>
-          <w:szCs w:val="28"/>
-        </w:rPr>
-        <w:t xml:space="preserve">[Кінець]</w:t>
-      </w:r>
-      <w:r>
-        <w:br/>
-      </w:r>
-      <w:r/>
-    </w:p>
-    <w:p>
-      <w:pPr>
-        <w:pBdr/>
-        <w:spacing/>
-        <w:ind/>
-        <w:rPr/>
-      </w:pPr>
-      <w:r>
-        <w:rPr>
-          <w:rFonts w:ascii="Times New Roman" w:hAnsi="Times New Roman" w:cs="Times New Roman"/>
-          <w:sz w:val="28"/>
-          <w:szCs w:val="28"/>
-        </w:rPr>
-      </w:r>
-      <w:r/>
-    </w:p>
-    <w:p>
-      <w:pPr>
-        <w:pBdr/>
-        <w:spacing/>
-        <w:ind/>
-        <w:rPr/>
-      </w:pPr>
-      <w:r>
-        <w:rPr>
-          <w:rFonts w:ascii="Times New Roman" w:hAnsi="Times New Roman" w:cs="Times New Roman"/>
-          <w:sz w:val="28"/>
-          <w:szCs w:val="28"/>
-        </w:rPr>
-        <w:t xml:space="preserve">Програма </w:t>
-      </w:r>
-      <w:r>
-        <w:rPr>
-          <w:rFonts w:ascii="Times New Roman" w:hAnsi="Times New Roman" w:cs="Times New Roman"/>
-          <w:i/>
-          <w:iCs/>
-          <w:sz w:val="28"/>
-          <w:szCs w:val="28"/>
-        </w:rPr>
-        <w:t xml:space="preserve">type_conversion.cpp</w:t>
-      </w:r>
-      <w:r/>
-    </w:p>
-    <w:p>
-      <w:pPr>
-        <w:pBdr/>
-        <w:spacing/>
-        <w:ind/>
-        <w:rPr/>
-      </w:pPr>
-      <w:r>
-        <w:rPr>
-          <w:rFonts w:ascii="Times New Roman" w:hAnsi="Times New Roman" w:cs="Times New Roman"/>
-          <w:sz w:val="28"/>
-          <w:szCs w:val="28"/>
-        </w:rPr>
-      </w:r>
-      <w:r/>
-    </w:p>
-    <w:p>
-      <w:pPr>
-        <w:pBdr/>
-        <w:spacing/>
-        <w:ind/>
-        <w:rPr/>
-      </w:pPr>
-      <w:r>
-        <w:rPr>
-          <w:rFonts w:ascii="Times New Roman" w:hAnsi="Times New Roman" w:cs="Times New Roman"/>
-          <w:sz w:val="28"/>
-          <w:szCs w:val="28"/>
-        </w:rPr>
-        <w:t xml:space="preserve">[Початок]</w:t>
-      </w:r>
-      <w:r/>
-    </w:p>
-    <w:p>
-      <w:pPr>
-        <w:pBdr/>
-        <w:spacing/>
-        <w:ind/>
-        <w:rPr/>
-      </w:pPr>
-      <w:r>
-        <w:rPr>
-          <w:rFonts w:ascii="Times New Roman" w:hAnsi="Times New Roman" w:cs="Times New Roman"/>
-          <w:sz w:val="28"/>
-          <w:szCs w:val="28"/>
-        </w:rPr>
-        <w:t xml:space="preserve">    ↓</w:t>
-      </w:r>
-      <w:r/>
-    </w:p>
-    <w:p>
-      <w:pPr>
-        <w:pBdr/>
-        <w:spacing/>
-        <w:ind/>
-        <w:rPr/>
-      </w:pPr>
-      <w:r>
-        <w:rPr>
-          <w:rFonts w:ascii="Times New Roman" w:hAnsi="Times New Roman" w:cs="Times New Roman"/>
-          <w:sz w:val="28"/>
-          <w:szCs w:val="28"/>
-        </w:rPr>
-        <w:t xml:space="preserve">Оголосити a (unsigned int), b (double), c (int)</w:t>
-      </w:r>
-      <w:r/>
-    </w:p>
-    <w:p>
-      <w:pPr>
-        <w:pBdr/>
-        <w:spacing/>
-        <w:ind/>
-        <w:rPr/>
-      </w:pPr>
-      <w:r>
-        <w:rPr>
-          <w:rFonts w:ascii="Times New Roman" w:hAnsi="Times New Roman" w:cs="Times New Roman"/>
-          <w:sz w:val="28"/>
-          <w:szCs w:val="28"/>
-        </w:rPr>
-        <w:t xml:space="preserve">    ↓</w:t>
-      </w:r>
-      <w:r/>
-    </w:p>
-    <w:p>
-      <w:pPr>
-        <w:pBdr/>
-        <w:spacing/>
-        <w:ind/>
-        <w:rPr/>
-      </w:pPr>
-      <w:r>
-        <w:rPr>
-          <w:rFonts w:ascii="Times New Roman" w:hAnsi="Times New Roman" w:cs="Times New Roman"/>
-          <w:sz w:val="28"/>
-          <w:szCs w:val="28"/>
-        </w:rPr>
-        <w:t xml:space="preserve">Заповнити структуру data_t (вказівники та коди типів)</w:t>
-      </w:r>
-      <w:r/>
-    </w:p>
-    <w:p>
-      <w:pPr>
-        <w:pBdr/>
-        <w:spacing/>
-        <w:ind/>
-        <w:rPr/>
-      </w:pPr>
-      <w:r>
-        <w:rPr>
-          <w:rFonts w:ascii="Times New Roman" w:hAnsi="Times New Roman" w:cs="Times New Roman"/>
-          <w:sz w:val="28"/>
-          <w:szCs w:val="28"/>
-        </w:rPr>
-        <w:t xml:space="preserve">    ↓</w:t>
-      </w:r>
-      <w:r/>
-    </w:p>
-    <w:p>
-      <w:pPr>
-        <w:pBdr/>
-        <w:spacing/>
-        <w:ind/>
-        <w:rPr/>
-      </w:pPr>
-      <w:r>
-        <w:rPr>
-          <w:rFonts w:ascii="Times New Roman" w:hAnsi="Times New Roman" w:cs="Times New Roman"/>
-          <w:sz w:val="28"/>
-          <w:szCs w:val="28"/>
-        </w:rPr>
-        <w:t xml:space="preserve">Викликати print_data(&amp;data)</w:t>
-      </w:r>
-      <w:r/>
-    </w:p>
-    <w:p>
-      <w:pPr>
-        <w:pBdr/>
-        <w:spacing/>
-        <w:ind/>
-        <w:rPr/>
-      </w:pPr>
-      <w:r>
-        <w:rPr>
-          <w:rFonts w:ascii="Times New Roman" w:hAnsi="Times New Roman" w:cs="Times New Roman"/>
-          <w:sz w:val="28"/>
-          <w:szCs w:val="28"/>
-        </w:rPr>
-        <w:t xml:space="preserve">    ↓</w:t>
-      </w:r>
-      <w:r/>
-    </w:p>
-    <w:p>
-      <w:pPr>
-        <w:pBdr/>
-        <w:spacing/>
-        <w:ind/>
-        <w:rPr/>
-      </w:pPr>
-      <w:r>
-        <w:rPr>
-          <w:rFonts w:ascii="Times New Roman" w:hAnsi="Times New Roman" w:cs="Times New Roman"/>
-          <w:sz w:val="28"/>
-          <w:szCs w:val="28"/>
-        </w:rPr>
-        <w:t xml:space="preserve">Обчислити implicit_result = (a &lt; c ? a : c) * b</w:t>
-      </w:r>
-      <w:r/>
-    </w:p>
-    <w:p>
-      <w:pPr>
-        <w:pBdr/>
-        <w:spacing/>
-        <w:ind/>
-        <w:rPr/>
-      </w:pPr>
-      <w:r>
-        <w:rPr>
-          <w:rFonts w:ascii="Times New Roman" w:hAnsi="Times New Roman" w:cs="Times New Roman"/>
-          <w:sz w:val="28"/>
-          <w:szCs w:val="28"/>
-        </w:rPr>
-        <w:t xml:space="preserve">    ↓</w:t>
-      </w:r>
-      <w:r/>
-    </w:p>
-    <w:p>
-      <w:pPr>
-        <w:pBdr/>
-        <w:spacing/>
-        <w:ind/>
-        <w:rPr/>
-      </w:pPr>
-      <w:r>
-        <w:rPr>
-          <w:rFonts w:ascii="Times New Roman" w:hAnsi="Times New Roman" w:cs="Times New Roman"/>
-          <w:sz w:val="28"/>
-          <w:szCs w:val="28"/>
-        </w:rPr>
-        <w:t xml:space="preserve">Обчислити explicit_result з явним static_cast</w:t>
-      </w:r>
-      <w:r/>
-    </w:p>
-    <w:p>
-      <w:pPr>
-        <w:pBdr/>
-        <w:spacing/>
-        <w:ind/>
-        <w:rPr/>
-      </w:pPr>
-      <w:r>
-        <w:rPr>
-          <w:rFonts w:ascii="Times New Roman" w:hAnsi="Times New Roman" w:cs="Times New Roman"/>
-          <w:sz w:val="28"/>
-          <w:szCs w:val="28"/>
-        </w:rPr>
-        <w:t xml:space="preserve">    ↓</w:t>
-      </w:r>
-      <w:r/>
-    </w:p>
-    <w:p>
-      <w:pPr>
-        <w:pBdr/>
-        <w:spacing/>
-        <w:ind/>
-        <w:rPr/>
-      </w:pPr>
-      <w:r>
-        <w:rPr>
-          <w:rFonts w:ascii="Times New Roman" w:hAnsi="Times New Roman" w:cs="Times New Roman"/>
-          <w:sz w:val="28"/>
-          <w:szCs w:val="28"/>
-        </w:rPr>
-        <w:t xml:space="preserve">Вивести a, b, c та обидва результати</w:t>
-      </w:r>
-      <w:r/>
-    </w:p>
-    <w:p>
-      <w:pPr>
-        <w:pBdr/>
-        <w:spacing/>
-        <w:ind/>
-        <w:rPr/>
-      </w:pPr>
-      <w:r>
-        <w:rPr>
-          <w:rFonts w:ascii="Times New Roman" w:hAnsi="Times New Roman" w:cs="Times New Roman"/>
-          <w:sz w:val="28"/>
-          <w:szCs w:val="28"/>
-        </w:rPr>
-        <w:t xml:space="preserve">    ↓</w:t>
-      </w:r>
-      <w:r/>
-    </w:p>
-    <w:p>
-      <w:pPr>
-        <w:pBdr/>
-        <w:spacing/>
-        <w:ind/>
-        <w:rPr>
-          <w:b w:val="0"/>
-          <w:bCs w:val="0"/>
-        </w:rPr>
-      </w:pPr>
-      <w:r>
-        <w:rPr>
-          <w:rFonts w:ascii="Times New Roman" w:hAnsi="Times New Roman" w:cs="Times New Roman"/>
-          <w:sz w:val="28"/>
-          <w:szCs w:val="28"/>
-        </w:rPr>
-        <w:t xml:space="preserve">[Кінець]</w:t>
       </w:r>
       <w:r>
         <w:rPr>
@@ -1568,44 +1179,35 @@
       <w:r>
         <w:rPr>
           <w:rFonts w:ascii="Times New Roman" w:hAnsi="Times New Roman" w:cs="Times New Roman"/>
-          <w:b w:val="0"/>
-          <w:bCs w:val="0"/>
+          <w:b/>
+          <w:bCs/>
           <w:sz w:val="28"/>
           <w:szCs w:val="28"/>
-        </w:rPr>
-        <w:t xml:space="preserve">—— Файл: hellowold.cpp </w:t>
-      </w:r>
-      <w:r>
-        <w:rPr>
-          <w:b w:val="0"/>
-          <w:bCs w:val="0"/>
-        </w:rPr>
-        <w:t xml:space="preserve">———</w:t>
-      </w:r>
-      <w:r>
-        <w:rPr>
-          <w:b w:val="0"/>
-          <w:bCs w:val="0"/>
+          <w:lang w:val="en-US"/>
         </w:rPr>
       </w:r>
-    </w:p>
-    <w:p>
-      <w:pPr>
-        <w:pBdr/>
-        <w:spacing/>
-        <w:ind/>
-        <w:rPr>
-          <w:b w:val="0"/>
-          <w:bCs w:val="0"/>
-        </w:rPr>
-      </w:pPr>
+      <w:hyperlink r:id="rId14" w:tooltip="https://github.com/Vladyslav3012/C-Lab/blob/main/L_1-3/type_conversion.cpp" w:history="1">
+        <w:r>
+          <w:rPr>
+            <w:rStyle w:val="899"/>
+            <w:rFonts w:ascii="Times New Roman" w:hAnsi="Times New Roman" w:cs="Times New Roman"/>
+            <w:b/>
+            <w:bCs/>
+            <w:sz w:val="28"/>
+            <w:szCs w:val="28"/>
+            <w:lang w:val="en-US"/>
+          </w:rPr>
+          <w:t xml:space="preserve">GitHub</w:t>
+        </w:r>
+      </w:hyperlink>
       <w:r>
         <w:rPr>
           <w:rFonts w:ascii="Times New Roman" w:hAnsi="Times New Roman" w:cs="Times New Roman"/>
-          <w:b w:val="0"/>
-          <w:bCs w:val="0"/>
+          <w:b/>
+          <w:bCs/>
           <w:sz w:val="28"/>
           <w:szCs w:val="28"/>
+          <w:lang w:val="en-US"/>
         </w:rPr>
       </w:r>
       <w:r>
@@ -1620,1946 +1222,8 @@
         <w:pBdr/>
         <w:spacing/>
         <w:ind/>
-        <w:rPr>
-          <w:b w:val="0"/>
-          <w:bCs w:val="0"/>
-        </w:rPr>
-      </w:pPr>
-      <w:r>
-        <w:rPr>
-          <w:rFonts w:ascii="Times New Roman" w:hAnsi="Times New Roman" w:cs="Times New Roman"/>
-          <w:b w:val="0"/>
-          <w:bCs w:val="0"/>
-          <w:sz w:val="28"/>
-          <w:szCs w:val="28"/>
-        </w:rPr>
-        <w:t xml:space="preserve">#include &lt;iostream&gt;</w:t>
-      </w:r>
-      <w:r>
-        <w:rPr>
-          <w:b w:val="0"/>
-          <w:bCs w:val="0"/>
-        </w:rPr>
-      </w:r>
-    </w:p>
-    <w:p>
-      <w:pPr>
-        <w:pBdr/>
-        <w:spacing/>
-        <w:ind/>
-        <w:rPr>
-          <w:b w:val="0"/>
-          <w:bCs w:val="0"/>
-        </w:rPr>
-      </w:pPr>
-      <w:r>
-        <w:rPr>
-          <w:rFonts w:ascii="Times New Roman" w:hAnsi="Times New Roman" w:cs="Times New Roman"/>
-          <w:b w:val="0"/>
-          <w:bCs w:val="0"/>
-          <w:sz w:val="28"/>
-          <w:szCs w:val="28"/>
-        </w:rPr>
-        <w:t xml:space="preserve">#include &lt;vector&gt;</w:t>
-      </w:r>
-      <w:r>
-        <w:rPr>
-          <w:b w:val="0"/>
-          <w:bCs w:val="0"/>
-        </w:rPr>
-      </w:r>
-    </w:p>
-    <w:p>
-      <w:pPr>
-        <w:pBdr/>
-        <w:spacing/>
-        <w:ind/>
-        <w:rPr>
-          <w:b w:val="0"/>
-          <w:bCs w:val="0"/>
-        </w:rPr>
-      </w:pPr>
-      <w:r>
-        <w:rPr>
-          <w:rFonts w:ascii="Times New Roman" w:hAnsi="Times New Roman" w:cs="Times New Roman"/>
-          <w:b w:val="0"/>
-          <w:bCs w:val="0"/>
-          <w:sz w:val="28"/>
-          <w:szCs w:val="28"/>
-        </w:rPr>
-        <w:t xml:space="preserve">#include &lt;string&gt;</w:t>
-      </w:r>
-      <w:r>
-        <w:rPr>
-          <w:b w:val="0"/>
-          <w:bCs w:val="0"/>
-        </w:rPr>
-      </w:r>
-    </w:p>
-    <w:p>
-      <w:pPr>
-        <w:pBdr/>
-        <w:spacing/>
-        <w:ind/>
-        <w:rPr>
-          <w:b w:val="0"/>
-          <w:bCs w:val="0"/>
-        </w:rPr>
-      </w:pPr>
-      <w:r>
-        <w:rPr>
-          <w:rFonts w:ascii="Times New Roman" w:hAnsi="Times New Roman" w:cs="Times New Roman"/>
-          <w:b w:val="0"/>
-          <w:bCs w:val="0"/>
-          <w:sz w:val="28"/>
-          <w:szCs w:val="28"/>
-        </w:rPr>
-      </w:r>
-      <w:r>
-        <w:rPr>
-          <w:b w:val="0"/>
-          <w:bCs w:val="0"/>
-        </w:rPr>
-      </w:r>
-    </w:p>
-    <w:p>
-      <w:pPr>
-        <w:pBdr/>
-        <w:spacing/>
-        <w:ind/>
-        <w:rPr>
-          <w:b w:val="0"/>
-          <w:bCs w:val="0"/>
-        </w:rPr>
-      </w:pPr>
-      <w:r>
-        <w:rPr>
-          <w:rFonts w:ascii="Times New Roman" w:hAnsi="Times New Roman" w:cs="Times New Roman"/>
-          <w:b w:val="0"/>
-          <w:bCs w:val="0"/>
-          <w:sz w:val="28"/>
-          <w:szCs w:val="28"/>
-        </w:rPr>
-        <w:t xml:space="preserve">using namespace std;</w:t>
-      </w:r>
-      <w:r>
-        <w:rPr>
-          <w:b w:val="0"/>
-          <w:bCs w:val="0"/>
-        </w:rPr>
-      </w:r>
-    </w:p>
-    <w:p>
-      <w:pPr>
-        <w:pBdr/>
-        <w:spacing/>
-        <w:ind/>
-        <w:rPr>
-          <w:b w:val="0"/>
-          <w:bCs w:val="0"/>
-        </w:rPr>
-      </w:pPr>
-      <w:r>
-        <w:rPr>
-          <w:rFonts w:ascii="Times New Roman" w:hAnsi="Times New Roman" w:cs="Times New Roman"/>
-          <w:b w:val="0"/>
-          <w:bCs w:val="0"/>
-          <w:sz w:val="28"/>
-          <w:szCs w:val="28"/>
-        </w:rPr>
-      </w:r>
-      <w:r>
-        <w:rPr>
-          <w:b w:val="0"/>
-          <w:bCs w:val="0"/>
-        </w:rPr>
-      </w:r>
-    </w:p>
-    <w:p>
-      <w:pPr>
-        <w:pBdr/>
-        <w:spacing/>
-        <w:ind/>
-        <w:rPr>
-          <w:b w:val="0"/>
-          <w:bCs w:val="0"/>
-        </w:rPr>
-      </w:pPr>
-      <w:r>
-        <w:rPr>
-          <w:rFonts w:ascii="Times New Roman" w:hAnsi="Times New Roman" w:cs="Times New Roman"/>
-          <w:b w:val="0"/>
-          <w:bCs w:val="0"/>
-          <w:sz w:val="28"/>
-          <w:szCs w:val="28"/>
-        </w:rPr>
-        <w:t xml:space="preserve">int main()</w:t>
-      </w:r>
-      <w:r>
-        <w:rPr>
-          <w:b w:val="0"/>
-          <w:bCs w:val="0"/>
-        </w:rPr>
-      </w:r>
-    </w:p>
-    <w:p>
-      <w:pPr>
-        <w:pBdr/>
-        <w:spacing/>
-        <w:ind/>
-        <w:rPr>
-          <w:b w:val="0"/>
-          <w:bCs w:val="0"/>
-        </w:rPr>
-      </w:pPr>
-      <w:r>
-        <w:rPr>
-          <w:rFonts w:ascii="Times New Roman" w:hAnsi="Times New Roman" w:cs="Times New Roman"/>
-          <w:b w:val="0"/>
-          <w:bCs w:val="0"/>
-          <w:sz w:val="28"/>
-          <w:szCs w:val="28"/>
-        </w:rPr>
-        <w:t xml:space="preserve">{</w:t>
-      </w:r>
-      <w:r>
-        <w:rPr>
-          <w:b w:val="0"/>
-          <w:bCs w:val="0"/>
-        </w:rPr>
-      </w:r>
-    </w:p>
-    <w:p>
-      <w:pPr>
-        <w:pBdr/>
-        <w:spacing/>
-        <w:ind/>
-        <w:rPr>
-          <w:b w:val="0"/>
-          <w:bCs w:val="0"/>
-        </w:rPr>
-      </w:pPr>
-      <w:r>
-        <w:rPr>
-          <w:rFonts w:ascii="Times New Roman" w:hAnsi="Times New Roman" w:cs="Times New Roman"/>
-          <w:b w:val="0"/>
-          <w:bCs w:val="0"/>
-          <w:sz w:val="28"/>
-          <w:szCs w:val="28"/>
-        </w:rPr>
-        <w:t xml:space="preserve">    vector&lt;string&gt; msg {"Hello", "C++", "World", "from", "VS Code", "and the C++ extension!"};</w:t>
-      </w:r>
-      <w:r>
-        <w:rPr>
-          <w:b w:val="0"/>
-          <w:bCs w:val="0"/>
-        </w:rPr>
-      </w:r>
-    </w:p>
-    <w:p>
-      <w:pPr>
-        <w:pBdr/>
-        <w:spacing/>
-        <w:ind/>
-        <w:rPr>
-          <w:b w:val="0"/>
-          <w:bCs w:val="0"/>
-        </w:rPr>
-      </w:pPr>
-      <w:r>
-        <w:rPr>
-          <w:rFonts w:ascii="Times New Roman" w:hAnsi="Times New Roman" w:cs="Times New Roman"/>
-          <w:b w:val="0"/>
-          <w:bCs w:val="0"/>
-          <w:sz w:val="28"/>
-          <w:szCs w:val="28"/>
-        </w:rPr>
-        <w:t xml:space="preserve">    </w:t>
-      </w:r>
-      <w:r>
-        <w:rPr>
-          <w:b w:val="0"/>
-          <w:bCs w:val="0"/>
-        </w:rPr>
-      </w:r>
-    </w:p>
-    <w:p>
-      <w:pPr>
-        <w:pBdr/>
-        <w:spacing/>
-        <w:ind/>
-        <w:rPr>
-          <w:b w:val="0"/>
-          <w:bCs w:val="0"/>
-        </w:rPr>
-      </w:pPr>
-      <w:r>
-        <w:rPr>
-          <w:rFonts w:ascii="Times New Roman" w:hAnsi="Times New Roman" w:cs="Times New Roman"/>
-          <w:b w:val="0"/>
-          <w:bCs w:val="0"/>
-          <w:sz w:val="28"/>
-          <w:szCs w:val="28"/>
-        </w:rPr>
-        <w:t xml:space="preserve">    for (const string&amp; word : msg)</w:t>
-      </w:r>
-      <w:r>
-        <w:rPr>
-          <w:b w:val="0"/>
-          <w:bCs w:val="0"/>
-        </w:rPr>
-      </w:r>
-    </w:p>
-    <w:p>
-      <w:pPr>
-        <w:pBdr/>
-        <w:spacing/>
-        <w:ind/>
-        <w:rPr>
-          <w:b w:val="0"/>
-          <w:bCs w:val="0"/>
-        </w:rPr>
-      </w:pPr>
-      <w:r>
-        <w:rPr>
-          <w:rFonts w:ascii="Times New Roman" w:hAnsi="Times New Roman" w:cs="Times New Roman"/>
-          <w:b w:val="0"/>
-          <w:bCs w:val="0"/>
-          <w:sz w:val="28"/>
-          <w:szCs w:val="28"/>
-        </w:rPr>
-        <w:t xml:space="preserve">    {</w:t>
-      </w:r>
-      <w:r>
-        <w:rPr>
-          <w:b w:val="0"/>
-          <w:bCs w:val="0"/>
-        </w:rPr>
-      </w:r>
-    </w:p>
-    <w:p>
-      <w:pPr>
-        <w:pBdr/>
-        <w:spacing/>
-        <w:ind/>
-        <w:rPr>
-          <w:b w:val="0"/>
-          <w:bCs w:val="0"/>
-        </w:rPr>
-      </w:pPr>
-      <w:r>
-        <w:rPr>
-          <w:rFonts w:ascii="Times New Roman" w:hAnsi="Times New Roman" w:cs="Times New Roman"/>
-          <w:b w:val="0"/>
-          <w:bCs w:val="0"/>
-          <w:sz w:val="28"/>
-          <w:szCs w:val="28"/>
-        </w:rPr>
-        <w:t xml:space="preserve">    cout &lt;&lt; word &lt;&lt; " ";</w:t>
-      </w:r>
-      <w:r>
-        <w:rPr>
-          <w:b w:val="0"/>
-          <w:bCs w:val="0"/>
-        </w:rPr>
-      </w:r>
-    </w:p>
-    <w:p>
-      <w:pPr>
-        <w:pBdr/>
-        <w:spacing/>
-        <w:ind/>
-        <w:rPr>
-          <w:b w:val="0"/>
-          <w:bCs w:val="0"/>
-        </w:rPr>
-      </w:pPr>
-      <w:r>
-        <w:rPr>
-          <w:rFonts w:ascii="Times New Roman" w:hAnsi="Times New Roman" w:cs="Times New Roman"/>
-          <w:b w:val="0"/>
-          <w:bCs w:val="0"/>
-          <w:sz w:val="28"/>
-          <w:szCs w:val="28"/>
-        </w:rPr>
-        <w:t xml:space="preserve">    }</w:t>
-      </w:r>
-      <w:r>
-        <w:rPr>
-          <w:b w:val="0"/>
-          <w:bCs w:val="0"/>
-        </w:rPr>
-      </w:r>
-    </w:p>
-    <w:p>
-      <w:pPr>
-        <w:pBdr/>
-        <w:spacing/>
-        <w:ind/>
-        <w:rPr>
-          <w:b w:val="0"/>
-          <w:bCs w:val="0"/>
-        </w:rPr>
-      </w:pPr>
-      <w:r>
-        <w:rPr>
-          <w:rFonts w:ascii="Times New Roman" w:hAnsi="Times New Roman" w:cs="Times New Roman"/>
-          <w:b w:val="0"/>
-          <w:bCs w:val="0"/>
-          <w:sz w:val="28"/>
-          <w:szCs w:val="28"/>
-        </w:rPr>
-        <w:t xml:space="preserve">    cout &lt;&lt; endl;</w:t>
-      </w:r>
-      <w:r>
-        <w:rPr>
-          <w:b w:val="0"/>
-          <w:bCs w:val="0"/>
-        </w:rPr>
-      </w:r>
-    </w:p>
-    <w:p>
-      <w:pPr>
-        <w:pBdr/>
-        <w:spacing/>
-        <w:ind/>
-        <w:rPr>
-          <w:b w:val="0"/>
-          <w:bCs w:val="0"/>
-        </w:rPr>
-      </w:pPr>
-      <w:r>
-        <w:rPr>
-          <w:rFonts w:ascii="Times New Roman" w:hAnsi="Times New Roman" w:cs="Times New Roman"/>
-          <w:b w:val="0"/>
-          <w:bCs w:val="0"/>
-          <w:sz w:val="28"/>
-          <w:szCs w:val="28"/>
-        </w:rPr>
-        <w:t xml:space="preserve">    }</w:t>
-      </w:r>
-      <w:r>
-        <w:rPr>
-          <w:b w:val="0"/>
-          <w:bCs w:val="0"/>
-        </w:rPr>
-      </w:r>
-    </w:p>
-    <w:p>
-      <w:pPr>
-        <w:pBdr/>
-        <w:spacing/>
-        <w:ind/>
-        <w:rPr>
-          <w:b w:val="0"/>
-          <w:bCs w:val="0"/>
-        </w:rPr>
-      </w:pPr>
-      <w:r>
-        <w:rPr>
-          <w:rFonts w:ascii="Times New Roman" w:hAnsi="Times New Roman" w:cs="Times New Roman"/>
-          <w:b w:val="0"/>
-          <w:bCs w:val="0"/>
-          <w:sz w:val="28"/>
-          <w:szCs w:val="28"/>
-        </w:rPr>
-      </w:r>
-      <w:r>
-        <w:rPr>
-          <w:b w:val="0"/>
-          <w:bCs w:val="0"/>
-        </w:rPr>
-      </w:r>
-    </w:p>
-    <w:p>
-      <w:pPr>
-        <w:pBdr/>
-        <w:spacing/>
-        <w:ind/>
-        <w:rPr>
-          <w:b w:val="0"/>
-          <w:bCs w:val="0"/>
-        </w:rPr>
-      </w:pPr>
-      <w:r>
-        <w:rPr>
-          <w:rFonts w:ascii="Times New Roman" w:hAnsi="Times New Roman" w:cs="Times New Roman"/>
-          <w:b w:val="0"/>
-          <w:bCs w:val="0"/>
-          <w:sz w:val="28"/>
-          <w:szCs w:val="28"/>
-        </w:rPr>
-      </w:r>
-      <w:r>
-        <w:rPr>
-          <w:b w:val="0"/>
-          <w:bCs w:val="0"/>
-        </w:rPr>
-      </w:r>
-    </w:p>
-    <w:p>
-      <w:pPr>
-        <w:pBdr/>
-        <w:spacing/>
-        <w:ind/>
-        <w:rPr>
-          <w:b w:val="0"/>
-          <w:bCs w:val="0"/>
-        </w:rPr>
-      </w:pPr>
-      <w:r>
-        <w:rPr>
-          <w:rFonts w:ascii="Times New Roman" w:hAnsi="Times New Roman" w:cs="Times New Roman"/>
-          <w:b w:val="0"/>
-          <w:bCs w:val="0"/>
-          <w:sz w:val="28"/>
-          <w:szCs w:val="28"/>
-        </w:rPr>
-        <w:t xml:space="preserve">----- Файл: type_conversion.cpp -----</w:t>
-      </w:r>
-      <w:r>
-        <w:rPr>
-          <w:b w:val="0"/>
-          <w:bCs w:val="0"/>
-        </w:rPr>
-      </w:r>
-    </w:p>
-    <w:p>
-      <w:pPr>
-        <w:pBdr/>
-        <w:spacing/>
-        <w:ind/>
-        <w:rPr>
-          <w:b w:val="0"/>
-          <w:bCs w:val="0"/>
-        </w:rPr>
-      </w:pPr>
-      <w:r>
-        <w:rPr>
-          <w:rFonts w:ascii="Times New Roman" w:hAnsi="Times New Roman" w:cs="Times New Roman"/>
-          <w:b w:val="0"/>
-          <w:bCs w:val="0"/>
-          <w:sz w:val="28"/>
-          <w:szCs w:val="28"/>
-        </w:rPr>
-      </w:r>
-      <w:r>
-        <w:rPr>
-          <w:b w:val="0"/>
-          <w:bCs w:val="0"/>
-        </w:rPr>
-      </w:r>
-    </w:p>
-    <w:p>
-      <w:pPr>
-        <w:pBdr/>
-        <w:spacing/>
-        <w:ind/>
-        <w:rPr>
-          <w:b w:val="0"/>
-          <w:bCs w:val="0"/>
-        </w:rPr>
-      </w:pPr>
-      <w:r>
-        <w:rPr>
-          <w:rFonts w:ascii="Times New Roman" w:hAnsi="Times New Roman" w:cs="Times New Roman"/>
-          <w:b w:val="0"/>
-          <w:bCs w:val="0"/>
-          <w:sz w:val="28"/>
-          <w:szCs w:val="28"/>
-        </w:rPr>
-        <w:t xml:space="preserve">#include &lt;iostream&gt;</w:t>
-      </w:r>
-      <w:r>
-        <w:rPr>
-          <w:b w:val="0"/>
-          <w:bCs w:val="0"/>
-        </w:rPr>
-      </w:r>
-    </w:p>
-    <w:p>
-      <w:pPr>
-        <w:pBdr/>
-        <w:spacing/>
-        <w:ind/>
-        <w:rPr>
-          <w:b w:val="0"/>
-          <w:bCs w:val="0"/>
-        </w:rPr>
-      </w:pPr>
-      <w:r>
-        <w:rPr>
-          <w:rFonts w:ascii="Times New Roman" w:hAnsi="Times New Roman" w:cs="Times New Roman"/>
-          <w:b w:val="0"/>
-          <w:bCs w:val="0"/>
-          <w:sz w:val="28"/>
-          <w:szCs w:val="28"/>
-        </w:rPr>
-        <w:t xml:space="preserve">#include &lt;iomanip&gt;</w:t>
-      </w:r>
-      <w:r>
-        <w:rPr>
-          <w:b w:val="0"/>
-          <w:bCs w:val="0"/>
-        </w:rPr>
-      </w:r>
-    </w:p>
-    <w:p>
-      <w:pPr>
-        <w:pBdr/>
-        <w:spacing/>
-        <w:ind/>
-        <w:rPr>
-          <w:b w:val="0"/>
-          <w:bCs w:val="0"/>
-        </w:rPr>
-      </w:pPr>
-      <w:r>
-        <w:rPr>
-          <w:rFonts w:ascii="Times New Roman" w:hAnsi="Times New Roman" w:cs="Times New Roman"/>
-          <w:b w:val="0"/>
-          <w:bCs w:val="0"/>
-          <w:sz w:val="28"/>
-          <w:szCs w:val="28"/>
-        </w:rPr>
-      </w:r>
-      <w:r>
-        <w:rPr>
-          <w:b w:val="0"/>
-          <w:bCs w:val="0"/>
-        </w:rPr>
-      </w:r>
-    </w:p>
-    <w:p>
-      <w:pPr>
-        <w:pBdr/>
-        <w:spacing/>
-        <w:ind/>
-        <w:rPr>
-          <w:b w:val="0"/>
-          <w:bCs w:val="0"/>
-        </w:rPr>
-      </w:pPr>
-      <w:r>
-        <w:rPr>
-          <w:rFonts w:ascii="Times New Roman" w:hAnsi="Times New Roman" w:cs="Times New Roman"/>
-          <w:b w:val="0"/>
-          <w:bCs w:val="0"/>
-          <w:sz w:val="28"/>
-          <w:szCs w:val="28"/>
-        </w:rPr>
-        <w:t xml:space="preserve">using namespace std;</w:t>
-      </w:r>
-      <w:r>
-        <w:rPr>
-          <w:b w:val="0"/>
-          <w:bCs w:val="0"/>
-        </w:rPr>
-      </w:r>
-    </w:p>
-    <w:p>
-      <w:pPr>
-        <w:pBdr/>
-        <w:spacing/>
-        <w:ind/>
-        <w:rPr>
-          <w:b w:val="0"/>
-          <w:bCs w:val="0"/>
-        </w:rPr>
-      </w:pPr>
-      <w:r>
-        <w:rPr>
-          <w:rFonts w:ascii="Times New Roman" w:hAnsi="Times New Roman" w:cs="Times New Roman"/>
-          <w:b w:val="0"/>
-          <w:bCs w:val="0"/>
-          <w:sz w:val="28"/>
-          <w:szCs w:val="28"/>
-        </w:rPr>
-      </w:r>
-      <w:r>
-        <w:rPr>
-          <w:b w:val="0"/>
-          <w:bCs w:val="0"/>
-        </w:rPr>
-      </w:r>
-    </w:p>
-    <w:p>
-      <w:pPr>
-        <w:pBdr/>
-        <w:spacing/>
-        <w:ind/>
-        <w:rPr>
-          <w:b w:val="0"/>
-          <w:bCs w:val="0"/>
-        </w:rPr>
-      </w:pPr>
-      <w:r>
-        <w:rPr>
-          <w:rFonts w:ascii="Times New Roman" w:hAnsi="Times New Roman" w:cs="Times New Roman"/>
-          <w:b w:val="0"/>
-          <w:bCs w:val="0"/>
-          <w:sz w:val="28"/>
-          <w:szCs w:val="28"/>
-        </w:rPr>
-        <w:t xml:space="preserve">const int SIZE = 3;</w:t>
-      </w:r>
-      <w:r>
-        <w:rPr>
-          <w:b w:val="0"/>
-          <w:bCs w:val="0"/>
-        </w:rPr>
-      </w:r>
-    </w:p>
-    <w:p>
-      <w:pPr>
-        <w:pBdr/>
-        <w:spacing/>
-        <w:ind/>
-        <w:rPr>
-          <w:b w:val="0"/>
-          <w:bCs w:val="0"/>
-        </w:rPr>
-      </w:pPr>
-      <w:r>
-        <w:rPr>
-          <w:rFonts w:ascii="Times New Roman" w:hAnsi="Times New Roman" w:cs="Times New Roman"/>
-          <w:b w:val="0"/>
-          <w:bCs w:val="0"/>
-          <w:sz w:val="28"/>
-          <w:szCs w:val="28"/>
-        </w:rPr>
-      </w:r>
-      <w:r>
-        <w:rPr>
-          <w:b w:val="0"/>
-          <w:bCs w:val="0"/>
-        </w:rPr>
-      </w:r>
-    </w:p>
-    <w:p>
-      <w:pPr>
-        <w:pBdr/>
-        <w:spacing/>
-        <w:ind/>
-        <w:rPr>
-          <w:b w:val="0"/>
-          <w:bCs w:val="0"/>
-        </w:rPr>
-      </w:pPr>
-      <w:r>
-        <w:rPr>
-          <w:rFonts w:ascii="Times New Roman" w:hAnsi="Times New Roman" w:cs="Times New Roman"/>
-          <w:b w:val="0"/>
-          <w:bCs w:val="0"/>
-          <w:sz w:val="28"/>
-          <w:szCs w:val="28"/>
-        </w:rPr>
-        <w:t xml:space="preserve">struct data_t {</w:t>
-      </w:r>
-      <w:r>
-        <w:rPr>
-          <w:b w:val="0"/>
-          <w:bCs w:val="0"/>
-        </w:rPr>
-      </w:r>
-    </w:p>
-    <w:p>
-      <w:pPr>
-        <w:pBdr/>
-        <w:spacing/>
-        <w:ind/>
-        <w:rPr>
-          <w:b w:val="0"/>
-          <w:bCs w:val="0"/>
-        </w:rPr>
-      </w:pPr>
-      <w:r>
-        <w:rPr>
-          <w:rFonts w:ascii="Times New Roman" w:hAnsi="Times New Roman" w:cs="Times New Roman"/>
-          <w:b w:val="0"/>
-          <w:bCs w:val="0"/>
-          <w:sz w:val="28"/>
-          <w:szCs w:val="28"/>
-        </w:rPr>
-        <w:t xml:space="preserve">    void* values[SIZE];</w:t>
-      </w:r>
-      <w:r>
-        <w:rPr>
-          <w:b w:val="0"/>
-          <w:bCs w:val="0"/>
-        </w:rPr>
-      </w:r>
-    </w:p>
-    <w:p>
-      <w:pPr>
-        <w:pBdr/>
-        <w:spacing/>
-        <w:ind/>
-        <w:rPr>
-          <w:b w:val="0"/>
-          <w:bCs w:val="0"/>
-        </w:rPr>
-      </w:pPr>
-      <w:r>
-        <w:rPr>
-          <w:rFonts w:ascii="Times New Roman" w:hAnsi="Times New Roman" w:cs="Times New Roman"/>
-          <w:b w:val="0"/>
-          <w:bCs w:val="0"/>
-          <w:sz w:val="28"/>
-          <w:szCs w:val="28"/>
-        </w:rPr>
-        <w:t xml:space="preserve">    int types[SIZE];</w:t>
-      </w:r>
-      <w:r>
-        <w:rPr>
-          <w:b w:val="0"/>
-          <w:bCs w:val="0"/>
-        </w:rPr>
-      </w:r>
-    </w:p>
-    <w:p>
-      <w:pPr>
-        <w:pBdr/>
-        <w:spacing/>
-        <w:ind/>
-        <w:rPr>
-          <w:b w:val="0"/>
-          <w:bCs w:val="0"/>
-        </w:rPr>
-      </w:pPr>
-      <w:r>
-        <w:rPr>
-          <w:rFonts w:ascii="Times New Roman" w:hAnsi="Times New Roman" w:cs="Times New Roman"/>
-          <w:b w:val="0"/>
-          <w:bCs w:val="0"/>
-          <w:sz w:val="28"/>
-          <w:szCs w:val="28"/>
-        </w:rPr>
-        <w:t xml:space="preserve">};</w:t>
-      </w:r>
-      <w:r>
-        <w:rPr>
-          <w:b w:val="0"/>
-          <w:bCs w:val="0"/>
-        </w:rPr>
-      </w:r>
-    </w:p>
-    <w:p>
-      <w:pPr>
-        <w:pBdr/>
-        <w:spacing/>
-        <w:ind/>
-        <w:rPr>
-          <w:b w:val="0"/>
-          <w:bCs w:val="0"/>
-        </w:rPr>
-      </w:pPr>
-      <w:r>
-        <w:rPr>
-          <w:rFonts w:ascii="Times New Roman" w:hAnsi="Times New Roman" w:cs="Times New Roman"/>
-          <w:b w:val="0"/>
-          <w:bCs w:val="0"/>
-          <w:sz w:val="28"/>
-          <w:szCs w:val="28"/>
-        </w:rPr>
-      </w:r>
-      <w:r>
-        <w:rPr>
-          <w:b w:val="0"/>
-          <w:bCs w:val="0"/>
-        </w:rPr>
-      </w:r>
-    </w:p>
-    <w:p>
-      <w:pPr>
-        <w:pBdr/>
-        <w:spacing/>
-        <w:ind/>
-        <w:rPr>
-          <w:b w:val="0"/>
-          <w:bCs w:val="0"/>
-        </w:rPr>
-      </w:pPr>
-      <w:r>
-        <w:rPr>
-          <w:rFonts w:ascii="Times New Roman" w:hAnsi="Times New Roman" w:cs="Times New Roman"/>
-          <w:b w:val="0"/>
-          <w:bCs w:val="0"/>
-          <w:sz w:val="28"/>
-          <w:szCs w:val="28"/>
-        </w:rPr>
-        <w:t xml:space="preserve">void print_data(struct data_t* data_ptr)</w:t>
-      </w:r>
-      <w:r>
-        <w:rPr>
-          <w:b w:val="0"/>
-          <w:bCs w:val="0"/>
-        </w:rPr>
-      </w:r>
-    </w:p>
-    <w:p>
-      <w:pPr>
-        <w:pBdr/>
-        <w:spacing/>
-        <w:ind/>
-        <w:rPr>
-          <w:b w:val="0"/>
-          <w:bCs w:val="0"/>
-        </w:rPr>
-      </w:pPr>
-      <w:r>
-        <w:rPr>
-          <w:rFonts w:ascii="Times New Roman" w:hAnsi="Times New Roman" w:cs="Times New Roman"/>
-          <w:b w:val="0"/>
-          <w:bCs w:val="0"/>
-          <w:sz w:val="28"/>
-          <w:szCs w:val="28"/>
-        </w:rPr>
-        <w:t xml:space="preserve">{</w:t>
-      </w:r>
-      <w:r>
-        <w:rPr>
-          <w:b w:val="0"/>
-          <w:bCs w:val="0"/>
-        </w:rPr>
-      </w:r>
-    </w:p>
-    <w:p>
-      <w:pPr>
-        <w:pBdr/>
-        <w:spacing/>
-        <w:ind/>
-        <w:rPr>
-          <w:b w:val="0"/>
-          <w:bCs w:val="0"/>
-        </w:rPr>
-      </w:pPr>
-      <w:r>
-        <w:rPr>
-          <w:rFonts w:ascii="Times New Roman" w:hAnsi="Times New Roman" w:cs="Times New Roman"/>
-          <w:b w:val="0"/>
-          <w:bCs w:val="0"/>
-          <w:sz w:val="28"/>
-          <w:szCs w:val="28"/>
-        </w:rPr>
-        <w:t xml:space="preserve">    for (int i = 0; i &lt; SIZE; i++) {</w:t>
-      </w:r>
-      <w:r>
-        <w:rPr>
-          <w:b w:val="0"/>
-          <w:bCs w:val="0"/>
-        </w:rPr>
-      </w:r>
-    </w:p>
-    <w:p>
-      <w:pPr>
-        <w:pBdr/>
-        <w:spacing/>
-        <w:ind/>
-        <w:rPr>
-          <w:b w:val="0"/>
-          <w:bCs w:val="0"/>
-        </w:rPr>
-      </w:pPr>
-      <w:r>
-        <w:rPr>
-          <w:rFonts w:ascii="Times New Roman" w:hAnsi="Times New Roman" w:cs="Times New Roman"/>
-          <w:b w:val="0"/>
-          <w:bCs w:val="0"/>
-          <w:sz w:val="28"/>
-          <w:szCs w:val="28"/>
-        </w:rPr>
-        <w:t xml:space="preserve">        if (data_ptr-&gt;types[i] == 0)</w:t>
-      </w:r>
-      <w:r>
-        <w:rPr>
-          <w:b w:val="0"/>
-          <w:bCs w:val="0"/>
-        </w:rPr>
-      </w:r>
-    </w:p>
-    <w:p>
-      <w:pPr>
-        <w:pBdr/>
-        <w:spacing/>
-        <w:ind/>
-        <w:rPr>
-          <w:b w:val="0"/>
-          <w:bCs w:val="0"/>
-        </w:rPr>
-      </w:pPr>
-      <w:r>
-        <w:rPr>
-          <w:rFonts w:ascii="Times New Roman" w:hAnsi="Times New Roman" w:cs="Times New Roman"/>
-          <w:b w:val="0"/>
-          <w:bCs w:val="0"/>
-          <w:sz w:val="28"/>
-          <w:szCs w:val="28"/>
-        </w:rPr>
-        <w:t xml:space="preserve">            cout &lt;&lt; "a = " &lt;&lt; *(unsigned int*)data_ptr-&gt;values[i] &lt;&lt; endl;</w:t>
-      </w:r>
-      <w:r>
-        <w:rPr>
-          <w:b w:val="0"/>
-          <w:bCs w:val="0"/>
-        </w:rPr>
-      </w:r>
-    </w:p>
-    <w:p>
-      <w:pPr>
-        <w:pBdr/>
-        <w:spacing/>
-        <w:ind/>
-        <w:rPr>
-          <w:b w:val="0"/>
-          <w:bCs w:val="0"/>
-        </w:rPr>
-      </w:pPr>
-      <w:r>
-        <w:rPr>
-          <w:rFonts w:ascii="Times New Roman" w:hAnsi="Times New Roman" w:cs="Times New Roman"/>
-          <w:b w:val="0"/>
-          <w:bCs w:val="0"/>
-          <w:sz w:val="28"/>
-          <w:szCs w:val="28"/>
-        </w:rPr>
-        <w:t xml:space="preserve">        else if (data_ptr-&gt;types[i] == 1)</w:t>
-      </w:r>
-      <w:r>
-        <w:rPr>
-          <w:b w:val="0"/>
-          <w:bCs w:val="0"/>
-        </w:rPr>
-      </w:r>
-    </w:p>
-    <w:p>
-      <w:pPr>
-        <w:pBdr/>
-        <w:spacing/>
-        <w:ind/>
-        <w:rPr>
-          <w:b w:val="0"/>
-          <w:bCs w:val="0"/>
-        </w:rPr>
-      </w:pPr>
-      <w:r>
-        <w:rPr>
-          <w:rFonts w:ascii="Times New Roman" w:hAnsi="Times New Roman" w:cs="Times New Roman"/>
-          <w:b w:val="0"/>
-          <w:bCs w:val="0"/>
-          <w:sz w:val="28"/>
-          <w:szCs w:val="28"/>
-        </w:rPr>
-        <w:t xml:space="preserve">            cout &lt;&lt; "b = " &lt;&lt; *(double*)data_ptr-&gt;values[i] &lt;&lt; endl;</w:t>
-      </w:r>
-      <w:r>
-        <w:rPr>
-          <w:b w:val="0"/>
-          <w:bCs w:val="0"/>
-        </w:rPr>
-      </w:r>
-    </w:p>
-    <w:p>
-      <w:pPr>
-        <w:pBdr/>
-        <w:spacing/>
-        <w:ind/>
-        <w:rPr>
-          <w:b w:val="0"/>
-          <w:bCs w:val="0"/>
-        </w:rPr>
-      </w:pPr>
-      <w:r>
-        <w:rPr>
-          <w:rFonts w:ascii="Times New Roman" w:hAnsi="Times New Roman" w:cs="Times New Roman"/>
-          <w:b w:val="0"/>
-          <w:bCs w:val="0"/>
-          <w:sz w:val="28"/>
-          <w:szCs w:val="28"/>
-        </w:rPr>
-        <w:t xml:space="preserve">        else if (data_ptr-&gt;types[i] == 2)</w:t>
-      </w:r>
-      <w:r>
-        <w:rPr>
-          <w:b w:val="0"/>
-          <w:bCs w:val="0"/>
-        </w:rPr>
-      </w:r>
-    </w:p>
-    <w:p>
-      <w:pPr>
-        <w:pBdr/>
-        <w:spacing/>
-        <w:ind/>
-        <w:rPr>
-          <w:b w:val="0"/>
-          <w:bCs w:val="0"/>
-        </w:rPr>
-      </w:pPr>
-      <w:r>
-        <w:rPr>
-          <w:rFonts w:ascii="Times New Roman" w:hAnsi="Times New Roman" w:cs="Times New Roman"/>
-          <w:b w:val="0"/>
-          <w:bCs w:val="0"/>
-          <w:sz w:val="28"/>
-          <w:szCs w:val="28"/>
-        </w:rPr>
-        <w:t xml:space="preserve">            cout &lt;&lt; "c = " &lt;&lt; *(int*)data_ptr-&gt;values[i] &lt;&lt; endl;</w:t>
-      </w:r>
-      <w:r>
-        <w:rPr>
-          <w:b w:val="0"/>
-          <w:bCs w:val="0"/>
-        </w:rPr>
-      </w:r>
-    </w:p>
-    <w:p>
-      <w:pPr>
-        <w:pBdr/>
-        <w:spacing/>
-        <w:ind/>
-        <w:rPr>
-          <w:b w:val="0"/>
-          <w:bCs w:val="0"/>
-        </w:rPr>
-      </w:pPr>
-      <w:r>
-        <w:rPr>
-          <w:rFonts w:ascii="Times New Roman" w:hAnsi="Times New Roman" w:cs="Times New Roman"/>
-          <w:b w:val="0"/>
-          <w:bCs w:val="0"/>
-          <w:sz w:val="28"/>
-          <w:szCs w:val="28"/>
-        </w:rPr>
-        <w:t xml:space="preserve">    }</w:t>
-      </w:r>
-      <w:r>
-        <w:rPr>
-          <w:b w:val="0"/>
-          <w:bCs w:val="0"/>
-        </w:rPr>
-      </w:r>
-    </w:p>
-    <w:p>
-      <w:pPr>
-        <w:pBdr/>
-        <w:spacing/>
-        <w:ind/>
-        <w:rPr>
-          <w:b w:val="0"/>
-          <w:bCs w:val="0"/>
-        </w:rPr>
-      </w:pPr>
-      <w:r>
-        <w:rPr>
-          <w:rFonts w:ascii="Times New Roman" w:hAnsi="Times New Roman" w:cs="Times New Roman"/>
-          <w:b w:val="0"/>
-          <w:bCs w:val="0"/>
-          <w:sz w:val="28"/>
-          <w:szCs w:val="28"/>
-        </w:rPr>
-        <w:t xml:space="preserve">}</w:t>
-      </w:r>
-      <w:r>
-        <w:rPr>
-          <w:b w:val="0"/>
-          <w:bCs w:val="0"/>
-        </w:rPr>
-      </w:r>
-    </w:p>
-    <w:p>
-      <w:pPr>
-        <w:pBdr/>
-        <w:spacing/>
-        <w:ind/>
-        <w:rPr>
-          <w:b w:val="0"/>
-          <w:bCs w:val="0"/>
-        </w:rPr>
-      </w:pPr>
-      <w:r>
-        <w:rPr>
-          <w:rFonts w:ascii="Times New Roman" w:hAnsi="Times New Roman" w:cs="Times New Roman"/>
-          <w:b w:val="0"/>
-          <w:bCs w:val="0"/>
-          <w:sz w:val="28"/>
-          <w:szCs w:val="28"/>
-        </w:rPr>
-      </w:r>
-      <w:r>
-        <w:rPr>
-          <w:b w:val="0"/>
-          <w:bCs w:val="0"/>
-        </w:rPr>
-      </w:r>
-    </w:p>
-    <w:p>
-      <w:pPr>
-        <w:pBdr/>
-        <w:spacing/>
-        <w:ind/>
-        <w:rPr>
-          <w:b w:val="0"/>
-          <w:bCs w:val="0"/>
-        </w:rPr>
-      </w:pPr>
-      <w:r>
-        <w:rPr>
-          <w:rFonts w:ascii="Times New Roman" w:hAnsi="Times New Roman" w:cs="Times New Roman"/>
-          <w:b w:val="0"/>
-          <w:bCs w:val="0"/>
-          <w:sz w:val="28"/>
-          <w:szCs w:val="28"/>
-        </w:rPr>
-        <w:t xml:space="preserve">int main()</w:t>
-      </w:r>
-      <w:r>
-        <w:rPr>
-          <w:b w:val="0"/>
-          <w:bCs w:val="0"/>
-        </w:rPr>
-      </w:r>
-    </w:p>
-    <w:p>
-      <w:pPr>
-        <w:pBdr/>
-        <w:spacing/>
-        <w:ind/>
-        <w:rPr>
-          <w:b w:val="0"/>
-          <w:bCs w:val="0"/>
-        </w:rPr>
-      </w:pPr>
-      <w:r>
-        <w:rPr>
-          <w:rFonts w:ascii="Times New Roman" w:hAnsi="Times New Roman" w:cs="Times New Roman"/>
-          <w:b w:val="0"/>
-          <w:bCs w:val="0"/>
-          <w:sz w:val="28"/>
-          <w:szCs w:val="28"/>
-        </w:rPr>
-        <w:t xml:space="preserve">{</w:t>
-      </w:r>
-      <w:r>
-        <w:rPr>
-          <w:b w:val="0"/>
-          <w:bCs w:val="0"/>
-        </w:rPr>
-      </w:r>
-    </w:p>
-    <w:p>
-      <w:pPr>
-        <w:pBdr/>
-        <w:spacing/>
-        <w:ind/>
-        <w:rPr>
-          <w:b w:val="0"/>
-          <w:bCs w:val="0"/>
-        </w:rPr>
-      </w:pPr>
-      <w:r>
-        <w:rPr>
-          <w:rFonts w:ascii="Times New Roman" w:hAnsi="Times New Roman" w:cs="Times New Roman"/>
-          <w:b w:val="0"/>
-          <w:bCs w:val="0"/>
-          <w:sz w:val="28"/>
-          <w:szCs w:val="28"/>
-        </w:rPr>
-        <w:t xml:space="preserve">    unsigned int a = 1;</w:t>
-      </w:r>
-      <w:r>
-        <w:rPr>
-          <w:b w:val="0"/>
-          <w:bCs w:val="0"/>
-        </w:rPr>
-      </w:r>
-    </w:p>
-    <w:p>
-      <w:pPr>
-        <w:pBdr/>
-        <w:spacing/>
-        <w:ind/>
-        <w:rPr>
-          <w:b w:val="0"/>
-          <w:bCs w:val="0"/>
-        </w:rPr>
-      </w:pPr>
-      <w:r>
-        <w:rPr>
-          <w:rFonts w:ascii="Times New Roman" w:hAnsi="Times New Roman" w:cs="Times New Roman"/>
-          <w:b w:val="0"/>
-          <w:bCs w:val="0"/>
-          <w:sz w:val="28"/>
-          <w:szCs w:val="28"/>
-        </w:rPr>
-        <w:t xml:space="preserve">    double b = 3.6;</w:t>
-      </w:r>
-      <w:r>
-        <w:rPr>
-          <w:b w:val="0"/>
-          <w:bCs w:val="0"/>
-        </w:rPr>
-      </w:r>
-    </w:p>
-    <w:p>
-      <w:pPr>
-        <w:pBdr/>
-        <w:spacing/>
-        <w:ind/>
-        <w:rPr>
-          <w:b w:val="0"/>
-          <w:bCs w:val="0"/>
-        </w:rPr>
-      </w:pPr>
-      <w:r>
-        <w:rPr>
-          <w:rFonts w:ascii="Times New Roman" w:hAnsi="Times New Roman" w:cs="Times New Roman"/>
-          <w:b w:val="0"/>
-          <w:bCs w:val="0"/>
-          <w:sz w:val="28"/>
-          <w:szCs w:val="28"/>
-        </w:rPr>
-        <w:t xml:space="preserve">    int c = -1;</w:t>
-      </w:r>
-      <w:r>
-        <w:rPr>
-          <w:b w:val="0"/>
-          <w:bCs w:val="0"/>
-        </w:rPr>
-      </w:r>
-    </w:p>
-    <w:p>
-      <w:pPr>
-        <w:pBdr/>
-        <w:spacing/>
-        <w:ind/>
-        <w:rPr>
-          <w:b w:val="0"/>
-          <w:bCs w:val="0"/>
-        </w:rPr>
-      </w:pPr>
-      <w:r>
-        <w:rPr>
-          <w:rFonts w:ascii="Times New Roman" w:hAnsi="Times New Roman" w:cs="Times New Roman"/>
-          <w:b w:val="0"/>
-          <w:bCs w:val="0"/>
-          <w:sz w:val="28"/>
-          <w:szCs w:val="28"/>
-        </w:rPr>
-      </w:r>
-      <w:r>
-        <w:rPr>
-          <w:b w:val="0"/>
-          <w:bCs w:val="0"/>
-        </w:rPr>
-      </w:r>
-    </w:p>
-    <w:p>
-      <w:pPr>
-        <w:pBdr/>
-        <w:spacing/>
-        <w:ind/>
-        <w:rPr>
-          <w:b w:val="0"/>
-          <w:bCs w:val="0"/>
-        </w:rPr>
-      </w:pPr>
-      <w:r>
-        <w:rPr>
-          <w:rFonts w:ascii="Times New Roman" w:hAnsi="Times New Roman" w:cs="Times New Roman"/>
-          <w:b w:val="0"/>
-          <w:bCs w:val="0"/>
-          <w:sz w:val="28"/>
-          <w:szCs w:val="28"/>
-        </w:rPr>
-        <w:t xml:space="preserve">    // 0 - unsigned int, 1 - double, 2 - int</w:t>
-      </w:r>
-      <w:r>
-        <w:rPr>
-          <w:b w:val="0"/>
-          <w:bCs w:val="0"/>
-        </w:rPr>
-      </w:r>
-    </w:p>
-    <w:p>
-      <w:pPr>
-        <w:pBdr/>
-        <w:spacing/>
-        <w:ind/>
-        <w:rPr>
-          <w:b w:val="0"/>
-          <w:bCs w:val="0"/>
-        </w:rPr>
-      </w:pPr>
-      <w:r>
-        <w:rPr>
-          <w:rFonts w:ascii="Times New Roman" w:hAnsi="Times New Roman" w:cs="Times New Roman"/>
-          <w:b w:val="0"/>
-          <w:bCs w:val="0"/>
-          <w:sz w:val="28"/>
-          <w:szCs w:val="28"/>
-        </w:rPr>
-        <w:t xml:space="preserve">    data_t data;</w:t>
-      </w:r>
-      <w:r>
-        <w:rPr>
-          <w:b w:val="0"/>
-          <w:bCs w:val="0"/>
-        </w:rPr>
-      </w:r>
-    </w:p>
-    <w:p>
-      <w:pPr>
-        <w:pBdr/>
-        <w:spacing/>
-        <w:ind/>
-        <w:rPr>
-          <w:b w:val="0"/>
-          <w:bCs w:val="0"/>
-        </w:rPr>
-      </w:pPr>
-      <w:r>
-        <w:rPr>
-          <w:rFonts w:ascii="Times New Roman" w:hAnsi="Times New Roman" w:cs="Times New Roman"/>
-          <w:b w:val="0"/>
-          <w:bCs w:val="0"/>
-          <w:sz w:val="28"/>
-          <w:szCs w:val="28"/>
-        </w:rPr>
-        <w:t xml:space="preserve">    data.values[0] = &amp;a;</w:t>
-      </w:r>
-      <w:r>
-        <w:rPr>
-          <w:b w:val="0"/>
-          <w:bCs w:val="0"/>
-        </w:rPr>
-      </w:r>
-    </w:p>
-    <w:p>
-      <w:pPr>
-        <w:pBdr/>
-        <w:spacing/>
-        <w:ind/>
-        <w:rPr>
-          <w:b w:val="0"/>
-          <w:bCs w:val="0"/>
-        </w:rPr>
-      </w:pPr>
-      <w:r>
-        <w:rPr>
-          <w:rFonts w:ascii="Times New Roman" w:hAnsi="Times New Roman" w:cs="Times New Roman"/>
-          <w:b w:val="0"/>
-          <w:bCs w:val="0"/>
-          <w:sz w:val="28"/>
-          <w:szCs w:val="28"/>
-        </w:rPr>
-        <w:t xml:space="preserve">    data.values[1] = &amp;b;</w:t>
-      </w:r>
-      <w:r>
-        <w:rPr>
-          <w:b w:val="0"/>
-          <w:bCs w:val="0"/>
-        </w:rPr>
-      </w:r>
-    </w:p>
-    <w:p>
-      <w:pPr>
-        <w:pBdr/>
-        <w:spacing/>
-        <w:ind/>
-        <w:rPr>
-          <w:b w:val="0"/>
-          <w:bCs w:val="0"/>
-        </w:rPr>
-      </w:pPr>
-      <w:r>
-        <w:rPr>
-          <w:rFonts w:ascii="Times New Roman" w:hAnsi="Times New Roman" w:cs="Times New Roman"/>
-          <w:b w:val="0"/>
-          <w:bCs w:val="0"/>
-          <w:sz w:val="28"/>
-          <w:szCs w:val="28"/>
-        </w:rPr>
-        <w:t xml:space="preserve">    data.values[2] = &amp;c;</w:t>
-      </w:r>
-      <w:r>
-        <w:rPr>
-          <w:b w:val="0"/>
-          <w:bCs w:val="0"/>
-        </w:rPr>
-      </w:r>
-    </w:p>
-    <w:p>
-      <w:pPr>
-        <w:pBdr/>
-        <w:spacing/>
-        <w:ind/>
-        <w:rPr>
-          <w:b w:val="0"/>
-          <w:bCs w:val="0"/>
-        </w:rPr>
-      </w:pPr>
-      <w:r>
-        <w:rPr>
-          <w:rFonts w:ascii="Times New Roman" w:hAnsi="Times New Roman" w:cs="Times New Roman"/>
-          <w:b w:val="0"/>
-          <w:bCs w:val="0"/>
-          <w:sz w:val="28"/>
-          <w:szCs w:val="28"/>
-        </w:rPr>
-        <w:t xml:space="preserve">    data.types[0] = 0;</w:t>
-      </w:r>
-      <w:r>
-        <w:rPr>
-          <w:b w:val="0"/>
-          <w:bCs w:val="0"/>
-        </w:rPr>
-      </w:r>
-    </w:p>
-    <w:p>
-      <w:pPr>
-        <w:pBdr/>
-        <w:spacing/>
-        <w:ind/>
-        <w:rPr>
-          <w:b w:val="0"/>
-          <w:bCs w:val="0"/>
-        </w:rPr>
-      </w:pPr>
-      <w:r>
-        <w:rPr>
-          <w:rFonts w:ascii="Times New Roman" w:hAnsi="Times New Roman" w:cs="Times New Roman"/>
-          <w:b w:val="0"/>
-          <w:bCs w:val="0"/>
-          <w:sz w:val="28"/>
-          <w:szCs w:val="28"/>
-        </w:rPr>
-        <w:t xml:space="preserve">    data.types[1] = 1;</w:t>
-      </w:r>
-      <w:r>
-        <w:rPr>
-          <w:b w:val="0"/>
-          <w:bCs w:val="0"/>
-        </w:rPr>
-      </w:r>
-    </w:p>
-    <w:p>
-      <w:pPr>
-        <w:pBdr/>
-        <w:spacing/>
-        <w:ind/>
-        <w:rPr>
-          <w:b w:val="0"/>
-          <w:bCs w:val="0"/>
-        </w:rPr>
-      </w:pPr>
-      <w:r>
-        <w:rPr>
-          <w:rFonts w:ascii="Times New Roman" w:hAnsi="Times New Roman" w:cs="Times New Roman"/>
-          <w:b w:val="0"/>
-          <w:bCs w:val="0"/>
-          <w:sz w:val="28"/>
-          <w:szCs w:val="28"/>
-        </w:rPr>
-        <w:t xml:space="preserve">    data.types[2] = 2;</w:t>
-      </w:r>
-      <w:r>
-        <w:rPr>
-          <w:b w:val="0"/>
-          <w:bCs w:val="0"/>
-        </w:rPr>
-      </w:r>
-    </w:p>
-    <w:p>
-      <w:pPr>
-        <w:pBdr/>
-        <w:spacing/>
-        <w:ind/>
-        <w:rPr>
-          <w:b w:val="0"/>
-          <w:bCs w:val="0"/>
-        </w:rPr>
-      </w:pPr>
-      <w:r>
-        <w:rPr>
-          <w:rFonts w:ascii="Times New Roman" w:hAnsi="Times New Roman" w:cs="Times New Roman"/>
-          <w:b w:val="0"/>
-          <w:bCs w:val="0"/>
-          <w:sz w:val="28"/>
-          <w:szCs w:val="28"/>
-        </w:rPr>
-      </w:r>
-      <w:r>
-        <w:rPr>
-          <w:b w:val="0"/>
-          <w:bCs w:val="0"/>
-        </w:rPr>
-      </w:r>
-    </w:p>
-    <w:p>
-      <w:pPr>
-        <w:pBdr/>
-        <w:spacing/>
-        <w:ind/>
-        <w:rPr>
-          <w:b w:val="0"/>
-          <w:bCs w:val="0"/>
-        </w:rPr>
-      </w:pPr>
-      <w:r>
-        <w:rPr>
-          <w:rFonts w:ascii="Times New Roman" w:hAnsi="Times New Roman" w:cs="Times New Roman"/>
-          <w:b w:val="0"/>
-          <w:bCs w:val="0"/>
-          <w:sz w:val="28"/>
-          <w:szCs w:val="28"/>
-        </w:rPr>
-        <w:t xml:space="preserve">    print_data(&amp;data);</w:t>
-      </w:r>
-      <w:r>
-        <w:rPr>
-          <w:b w:val="0"/>
-          <w:bCs w:val="0"/>
-        </w:rPr>
-      </w:r>
-    </w:p>
-    <w:p>
-      <w:pPr>
-        <w:pBdr/>
-        <w:spacing/>
-        <w:ind/>
-        <w:rPr>
-          <w:b w:val="0"/>
-          <w:bCs w:val="0"/>
-        </w:rPr>
-      </w:pPr>
-      <w:r>
-        <w:rPr>
-          <w:rFonts w:ascii="Times New Roman" w:hAnsi="Times New Roman" w:cs="Times New Roman"/>
-          <w:b w:val="0"/>
-          <w:bCs w:val="0"/>
-          <w:sz w:val="28"/>
-          <w:szCs w:val="28"/>
-        </w:rPr>
-      </w:r>
-      <w:r>
-        <w:rPr>
-          <w:b w:val="0"/>
-          <w:bCs w:val="0"/>
-        </w:rPr>
-      </w:r>
-    </w:p>
-    <w:p>
-      <w:pPr>
-        <w:pBdr/>
-        <w:spacing/>
-        <w:ind/>
-        <w:rPr>
-          <w:b w:val="0"/>
-          <w:bCs w:val="0"/>
-        </w:rPr>
-      </w:pPr>
-      <w:r>
-        <w:rPr>
-          <w:rFonts w:ascii="Times New Roman" w:hAnsi="Times New Roman" w:cs="Times New Roman"/>
-          <w:b w:val="0"/>
-          <w:bCs w:val="0"/>
-          <w:sz w:val="28"/>
-          <w:szCs w:val="28"/>
-        </w:rPr>
-        <w:t xml:space="preserve">    // (a &lt; c ? a : c) * b</w:t>
-      </w:r>
-      <w:r>
-        <w:rPr>
-          <w:b w:val="0"/>
-          <w:bCs w:val="0"/>
-        </w:rPr>
-      </w:r>
-    </w:p>
-    <w:p>
-      <w:pPr>
-        <w:pBdr/>
-        <w:spacing/>
-        <w:ind/>
-        <w:rPr>
-          <w:b w:val="0"/>
-          <w:bCs w:val="0"/>
-        </w:rPr>
-      </w:pPr>
-      <w:r>
-        <w:rPr>
-          <w:rFonts w:ascii="Times New Roman" w:hAnsi="Times New Roman" w:cs="Times New Roman"/>
-          <w:b w:val="0"/>
-          <w:bCs w:val="0"/>
-          <w:sz w:val="28"/>
-          <w:szCs w:val="28"/>
-        </w:rPr>
-        <w:t xml:space="preserve">    double implicit_result = (a &lt; c ? a : c) * b;</w:t>
-      </w:r>
-      <w:r>
-        <w:rPr>
-          <w:b w:val="0"/>
-          <w:bCs w:val="0"/>
-        </w:rPr>
-      </w:r>
-    </w:p>
-    <w:p>
-      <w:pPr>
-        <w:pBdr/>
-        <w:spacing/>
-        <w:ind/>
-        <w:rPr>
-          <w:b w:val="0"/>
-          <w:bCs w:val="0"/>
-        </w:rPr>
-      </w:pPr>
-      <w:r>
-        <w:rPr>
-          <w:rFonts w:ascii="Times New Roman" w:hAnsi="Times New Roman" w:cs="Times New Roman"/>
-          <w:b w:val="0"/>
-          <w:bCs w:val="0"/>
-          <w:sz w:val="28"/>
-          <w:szCs w:val="28"/>
-        </w:rPr>
-      </w:r>
-      <w:r>
-        <w:rPr>
-          <w:b w:val="0"/>
-          <w:bCs w:val="0"/>
-        </w:rPr>
-      </w:r>
-    </w:p>
-    <w:p>
-      <w:pPr>
-        <w:pBdr/>
-        <w:spacing/>
-        <w:ind/>
-        <w:rPr>
-          <w:b w:val="0"/>
-          <w:bCs w:val="0"/>
-        </w:rPr>
-      </w:pPr>
-      <w:r>
-        <w:rPr>
-          <w:rFonts w:ascii="Times New Roman" w:hAnsi="Times New Roman" w:cs="Times New Roman"/>
-          <w:b w:val="0"/>
-          <w:bCs w:val="0"/>
-          <w:sz w:val="28"/>
-          <w:szCs w:val="28"/>
-        </w:rPr>
-        <w:t xml:space="preserve">    double explicit_result =</w:t>
-      </w:r>
-      <w:r>
-        <w:rPr>
-          <w:b w:val="0"/>
-          <w:bCs w:val="0"/>
-        </w:rPr>
-      </w:r>
-    </w:p>
-    <w:p>
-      <w:pPr>
-        <w:pBdr/>
-        <w:spacing/>
-        <w:ind/>
-        <w:rPr>
-          <w:b w:val="0"/>
-          <w:bCs w:val="0"/>
-        </w:rPr>
-      </w:pPr>
-      <w:r>
-        <w:rPr>
-          <w:rFonts w:ascii="Times New Roman" w:hAnsi="Times New Roman" w:cs="Times New Roman"/>
-          <w:b w:val="0"/>
-          <w:bCs w:val="0"/>
-          <w:sz w:val="28"/>
-          <w:szCs w:val="28"/>
-        </w:rPr>
-        <w:t xml:space="preserve">        (static_cast&lt;int&gt;(a) &lt; c ? static_cast&lt;double&gt;(a) : static_cast&lt;double&gt;(c)) * b;</w:t>
-      </w:r>
-      <w:r>
-        <w:rPr>
-          <w:b w:val="0"/>
-          <w:bCs w:val="0"/>
-        </w:rPr>
-      </w:r>
-    </w:p>
-    <w:p>
-      <w:pPr>
-        <w:pBdr/>
-        <w:spacing/>
-        <w:ind/>
-        <w:rPr>
-          <w:b w:val="0"/>
-          <w:bCs w:val="0"/>
-        </w:rPr>
-      </w:pPr>
-      <w:r>
-        <w:rPr>
-          <w:rFonts w:ascii="Times New Roman" w:hAnsi="Times New Roman" w:cs="Times New Roman"/>
-          <w:b w:val="0"/>
-          <w:bCs w:val="0"/>
-          <w:sz w:val="28"/>
-          <w:szCs w:val="28"/>
-        </w:rPr>
-      </w:r>
-      <w:r>
-        <w:rPr>
-          <w:b w:val="0"/>
-          <w:bCs w:val="0"/>
-        </w:rPr>
-      </w:r>
-    </w:p>
-    <w:p>
-      <w:pPr>
-        <w:pBdr/>
-        <w:spacing/>
-        <w:ind/>
-        <w:rPr>
-          <w:b w:val="0"/>
-          <w:bCs w:val="0"/>
-        </w:rPr>
-      </w:pPr>
-      <w:r>
-        <w:rPr>
-          <w:rFonts w:ascii="Times New Roman" w:hAnsi="Times New Roman" w:cs="Times New Roman"/>
-          <w:b w:val="0"/>
-          <w:bCs w:val="0"/>
-          <w:sz w:val="28"/>
-          <w:szCs w:val="28"/>
-        </w:rPr>
-        <w:t xml:space="preserve">    cout &lt;&lt; fixed &lt;&lt; setprecision(3);</w:t>
-      </w:r>
-      <w:r>
-        <w:rPr>
-          <w:b w:val="0"/>
-          <w:bCs w:val="0"/>
-        </w:rPr>
-      </w:r>
-    </w:p>
-    <w:p>
-      <w:pPr>
-        <w:pBdr/>
-        <w:spacing/>
-        <w:ind/>
-        <w:rPr>
-          <w:b w:val="0"/>
-          <w:bCs w:val="0"/>
-        </w:rPr>
-      </w:pPr>
-      <w:r>
-        <w:rPr>
-          <w:rFonts w:ascii="Times New Roman" w:hAnsi="Times New Roman" w:cs="Times New Roman"/>
-          <w:b w:val="0"/>
-          <w:bCs w:val="0"/>
-          <w:sz w:val="28"/>
-          <w:szCs w:val="28"/>
-        </w:rPr>
-        <w:t xml:space="preserve">    cout &lt;&lt; "implicit_result = " &lt;&lt; implicit_result &lt;&lt; endl;</w:t>
-      </w:r>
-      <w:r>
-        <w:rPr>
-          <w:b w:val="0"/>
-          <w:bCs w:val="0"/>
-        </w:rPr>
-      </w:r>
-    </w:p>
-    <w:p>
-      <w:pPr>
-        <w:pBdr/>
-        <w:spacing/>
-        <w:ind/>
-        <w:rPr>
-          <w:b w:val="0"/>
-          <w:bCs w:val="0"/>
-        </w:rPr>
-      </w:pPr>
-      <w:r>
-        <w:rPr>
-          <w:rFonts w:ascii="Times New Roman" w:hAnsi="Times New Roman" w:cs="Times New Roman"/>
-          <w:b w:val="0"/>
-          <w:bCs w:val="0"/>
-          <w:sz w:val="28"/>
-          <w:szCs w:val="28"/>
-        </w:rPr>
-        <w:t xml:space="preserve">    cout &lt;&lt; "explicit_result = " &lt;&lt; explicit_result &lt;&lt; endl;</w:t>
-      </w:r>
-      <w:r>
-        <w:rPr>
-          <w:b w:val="0"/>
-          <w:bCs w:val="0"/>
-        </w:rPr>
-      </w:r>
-    </w:p>
-    <w:p>
-      <w:pPr>
-        <w:pBdr/>
-        <w:spacing/>
-        <w:ind/>
-        <w:rPr>
-          <w:b w:val="0"/>
-          <w:bCs w:val="0"/>
-        </w:rPr>
-      </w:pPr>
-      <w:r>
-        <w:rPr>
-          <w:rFonts w:ascii="Times New Roman" w:hAnsi="Times New Roman" w:cs="Times New Roman"/>
-          <w:b w:val="0"/>
-          <w:bCs w:val="0"/>
-          <w:sz w:val="28"/>
-          <w:szCs w:val="28"/>
-        </w:rPr>
-      </w:r>
-      <w:r>
-        <w:rPr>
-          <w:b w:val="0"/>
-          <w:bCs w:val="0"/>
-        </w:rPr>
-      </w:r>
-    </w:p>
-    <w:p>
-      <w:pPr>
-        <w:pBdr/>
-        <w:spacing/>
-        <w:ind/>
-        <w:rPr>
-          <w:b w:val="0"/>
-          <w:bCs w:val="0"/>
-        </w:rPr>
-      </w:pPr>
-      <w:r>
-        <w:rPr>
-          <w:rFonts w:ascii="Times New Roman" w:hAnsi="Times New Roman" w:cs="Times New Roman"/>
-          <w:b w:val="0"/>
-          <w:bCs w:val="0"/>
-          <w:sz w:val="28"/>
-          <w:szCs w:val="28"/>
-        </w:rPr>
-        <w:t xml:space="preserve">    return 0;</w:t>
-      </w:r>
-      <w:r>
-        <w:rPr>
-          <w:b w:val="0"/>
-          <w:bCs w:val="0"/>
-        </w:rPr>
-      </w:r>
-    </w:p>
-    <w:p>
-      <w:pPr>
-        <w:pBdr/>
-        <w:spacing/>
-        <w:ind/>
         <w:rPr/>
       </w:pPr>
-      <w:r>
-        <w:rPr>
-          <w:rFonts w:ascii="Times New Roman" w:hAnsi="Times New Roman" w:cs="Times New Roman"/>
-          <w:b w:val="0"/>
-          <w:bCs w:val="0"/>
-          <w:sz w:val="28"/>
-          <w:szCs w:val="28"/>
-        </w:rPr>
-        <w:t xml:space="preserve">}</w:t>
-      </w:r>
       <w:r>
         <w:rPr>
           <w:rFonts w:ascii="Times New Roman" w:hAnsi="Times New Roman" w:cs="Times New Roman"/>
@@ -3592,15 +1256,6 @@
           <w:szCs w:val="28"/>
         </w:rPr>
       </w:r>
-      <w:r>
-        <w:rPr>
-          <w:rFonts w:ascii="Times New Roman" w:hAnsi="Times New Roman" w:cs="Times New Roman"/>
-          <w:b w:val="0"/>
-          <w:bCs w:val="0"/>
-          <w:sz w:val="28"/>
-          <w:szCs w:val="28"/>
-        </w:rPr>
-      </w:r>
       <w:r/>
     </w:p>
     <w:p>
@@ -3665,782 +1320,80 @@
         <w:pBdr/>
         <w:spacing/>
         <w:ind/>
-        <w:rPr/>
-      </w:pPr>
-      <w:r>
-        <w:rPr>
-          <w:rFonts w:ascii="Times New Roman" w:hAnsi="Times New Roman" w:cs="Times New Roman"/>
-          <w:b w:val="0"/>
-          <w:bCs w:val="0"/>
-          <w:sz w:val="28"/>
-          <w:szCs w:val="28"/>
-        </w:rPr>
-      </w:r>
-      <w:r/>
-    </w:p>
-    <w:p>
-      <w:pPr>
-        <w:pBdr/>
-        <w:spacing/>
-        <w:ind/>
-        <w:rPr/>
-      </w:pPr>
-      <w:r>
-        <w:rPr>
-          <w:rFonts w:ascii="Times New Roman" w:hAnsi="Times New Roman" w:cs="Times New Roman"/>
-          <w:b w:val="0"/>
-          <w:bCs w:val="0"/>
-          <w:sz w:val="28"/>
-          <w:szCs w:val="28"/>
-        </w:rPr>
-        <w:t xml:space="preserve">----- Тест 1. hellowold.cpp -----</w:t>
-      </w:r>
-      <w:r/>
-    </w:p>
-    <w:p>
-      <w:pPr>
-        <w:pBdr/>
-        <w:spacing/>
-        <w:ind/>
-        <w:rPr/>
-      </w:pPr>
-      <w:r>
-        <w:rPr>
-          <w:rFonts w:ascii="Times New Roman" w:hAnsi="Times New Roman" w:cs="Times New Roman"/>
-          <w:b w:val="0"/>
-          <w:bCs w:val="0"/>
-          <w:sz w:val="28"/>
-          <w:szCs w:val="28"/>
-        </w:rPr>
-        <w:t xml:space="preserve">Вхідні дані: фіксований vector рядків у коді.</w:t>
-      </w:r>
-      <w:r/>
-    </w:p>
-    <w:p>
-      <w:pPr>
-        <w:pBdr/>
-        <w:spacing/>
-        <w:ind/>
-        <w:rPr/>
-      </w:pPr>
-      <w:r>
-        <w:rPr>
-          <w:rFonts w:ascii="Times New Roman" w:hAnsi="Times New Roman" w:cs="Times New Roman"/>
-          <w:b w:val="0"/>
-          <w:bCs w:val="0"/>
-          <w:sz w:val="28"/>
-          <w:szCs w:val="28"/>
-        </w:rPr>
-        <w:t xml:space="preserve">Вихід:</w:t>
-      </w:r>
-      <w:r/>
-    </w:p>
-    <w:p>
-      <w:pPr>
-        <w:pBdr/>
-        <w:spacing/>
-        <w:ind/>
-        <w:rPr/>
-      </w:pPr>
-      <w:r>
-        <w:rPr>
-          <w:rFonts w:ascii="Times New Roman" w:hAnsi="Times New Roman" w:cs="Times New Roman"/>
-          <w:b w:val="0"/>
-          <w:bCs w:val="0"/>
-          <w:sz w:val="28"/>
-          <w:szCs w:val="28"/>
-        </w:rPr>
-        <w:t xml:space="preserve">Hello C++ World from VS Code and the C++ extension!</w:t>
-      </w:r>
-      <w:r/>
-    </w:p>
-    <w:p>
-      <w:pPr>
-        <w:pBdr/>
-        <w:spacing/>
-        <w:ind/>
-        <w:rPr/>
-      </w:pPr>
-      <w:r>
-        <w:rPr>
-          <w:rFonts w:ascii="Times New Roman" w:hAnsi="Times New Roman" w:cs="Times New Roman"/>
-          <w:b w:val="0"/>
-          <w:bCs w:val="0"/>
-          <w:sz w:val="28"/>
-          <w:szCs w:val="28"/>
-        </w:rPr>
-      </w:r>
-      <w:r/>
-    </w:p>
-    <w:p>
-      <w:pPr>
-        <w:pBdr/>
-        <w:spacing/>
-        <w:ind/>
-        <w:rPr/>
-      </w:pPr>
-      <w:r>
-        <w:rPr>
-          <w:rFonts w:ascii="Times New Roman" w:hAnsi="Times New Roman" w:cs="Times New Roman"/>
-          <w:b w:val="0"/>
-          <w:bCs w:val="0"/>
-          <w:sz w:val="28"/>
-          <w:szCs w:val="28"/>
-        </w:rPr>
-        <w:t xml:space="preserve">----- Тест 2. type_conversion.cpp — основні дані (a=1, b=3.6, c=-1) -----</w:t>
-      </w:r>
-      <w:r/>
-    </w:p>
-    <w:p>
-      <w:pPr>
-        <w:pBdr/>
-        <w:spacing/>
-        <w:ind/>
-        <w:rPr/>
-      </w:pPr>
-      <w:r>
-        <w:rPr>
-          <w:rFonts w:ascii="Times New Roman" w:hAnsi="Times New Roman" w:cs="Times New Roman"/>
-          <w:b w:val="0"/>
-          <w:bCs w:val="0"/>
-          <w:sz w:val="28"/>
-          <w:szCs w:val="28"/>
-        </w:rPr>
-        <w:t xml:space="preserve">Вихід:</w:t>
-      </w:r>
-      <w:r/>
-    </w:p>
-    <w:p>
-      <w:pPr>
-        <w:pBdr/>
-        <w:spacing/>
-        <w:ind/>
-        <w:rPr/>
-      </w:pPr>
-      <w:r>
-        <w:rPr>
-          <w:rFonts w:ascii="Times New Roman" w:hAnsi="Times New Roman" w:cs="Times New Roman"/>
-          <w:b w:val="0"/>
-          <w:bCs w:val="0"/>
-          <w:sz w:val="28"/>
-          <w:szCs w:val="28"/>
-        </w:rPr>
-        <w:t xml:space="preserve">a = 1</w:t>
-      </w:r>
-      <w:r/>
-    </w:p>
-    <w:p>
-      <w:pPr>
-        <w:pBdr/>
-        <w:spacing/>
-        <w:ind/>
-        <w:rPr/>
-      </w:pPr>
-      <w:r>
-        <w:rPr>
-          <w:rFonts w:ascii="Times New Roman" w:hAnsi="Times New Roman" w:cs="Times New Roman"/>
-          <w:b w:val="0"/>
-          <w:bCs w:val="0"/>
-          <w:sz w:val="28"/>
-          <w:szCs w:val="28"/>
-        </w:rPr>
-        <w:t xml:space="preserve">b = 3.6</w:t>
-      </w:r>
-      <w:r/>
-    </w:p>
-    <w:p>
-      <w:pPr>
-        <w:pBdr/>
-        <w:spacing/>
-        <w:ind/>
-        <w:rPr/>
-      </w:pPr>
-      <w:r>
-        <w:rPr>
-          <w:rFonts w:ascii="Times New Roman" w:hAnsi="Times New Roman" w:cs="Times New Roman"/>
-          <w:b w:val="0"/>
-          <w:bCs w:val="0"/>
-          <w:sz w:val="28"/>
-          <w:szCs w:val="28"/>
-        </w:rPr>
-        <w:t xml:space="preserve">c = -1</w:t>
-      </w:r>
-      <w:r/>
-    </w:p>
-    <w:p>
-      <w:pPr>
-        <w:pBdr/>
-        <w:spacing/>
-        <w:ind/>
-        <w:rPr/>
-      </w:pPr>
-      <w:r>
-        <w:rPr>
-          <w:rFonts w:ascii="Times New Roman" w:hAnsi="Times New Roman" w:cs="Times New Roman"/>
-          <w:b w:val="0"/>
-          <w:bCs w:val="0"/>
-          <w:sz w:val="28"/>
-          <w:szCs w:val="28"/>
-        </w:rPr>
-        <w:t xml:space="preserve">implicit_result = 3.600</w:t>
-      </w:r>
-      <w:r/>
-    </w:p>
-    <w:p>
-      <w:pPr>
-        <w:pBdr/>
-        <w:spacing/>
-        <w:ind/>
-        <w:rPr/>
-      </w:pPr>
-      <w:r>
-        <w:rPr>
-          <w:rFonts w:ascii="Times New Roman" w:hAnsi="Times New Roman" w:cs="Times New Roman"/>
-          <w:b w:val="0"/>
-          <w:bCs w:val="0"/>
-          <w:sz w:val="28"/>
-          <w:szCs w:val="28"/>
-        </w:rPr>
-        <w:t xml:space="preserve">explicit_result = -3.600</w:t>
-      </w:r>
-      <w:r/>
-    </w:p>
-    <w:p>
-      <w:pPr>
-        <w:pBdr/>
-        <w:spacing/>
-        <w:ind/>
-        <w:rPr/>
-      </w:pPr>
-      <w:r>
-        <w:rPr>
-          <w:rFonts w:ascii="Times New Roman" w:hAnsi="Times New Roman" w:cs="Times New Roman"/>
-          <w:b w:val="0"/>
-          <w:bCs w:val="0"/>
-          <w:sz w:val="28"/>
-          <w:szCs w:val="28"/>
-        </w:rPr>
-      </w:r>
-      <w:r/>
-    </w:p>
-    <w:p>
-      <w:pPr>
-        <w:pBdr/>
-        <w:spacing/>
-        <w:ind/>
-        <w:rPr/>
-      </w:pPr>
-      <w:r>
-        <w:rPr>
-          <w:rFonts w:ascii="Times New Roman" w:hAnsi="Times New Roman" w:cs="Times New Roman"/>
-          <w:b w:val="0"/>
-          <w:bCs w:val="0"/>
-          <w:sz w:val="28"/>
-          <w:szCs w:val="28"/>
-        </w:rPr>
-        <w:t xml:space="preserve">Пояснення: при неявному порівнянні unsigned int a з int c значення c=-1</w:t>
-      </w:r>
-      <w:r/>
-    </w:p>
-    <w:p>
-      <w:pPr>
-        <w:pBdr/>
-        <w:spacing/>
-        <w:ind/>
-        <w:rPr/>
-      </w:pPr>
-      <w:r>
-        <w:rPr>
-          <w:rFonts w:ascii="Times New Roman" w:hAnsi="Times New Roman" w:cs="Times New Roman"/>
-          <w:b w:val="0"/>
-          <w:bCs w:val="0"/>
-          <w:sz w:val="28"/>
-          <w:szCs w:val="28"/>
-        </w:rPr>
-        <w:t xml:space="preserve">перетворюється на велике беззнакове число, тому умова a &lt; c істинна,</w:t>
-      </w:r>
-      <w:r/>
-    </w:p>
-    <w:p>
-      <w:pPr>
-        <w:pBdr/>
-        <w:spacing/>
-        <w:ind/>
-        <w:rPr/>
-      </w:pPr>
-      <w:r>
-        <w:rPr>
-          <w:rFonts w:ascii="Times New Roman" w:hAnsi="Times New Roman" w:cs="Times New Roman"/>
-          <w:b w:val="0"/>
-          <w:bCs w:val="0"/>
-          <w:sz w:val="28"/>
-          <w:szCs w:val="28"/>
-        </w:rPr>
-        <w:t xml:space="preserve">обирається a=1, результат 1*3.6=3.600.</w:t>
-      </w:r>
-      <w:r/>
-    </w:p>
-    <w:p>
-      <w:pPr>
-        <w:pBdr/>
-        <w:spacing/>
-        <w:ind/>
-        <w:rPr/>
-      </w:pPr>
-      <w:r>
-        <w:rPr>
-          <w:rFonts w:ascii="Times New Roman" w:hAnsi="Times New Roman" w:cs="Times New Roman"/>
-          <w:b w:val="0"/>
-          <w:bCs w:val="0"/>
-          <w:sz w:val="28"/>
-          <w:szCs w:val="28"/>
-        </w:rPr>
-        <w:t xml:space="preserve">При явному приведенні порівнюються 1 і -1 як знакові → обирається c=-1,</w:t>
-      </w:r>
-      <w:r/>
-    </w:p>
-    <w:p>
-      <w:pPr>
-        <w:pBdr/>
-        <w:spacing/>
-        <w:ind/>
-        <w:rPr/>
-      </w:pPr>
-      <w:r>
-        <w:rPr>
-          <w:rFonts w:ascii="Times New Roman" w:hAnsi="Times New Roman" w:cs="Times New Roman"/>
-          <w:b w:val="0"/>
-          <w:bCs w:val="0"/>
-          <w:sz w:val="28"/>
-          <w:szCs w:val="28"/>
-        </w:rPr>
-        <w:t xml:space="preserve">результат -1*3.6=-3.600.</w:t>
-      </w:r>
-      <w:r/>
-    </w:p>
-    <w:p>
-      <w:pPr>
-        <w:pBdr/>
-        <w:spacing/>
-        <w:ind/>
-        <w:rPr/>
-      </w:pPr>
-      <w:r>
-        <w:rPr>
-          <w:rFonts w:ascii="Times New Roman" w:hAnsi="Times New Roman" w:cs="Times New Roman"/>
-          <w:b w:val="0"/>
-          <w:bCs w:val="0"/>
-          <w:sz w:val="28"/>
-          <w:szCs w:val="28"/>
-        </w:rPr>
-      </w:r>
-      <w:r/>
-    </w:p>
-    <w:p>
-      <w:pPr>
-        <w:pBdr/>
-        <w:spacing/>
-        <w:ind/>
-        <w:rPr/>
-      </w:pPr>
-      <w:r>
-        <w:rPr>
-          <w:rFonts w:ascii="Times New Roman" w:hAnsi="Times New Roman" w:cs="Times New Roman"/>
-          <w:b w:val="0"/>
-          <w:bCs w:val="0"/>
-          <w:sz w:val="28"/>
-          <w:szCs w:val="28"/>
-        </w:rPr>
-        <w:t xml:space="preserve">----- Тест 3. Інші вхідні умови (a=5, b=2.0, c=10) -----</w:t>
-      </w:r>
-      <w:r/>
-    </w:p>
-    <w:p>
-      <w:pPr>
-        <w:pBdr/>
-        <w:spacing/>
-        <w:ind/>
-        <w:rPr/>
-      </w:pPr>
-      <w:r>
-        <w:rPr>
-          <w:rFonts w:ascii="Times New Roman" w:hAnsi="Times New Roman" w:cs="Times New Roman"/>
-          <w:b w:val="0"/>
-          <w:bCs w:val="0"/>
-          <w:sz w:val="28"/>
-          <w:szCs w:val="28"/>
-        </w:rPr>
-        <w:t xml:space="preserve">Очікуваний результат (обидва способи однакові):</w:t>
-      </w:r>
-      <w:r/>
-    </w:p>
-    <w:p>
-      <w:pPr>
-        <w:pBdr/>
-        <w:spacing/>
-        <w:ind/>
-        <w:rPr/>
-      </w:pPr>
-      <w:r>
-        <w:rPr>
-          <w:rFonts w:ascii="Times New Roman" w:hAnsi="Times New Roman" w:cs="Times New Roman"/>
-          <w:b w:val="0"/>
-          <w:bCs w:val="0"/>
-          <w:sz w:val="28"/>
-          <w:szCs w:val="28"/>
-        </w:rPr>
-        <w:t xml:space="preserve">implicit_result = 10.000</w:t>
-      </w:r>
-      <w:r/>
-    </w:p>
-    <w:p>
-      <w:pPr>
-        <w:pBdr/>
-        <w:spacing/>
-        <w:ind/>
-        <w:rPr/>
-      </w:pPr>
-      <w:r>
-        <w:rPr>
-          <w:rFonts w:ascii="Times New Roman" w:hAnsi="Times New Roman" w:cs="Times New Roman"/>
-          <w:b w:val="0"/>
-          <w:bCs w:val="0"/>
-          <w:sz w:val="28"/>
-          <w:szCs w:val="28"/>
-        </w:rPr>
-        <w:t xml:space="preserve">explicit_result = 10.000</w:t>
-      </w:r>
-      <w:r/>
-    </w:p>
-    <w:p>
-      <w:pPr>
-        <w:pBdr/>
-        <w:spacing/>
-        <w:ind/>
-        <w:rPr/>
-      </w:pPr>
-      <w:r>
-        <w:rPr>
-          <w:rFonts w:ascii="Times New Roman" w:hAnsi="Times New Roman" w:cs="Times New Roman"/>
-          <w:b w:val="0"/>
-          <w:bCs w:val="0"/>
-          <w:sz w:val="28"/>
-          <w:szCs w:val="28"/>
-        </w:rPr>
-        <w:t xml:space="preserve">Пояснення: 5 &lt; 10 істинне і для unsigned, і для signed → обирається a=5;</w:t>
-      </w:r>
-      <w:r/>
-    </w:p>
-    <w:p>
-      <w:pPr>
-        <w:pBdr/>
-        <w:spacing/>
-        <w:ind/>
-        <w:rPr/>
-      </w:pPr>
-      <w:r>
-        <w:rPr>
-          <w:rFonts w:ascii="Times New Roman" w:hAnsi="Times New Roman" w:cs="Times New Roman"/>
-          <w:b w:val="0"/>
-          <w:bCs w:val="0"/>
-          <w:sz w:val="28"/>
-          <w:szCs w:val="28"/>
-        </w:rPr>
-        <w:t xml:space="preserve">але у тернарному операторі тип спільного результату — unsigned, далі * b.</w:t>
-      </w:r>
-      <w:r/>
-    </w:p>
-    <w:p>
-      <w:pPr>
-        <w:pBdr/>
-        <w:spacing/>
-        <w:ind/>
-        <w:rPr/>
-      </w:pPr>
-      <w:r>
-        <w:rPr>
-          <w:rFonts w:ascii="Times New Roman" w:hAnsi="Times New Roman" w:cs="Times New Roman"/>
-          <w:b w:val="0"/>
-          <w:bCs w:val="0"/>
-          <w:sz w:val="28"/>
-          <w:szCs w:val="28"/>
-        </w:rPr>
-        <w:t xml:space="preserve">Фактично для a=5, c=10 умова a &lt; c істинна → береться a → 5*2.0=10.0.</w:t>
-      </w:r>
-      <w:r/>
-    </w:p>
-    <w:p>
-      <w:pPr>
-        <w:pBdr/>
-        <w:spacing/>
-        <w:ind/>
-        <w:rPr/>
-      </w:pPr>
-      <w:r>
-        <w:rPr>
-          <w:rFonts w:ascii="Times New Roman" w:hAnsi="Times New Roman" w:cs="Times New Roman"/>
-          <w:b w:val="0"/>
-          <w:bCs w:val="0"/>
-          <w:sz w:val="28"/>
-          <w:szCs w:val="28"/>
-        </w:rPr>
-        <w:t xml:space="preserve">(Якщо умова хибна — береться c.)</w:t>
-      </w:r>
-      <w:r/>
-    </w:p>
-    <w:p>
-      <w:pPr>
-        <w:pBdr/>
-        <w:spacing/>
-        <w:ind/>
-        <w:rPr/>
-      </w:pPr>
-      <w:r>
-        <w:rPr>
-          <w:rFonts w:ascii="Times New Roman" w:hAnsi="Times New Roman" w:cs="Times New Roman"/>
-          <w:b w:val="0"/>
-          <w:bCs w:val="0"/>
-          <w:sz w:val="28"/>
-          <w:szCs w:val="28"/>
-        </w:rPr>
-      </w:r>
-      <w:r/>
-    </w:p>
-    <w:p>
-      <w:pPr>
-        <w:pBdr/>
-        <w:spacing/>
-        <w:ind/>
-        <w:rPr/>
-      </w:pPr>
-      <w:r>
-        <w:rPr>
-          <w:rFonts w:ascii="Times New Roman" w:hAnsi="Times New Roman" w:cs="Times New Roman"/>
-          <w:b w:val="0"/>
-          <w:bCs w:val="0"/>
-          <w:sz w:val="28"/>
-          <w:szCs w:val="28"/>
-        </w:rPr>
-        <w:t xml:space="preserve">----- Тест 4. Інші вхідні умови (a=2, b=4.5, c=0) -----</w:t>
-      </w:r>
-      <w:r/>
-    </w:p>
-    <w:p>
-      <w:pPr>
-        <w:pBdr/>
-        <w:spacing/>
-        <w:ind/>
-        <w:rPr/>
-      </w:pPr>
-      <w:r>
-        <w:rPr>
-          <w:rFonts w:ascii="Times New Roman" w:hAnsi="Times New Roman" w:cs="Times New Roman"/>
-          <w:b w:val="0"/>
-          <w:bCs w:val="0"/>
-          <w:sz w:val="28"/>
-          <w:szCs w:val="28"/>
-        </w:rPr>
-        <w:t xml:space="preserve">implicit_result = 0.000</w:t>
-      </w:r>
-      <w:r/>
-    </w:p>
-    <w:p>
-      <w:pPr>
-        <w:pBdr/>
-        <w:spacing/>
-        <w:ind/>
-        <w:rPr/>
-      </w:pPr>
-      <w:r>
-        <w:rPr>
-          <w:rFonts w:ascii="Times New Roman" w:hAnsi="Times New Roman" w:cs="Times New Roman"/>
-          <w:b w:val="0"/>
-          <w:bCs w:val="0"/>
-          <w:sz w:val="28"/>
-          <w:szCs w:val="28"/>
-        </w:rPr>
-        <w:t xml:space="preserve">explicit_result = 0.000</w:t>
-      </w:r>
-      <w:r/>
-    </w:p>
-    <w:p>
-      <w:pPr>
-        <w:pBdr/>
-        <w:spacing/>
-        <w:ind/>
-        <w:rPr/>
-      </w:pPr>
-      <w:r>
-        <w:rPr>
-          <w:rFonts w:ascii="Times New Roman" w:hAnsi="Times New Roman" w:cs="Times New Roman"/>
-          <w:b w:val="0"/>
-          <w:bCs w:val="0"/>
-          <w:sz w:val="28"/>
-          <w:szCs w:val="28"/>
-        </w:rPr>
-        <w:t xml:space="preserve">Пояснення: 2 &lt; 0 хибне → обирається c=0 → 0*4.5=0.</w:t>
-      </w:r>
-      <w:r/>
-    </w:p>
-    <w:p>
-      <w:pPr>
-        <w:pBdr/>
-        <w:spacing/>
-        <w:ind/>
-        <w:rPr/>
-      </w:pPr>
-      <w:r>
-        <w:rPr>
-          <w:rFonts w:ascii="Times New Roman" w:hAnsi="Times New Roman" w:cs="Times New Roman"/>
-          <w:b w:val="0"/>
-          <w:bCs w:val="0"/>
-          <w:sz w:val="28"/>
-          <w:szCs w:val="28"/>
-        </w:rPr>
-      </w:r>
-      <w:r/>
-    </w:p>
-    <w:p>
-      <w:pPr>
-        <w:pBdr/>
-        <w:spacing/>
-        <w:ind/>
-        <w:rPr/>
-      </w:pPr>
-      <w:r>
-        <w:rPr>
-          <w:rFonts w:ascii="Times New Roman" w:hAnsi="Times New Roman" w:cs="Times New Roman"/>
-          <w:b w:val="0"/>
-          <w:bCs w:val="0"/>
-          <w:sz w:val="28"/>
-          <w:szCs w:val="28"/>
-        </w:rPr>
-        <w:t xml:space="preserve">----- Тест 5. Критичний випадок signed/unsigned (a=0, b=1.5, c=-5) -----</w:t>
-      </w:r>
-      <w:r/>
-    </w:p>
-    <w:p>
-      <w:pPr>
-        <w:pBdr/>
-        <w:spacing/>
-        <w:ind/>
-        <w:rPr/>
-      </w:pPr>
-      <w:r>
-        <w:rPr>
-          <w:rFonts w:ascii="Times New Roman" w:hAnsi="Times New Roman" w:cs="Times New Roman"/>
-          <w:b w:val="0"/>
-          <w:bCs w:val="0"/>
-          <w:sz w:val="28"/>
-          <w:szCs w:val="28"/>
-        </w:rPr>
-        <w:t xml:space="preserve">implicit_result = 0.000   (бо 0 &lt; (unsigned)-5 істинне → береться a=0)</w:t>
-      </w:r>
-      <w:r/>
-    </w:p>
-    <w:p>
-      <w:pPr>
-        <w:pBdr/>
-        <w:spacing/>
-        <w:ind/>
-        <w:rPr/>
-      </w:pPr>
-      <w:r>
-        <w:rPr>
-          <w:rFonts w:ascii="Times New Roman" w:hAnsi="Times New Roman" w:cs="Times New Roman"/>
-          <w:b w:val="0"/>
-          <w:bCs w:val="0"/>
-          <w:sz w:val="28"/>
-          <w:szCs w:val="28"/>
-        </w:rPr>
-        <w:t xml:space="preserve">explicit_result = -7.500  (бо 0 &lt; -5 хибне → береться c=-5 → -5*1.5)</w:t>
-      </w:r>
-      <w:r/>
-    </w:p>
-    <w:p>
-      <w:pPr>
-        <w:pBdr/>
-        <w:spacing/>
-        <w:ind/>
-        <w:rPr/>
-      </w:pPr>
-      <w:r>
-        <w:rPr>
-          <w:rFonts w:ascii="Times New Roman" w:hAnsi="Times New Roman" w:cs="Times New Roman"/>
-          <w:b w:val="0"/>
-          <w:bCs w:val="0"/>
-          <w:sz w:val="28"/>
-          <w:szCs w:val="28"/>
-        </w:rPr>
-      </w:r>
-      <w:r/>
-    </w:p>
-    <w:p>
-      <w:pPr>
-        <w:pBdr/>
-        <w:spacing/>
-        <w:ind/>
-        <w:rPr/>
-      </w:pPr>
-      <w:r>
-        <w:rPr>
-          <w:rFonts w:ascii="Times New Roman" w:hAnsi="Times New Roman" w:cs="Times New Roman"/>
-          <w:b w:val="0"/>
-          <w:bCs w:val="0"/>
-          <w:sz w:val="28"/>
-          <w:szCs w:val="28"/>
-        </w:rPr>
-        <w:t xml:space="preserve">Висновок з тестів: різні вхідні дані показують, що змішування signed/unsigned</w:t>
-      </w:r>
-      <w:r/>
-    </w:p>
-    <w:p>
-      <w:pPr>
-        <w:pBdr/>
-        <w:spacing/>
-        <w:ind/>
-        <w:rPr/>
-      </w:pPr>
-      <w:r>
-        <w:rPr>
-          <w:rFonts w:ascii="Times New Roman" w:hAnsi="Times New Roman" w:cs="Times New Roman"/>
-          <w:b w:val="0"/>
-          <w:bCs w:val="0"/>
-          <w:sz w:val="28"/>
-          <w:szCs w:val="28"/>
-        </w:rPr>
-        <w:t xml:space="preserve">дає неочікуваний результат; явне перетворення типів робить поведінку передбачуваною.</w:t>
-      </w:r>
-      <w:r/>
-    </w:p>
-    <w:p>
-      <w:pPr>
-        <w:pBdr/>
-        <w:spacing/>
-        <w:ind/>
-        <w:rPr/>
-      </w:pPr>
-      <w:r>
-        <w:rPr>
-          <w:rFonts w:ascii="Times New Roman" w:hAnsi="Times New Roman" w:cs="Times New Roman"/>
-          <w:b w:val="0"/>
-          <w:bCs w:val="0"/>
-          <w:sz w:val="28"/>
-          <w:szCs w:val="28"/>
-        </w:rPr>
-      </w:r>
-      <w:r/>
-    </w:p>
-    <w:p>
-      <w:pPr>
-        <w:pBdr/>
-        <w:spacing/>
-        <w:ind/>
         <w:rPr>
           <w:b/>
           <w:bCs/>
         </w:rPr>
       </w:pPr>
+      <w:r>
+        <mc:AlternateContent>
+          <mc:Choice Requires="wpg">
+            <w:drawing>
+              <wp:inline xmlns:wp="http://schemas.openxmlformats.org/drawingml/2006/wordprocessingDrawing" distT="0" distB="0" distL="0" distR="0">
+                <wp:extent cx="4610100" cy="1019175"/>
+                <wp:effectExtent l="0" t="0" r="0" b="0"/>
+                <wp:docPr id="4" name=""/>
+                <wp:cNvGraphicFramePr>
+                  <a:graphicFrameLocks xmlns:a="http://schemas.openxmlformats.org/drawingml/2006/main" noChangeAspect="1"/>
+                </wp:cNvGraphicFramePr>
+                <a:graphic xmlns:a="http://schemas.openxmlformats.org/drawingml/2006/main">
+                  <a:graphicData uri="http://schemas.openxmlformats.org/drawingml/2006/picture">
+                    <pic:pic xmlns:pic="http://schemas.openxmlformats.org/drawingml/2006/picture">
+                      <pic:nvPicPr>
+                        <pic:cNvPr id="99415360" name=""/>
+                        <pic:cNvPicPr>
+                          <a:picLocks noChangeAspect="1"/>
+                        </pic:cNvPicPr>
+                        <pic:nvPr/>
+                      </pic:nvPicPr>
+                      <pic:blipFill rotWithShape="1">
+                        <a:blip r:embed="rId15"/>
+                        <a:stretch/>
+                      </pic:blipFill>
+                      <pic:spPr bwMode="auto">
+                        <a:xfrm>
+                          <a:off x="0" y="0"/>
+                          <a:ext cx="4610099" cy="1019174"/>
+                        </a:xfrm>
+                        <a:prstGeom prst="rect">
+                          <a:avLst/>
+                        </a:prstGeom>
+                      </pic:spPr>
+                    </pic:pic>
+                  </a:graphicData>
+                </a:graphic>
+              </wp:inline>
+            </w:drawing>
+          </mc:Choice>
+          <mc:Fallback>
+            <w:pict>
+              <v:shapetype id="_x0000_t75" coordsize="21600,21600" o:spt="75" o:preferrelative="t" path="m@4@5l@4@11@9@11@9@5xe" filled="f" stroked="f">
+                <v:stroke joinstyle="miter"/>
+                <v:formulas>
+                  <v:f eqn="if lineDrawn pixelLineWidth 0"/>
+                  <v:f eqn="sum @0 1 0"/>
+                  <v:f eqn="sum 0 0 @1"/>
+                  <v:f eqn="prod @2 1 2"/>
+                  <v:f eqn="prod @3 21600 pixelWidth"/>
+                  <v:f eqn="prod @3 21600 pixelHeight"/>
+                  <v:f eqn="sum @0 0 1"/>
+                  <v:f eqn="prod @6 1 2"/>
+                  <v:f eqn="prod @7 21600 pixelWidth"/>
+                  <v:f eqn="sum @8 21600 0"/>
+                  <v:f eqn="prod @7 21600 pixelHeight"/>
+                  <v:f eqn="sum @10 21600 0"/>
+                </v:formulas>
+                <v:path o:extrusionok="f" gradientshapeok="t" o:connecttype="rect"/>
+                <o:lock v:ext="edit" aspectratio="t"/>
+              </v:shapetype>
+              <v:shape id="_x0000_i3" o:spid="_x0000_s3" type="#_x0000_t75" style="width:363.00pt;height:80.25pt;mso-wrap-distance-left:0.00pt;mso-wrap-distance-top:0.00pt;mso-wrap-distance-right:0.00pt;mso-wrap-distance-bottom:0.00pt;z-index:1;" stroked="false">
+                <v:imagedata r:id="rId15" o:title=""/>
+                <o:lock v:ext="edit" rotation="t"/>
+              </v:shape>
+            </w:pict>
+          </mc:Fallback>
+        </mc:AlternateContent>
+      </w:r>
       <w:r>
         <w:rPr>
           <w:rFonts w:ascii="Times New Roman" w:hAnsi="Times New Roman" w:cs="Times New Roman"/>
@@ -4449,6 +1402,18 @@
           <w:sz w:val="28"/>
           <w:szCs w:val="28"/>
         </w:rPr>
+      </w:r>
+      <w:r/>
+      <w:r>
+        <w:rPr>
+          <w:rFonts w:ascii="Times New Roman" w:hAnsi="Times New Roman" w:cs="Times New Roman"/>
+          <w:b/>
+          <w:bCs/>
+          <w:sz w:val="28"/>
+          <w:szCs w:val="28"/>
+        </w:rPr>
+        <w:br/>
+        <w:br/>
         <w:t xml:space="preserve">Висновок:</w:t>
       </w:r>
       <w:r>
@@ -4458,6 +1423,12 @@
           <w:bCs/>
           <w:sz w:val="28"/>
           <w:szCs w:val="28"/>
+        </w:rPr>
+      </w:r>
+      <w:r>
+        <w:rPr>
+          <w:b/>
+          <w:bCs/>
         </w:rPr>
       </w:r>
     </w:p>
@@ -4785,12 +1756,11 @@
         </w:rPr>
         <w:t xml:space="preserve">vector, string, iomanip).</w:t>
       </w:r>
-      <w:r/>
       <w:r>
         <w:rPr>
           <w:rFonts w:ascii="Times New Roman" w:hAnsi="Times New Roman" w:cs="Times New Roman"/>
-          <w:b/>
-          <w:bCs/>
+          <w:b w:val="0"/>
+          <w:bCs w:val="0"/>
           <w:sz w:val="28"/>
           <w:szCs w:val="28"/>
         </w:rPr>
@@ -4804,7 +1774,6 @@
           <w:szCs w:val="28"/>
         </w:rPr>
       </w:r>
-      <w:r/>
     </w:p>
     <w:sectPr>
       <w:footerReference w:type="default" r:id="rId9"/>
@@ -4856,7 +1825,7 @@
 <w:ftr xmlns:wpc="http://schemas.microsoft.com/office/word/2010/wordprocessingCanvas" xmlns:mc="http://schemas.openxmlformats.org/markup-compatibility/2006" xmlns:o="urn:schemas-microsoft-com:office:office" xmlns:r="http://schemas.openxmlformats.org/officeDocument/2006/relationships" xmlns:m="http://schemas.openxmlformats.org/officeDocument/2006/math" xmlns:v="urn:schemas-microsoft-com:vml" xmlns:wp14="http://schemas.microsoft.com/office/word/2010/wordprocessingDrawing" xmlns:wp="http://schemas.openxmlformats.org/drawingml/2006/wordprocessingDrawing" xmlns:w10="urn:schemas-microsoft-com:office:word" xmlns:w="http://schemas.openxmlformats.org/wordprocessingml/2006/main" xmlns:w14="http://schemas.microsoft.com/office/word/2010/wordml" xmlns:w15="http://schemas.microsoft.com/office/word/2012/wordml" xmlns:wpg="http://schemas.microsoft.com/office/word/2010/wordprocessingGroup" xmlns:wpi="http://schemas.microsoft.com/office/word/2010/wordprocessingInk" xmlns:wne="http://schemas.microsoft.com/office/word/2006/wordml" xmlns:a="http://schemas.openxmlformats.org/drawingml/2006/main" xmlns:wps="http://schemas.microsoft.com/office/word/2010/wordprocessingShape" mc:Ignorable="w14 w15 wp14">
   <w:p>
     <w:pPr>
-      <w:pStyle w:val="874"/>
+      <w:pStyle w:val="890"/>
       <w:pBdr/>
       <w:spacing/>
       <w:ind/>
@@ -4873,12 +1842,13 @@
   </w:p>
   <w:p>
     <w:pPr>
-      <w:pStyle w:val="874"/>
+      <w:pStyle w:val="890"/>
       <w:pBdr/>
       <w:spacing/>
       <w:ind/>
       <w:rPr/>
     </w:pPr>
+    <w:r/>
     <w:r/>
   </w:p>
 </w:ftr>
@@ -5876,9 +2846,9 @@
     <w:lsdException w:name="Bibliography" w:uiPriority="37"/>
     <w:lsdException w:name="TOC Heading" w:uiPriority="39" w:qFormat="1"/>
   </w:latentStyles>
-  <w:style w:type="table" w:styleId="713">
+  <w:style w:type="table" w:styleId="729">
     <w:name w:val="Table Grid Light"/>
-    <w:basedOn w:val="899"/>
+    <w:basedOn w:val="915"/>
     <w:uiPriority w:val="59"/>
     <w:pPr>
       <w:pBdr/>
@@ -6075,9 +3045,9 @@
       </w:tcPr>
     </w:tblStylePr>
   </w:style>
-  <w:style w:type="table" w:styleId="714">
+  <w:style w:type="table" w:styleId="730">
     <w:name w:val="Plain Table 1"/>
-    <w:basedOn w:val="899"/>
+    <w:basedOn w:val="915"/>
     <w:uiPriority w:val="59"/>
     <w:pPr>
       <w:pBdr/>
@@ -6300,9 +3270,9 @@
       </w:tcPr>
     </w:tblStylePr>
   </w:style>
-  <w:style w:type="table" w:styleId="715">
+  <w:style w:type="table" w:styleId="731">
     <w:name w:val="Plain Table 2"/>
-    <w:basedOn w:val="899"/>
+    <w:basedOn w:val="915"/>
     <w:uiPriority w:val="59"/>
     <w:pPr>
       <w:pBdr/>
@@ -6533,9 +3503,9 @@
       </w:tcPr>
     </w:tblStylePr>
   </w:style>
-  <w:style w:type="table" w:styleId="716">
+  <w:style w:type="table" w:styleId="732">
     <w:name w:val="Plain Table 3"/>
-    <w:basedOn w:val="899"/>
+    <w:basedOn w:val="915"/>
     <w:uiPriority w:val="99"/>
     <w:pPr>
       <w:pBdr/>
@@ -6763,9 +3733,9 @@
       </w:tcPr>
     </w:tblStylePr>
   </w:style>
-  <w:style w:type="table" w:styleId="717">
+  <w:style w:type="table" w:styleId="733">
     <w:name w:val="Plain Table 4"/>
-    <w:basedOn w:val="899"/>
+    <w:basedOn w:val="915"/>
     <w:uiPriority w:val="99"/>
     <w:pPr>
       <w:pBdr/>
@@ -6979,9 +3949,9 @@
       </w:tcPr>
     </w:tblStylePr>
   </w:style>
-  <w:style w:type="table" w:styleId="718">
+  <w:style w:type="table" w:styleId="734">
     <w:name w:val="Plain Table 5"/>
-    <w:basedOn w:val="899"/>
+    <w:basedOn w:val="915"/>
     <w:uiPriority w:val="99"/>
     <w:pPr>
       <w:pBdr/>
@@ -7212,9 +4182,9 @@
       </w:tcPr>
     </w:tblStylePr>
   </w:style>
-  <w:style w:type="table" w:styleId="719">
+  <w:style w:type="table" w:styleId="735">
     <w:name w:val="Grid Table 1 Light"/>
-    <w:basedOn w:val="899"/>
+    <w:basedOn w:val="915"/>
     <w:uiPriority w:val="99"/>
     <w:pPr>
       <w:pBdr/>
@@ -7435,9 +4405,9 @@
       </w:tcPr>
     </w:tblStylePr>
   </w:style>
-  <w:style w:type="table" w:styleId="720">
+  <w:style w:type="table" w:styleId="736">
     <w:name w:val="Grid Table 1 Light - Accent 1"/>
-    <w:basedOn w:val="899"/>
+    <w:basedOn w:val="915"/>
     <w:uiPriority w:val="99"/>
     <w:pPr>
       <w:pBdr/>
@@ -7658,9 +4628,9 @@
       </w:tcPr>
     </w:tblStylePr>
   </w:style>
-  <w:style w:type="table" w:styleId="721">
+  <w:style w:type="table" w:styleId="737">
     <w:name w:val="Grid Table 1 Light - Accent 2"/>
-    <w:basedOn w:val="899"/>
+    <w:basedOn w:val="915"/>
     <w:uiPriority w:val="99"/>
     <w:pPr>
       <w:pBdr/>
@@ -7881,9 +4851,9 @@
       </w:tcPr>
     </w:tblStylePr>
   </w:style>
-  <w:style w:type="table" w:styleId="722">
+  <w:style w:type="table" w:styleId="738">
     <w:name w:val="Grid Table 1 Light - Accent 3"/>
-    <w:basedOn w:val="899"/>
+    <w:basedOn w:val="915"/>
     <w:uiPriority w:val="99"/>
     <w:pPr>
       <w:pBdr/>
@@ -8104,9 +5074,9 @@
       </w:tcPr>
     </w:tblStylePr>
   </w:style>
-  <w:style w:type="table" w:styleId="723">
+  <w:style w:type="table" w:styleId="739">
     <w:name w:val="Grid Table 1 Light - Accent 4"/>
-    <w:basedOn w:val="899"/>
+    <w:basedOn w:val="915"/>
     <w:uiPriority w:val="99"/>
     <w:pPr>
       <w:pBdr/>
@@ -8327,9 +5297,9 @@
       </w:tcPr>
     </w:tblStylePr>
   </w:style>
-  <w:style w:type="table" w:styleId="724">
+  <w:style w:type="table" w:styleId="740">
     <w:name w:val="Grid Table 1 Light - Accent 5"/>
-    <w:basedOn w:val="899"/>
+    <w:basedOn w:val="915"/>
     <w:uiPriority w:val="99"/>
     <w:pPr>
       <w:pBdr/>
@@ -8550,9 +5520,9 @@
       </w:tcPr>
     </w:tblStylePr>
   </w:style>
-  <w:style w:type="table" w:styleId="725">
+  <w:style w:type="table" w:styleId="741">
     <w:name w:val="Grid Table 1 Light - Accent 6"/>
-    <w:basedOn w:val="899"/>
+    <w:basedOn w:val="915"/>
     <w:uiPriority w:val="99"/>
     <w:pPr>
       <w:pBdr/>
@@ -8773,9 +5743,9 @@
       </w:tcPr>
     </w:tblStylePr>
   </w:style>
-  <w:style w:type="table" w:styleId="726">
+  <w:style w:type="table" w:styleId="742">
     <w:name w:val="Grid Table 2"/>
-    <w:basedOn w:val="899"/>
+    <w:basedOn w:val="915"/>
     <w:uiPriority w:val="99"/>
     <w:pPr>
       <w:pBdr/>
@@ -9005,9 +5975,9 @@
       </w:tcPr>
     </w:tblStylePr>
   </w:style>
-  <w:style w:type="table" w:styleId="727">
+  <w:style w:type="table" w:styleId="743">
     <w:name w:val="Grid Table 2 - Accent 1"/>
-    <w:basedOn w:val="899"/>
+    <w:basedOn w:val="915"/>
     <w:uiPriority w:val="99"/>
     <w:pPr>
       <w:pBdr/>
@@ -9237,9 +6207,9 @@
       </w:tcPr>
     </w:tblStylePr>
   </w:style>
-  <w:style w:type="table" w:styleId="728">
+  <w:style w:type="table" w:styleId="744">
     <w:name w:val="Grid Table 2 - Accent 2"/>
-    <w:basedOn w:val="899"/>
+    <w:basedOn w:val="915"/>
     <w:uiPriority w:val="99"/>
     <w:pPr>
       <w:pBdr/>
@@ -9469,9 +6439,9 @@
       </w:tcPr>
     </w:tblStylePr>
   </w:style>
-  <w:style w:type="table" w:styleId="729">
+  <w:style w:type="table" w:styleId="745">
     <w:name w:val="Grid Table 2 - Accent 3"/>
-    <w:basedOn w:val="899"/>
+    <w:basedOn w:val="915"/>
     <w:uiPriority w:val="99"/>
     <w:pPr>
       <w:pBdr/>
@@ -9701,9 +6671,9 @@
       </w:tcPr>
     </w:tblStylePr>
   </w:style>
-  <w:style w:type="table" w:styleId="730">
+  <w:style w:type="table" w:styleId="746">
     <w:name w:val="Grid Table 2 - Accent 4"/>
-    <w:basedOn w:val="899"/>
+    <w:basedOn w:val="915"/>
     <w:uiPriority w:val="99"/>
     <w:pPr>
       <w:pBdr/>
@@ -9933,9 +6903,9 @@
       </w:tcPr>
     </w:tblStylePr>
   </w:style>
-  <w:style w:type="table" w:styleId="731">
+  <w:style w:type="table" w:styleId="747">
     <w:name w:val="Grid Table 2 - Accent 5"/>
-    <w:basedOn w:val="899"/>
+    <w:basedOn w:val="915"/>
     <w:uiPriority w:val="99"/>
     <w:pPr>
       <w:pBdr/>
@@ -10165,9 +7135,9 @@
       </w:tcPr>
     </w:tblStylePr>
   </w:style>
-  <w:style w:type="table" w:styleId="732">
+  <w:style w:type="table" w:styleId="748">
     <w:name w:val="Grid Table 2 - Accent 6"/>
-    <w:basedOn w:val="899"/>
+    <w:basedOn w:val="915"/>
     <w:uiPriority w:val="99"/>
     <w:pPr>
       <w:pBdr/>
@@ -10397,9 +7367,9 @@
       </w:tcPr>
     </w:tblStylePr>
   </w:style>
-  <w:style w:type="table" w:styleId="733">
+  <w:style w:type="table" w:styleId="749">
     <w:name w:val="Grid Table 3"/>
-    <w:basedOn w:val="899"/>
+    <w:basedOn w:val="915"/>
     <w:uiPriority w:val="99"/>
     <w:pPr>
       <w:pBdr/>
@@ -10642,9 +7612,9 @@
       </w:tcPr>
     </w:tblStylePr>
   </w:style>
-  <w:style w:type="table" w:styleId="734">
+  <w:style w:type="table" w:styleId="750">
     <w:name w:val="Grid Table 3 - Accent 1"/>
-    <w:basedOn w:val="899"/>
+    <w:basedOn w:val="915"/>
     <w:uiPriority w:val="99"/>
     <w:pPr>
       <w:pBdr/>
@@ -10887,9 +7857,9 @@
       </w:tcPr>
     </w:tblStylePr>
   </w:style>
-  <w:style w:type="table" w:styleId="735">
+  <w:style w:type="table" w:styleId="751">
     <w:name w:val="Grid Table 3 - Accent 2"/>
-    <w:basedOn w:val="899"/>
+    <w:basedOn w:val="915"/>
     <w:uiPriority w:val="99"/>
     <w:pPr>
       <w:pBdr/>
@@ -11132,9 +8102,9 @@
       </w:tcPr>
     </w:tblStylePr>
   </w:style>
-  <w:style w:type="table" w:styleId="736">
+  <w:style w:type="table" w:styleId="752">
     <w:name w:val="Grid Table 3 - Accent 3"/>
-    <w:basedOn w:val="899"/>
+    <w:basedOn w:val="915"/>
     <w:uiPriority w:val="99"/>
     <w:pPr>
       <w:pBdr/>
@@ -11377,9 +8347,9 @@
       </w:tcPr>
     </w:tblStylePr>
   </w:style>
-  <w:style w:type="table" w:styleId="737">
+  <w:style w:type="table" w:styleId="753">
     <w:name w:val="Grid Table 3 - Accent 4"/>
-    <w:basedOn w:val="899"/>
+    <w:basedOn w:val="915"/>
     <w:uiPriority w:val="99"/>
     <w:pPr>
       <w:pBdr/>
@@ -11622,9 +8592,9 @@
       </w:tcPr>
     </w:tblStylePr>
   </w:style>
-  <w:style w:type="table" w:styleId="738">
+  <w:style w:type="table" w:styleId="754">
     <w:name w:val="Grid Table 3 - Accent 5"/>
-    <w:basedOn w:val="899"/>
+    <w:basedOn w:val="915"/>
     <w:uiPriority w:val="99"/>
     <w:pPr>
       <w:pBdr/>
@@ -11867,9 +8837,9 @@
       </w:tcPr>
     </w:tblStylePr>
   </w:style>
-  <w:style w:type="table" w:styleId="739">
+  <w:style w:type="table" w:styleId="755">
     <w:name w:val="Grid Table 3 - Accent 6"/>
-    <w:basedOn w:val="899"/>
+    <w:basedOn w:val="915"/>
     <w:uiPriority w:val="99"/>
     <w:pPr>
       <w:pBdr/>
@@ -12112,9 +9082,9 @@
       </w:tcPr>
     </w:tblStylePr>
   </w:style>
-  <w:style w:type="table" w:styleId="740">
+  <w:style w:type="table" w:styleId="756">
     <w:name w:val="Grid Table 4"/>
-    <w:basedOn w:val="899"/>
+    <w:basedOn w:val="915"/>
     <w:uiPriority w:val="59"/>
     <w:pPr>
       <w:pBdr/>
@@ -12345,9 +9315,9 @@
       </w:tcPr>
     </w:tblStylePr>
   </w:style>
-  <w:style w:type="table" w:styleId="741">
+  <w:style w:type="table" w:styleId="757">
     <w:name w:val="Grid Table 4 - Accent 1"/>
-    <w:basedOn w:val="899"/>
+    <w:basedOn w:val="915"/>
     <w:uiPriority w:val="59"/>
     <w:pPr>
       <w:pBdr/>
@@ -12578,9 +9548,9 @@
       </w:tcPr>
     </w:tblStylePr>
   </w:style>
-  <w:style w:type="table" w:styleId="742">
+  <w:style w:type="table" w:styleId="758">
     <w:name w:val="Grid Table 4 - Accent 2"/>
-    <w:basedOn w:val="899"/>
+    <w:basedOn w:val="915"/>
     <w:uiPriority w:val="59"/>
     <w:pPr>
       <w:pBdr/>
@@ -12811,9 +9781,9 @@
       </w:tcPr>
     </w:tblStylePr>
   </w:style>
-  <w:style w:type="table" w:styleId="743">
+  <w:style w:type="table" w:styleId="759">
     <w:name w:val="Grid Table 4 - Accent 3"/>
-    <w:basedOn w:val="899"/>
+    <w:basedOn w:val="915"/>
     <w:uiPriority w:val="59"/>
     <w:pPr>
       <w:pBdr/>
@@ -13044,9 +10014,9 @@
       </w:tcPr>
     </w:tblStylePr>
   </w:style>
-  <w:style w:type="table" w:styleId="744">
+  <w:style w:type="table" w:styleId="760">
     <w:name w:val="Grid Table 4 - Accent 4"/>
-    <w:basedOn w:val="899"/>
+    <w:basedOn w:val="915"/>
     <w:uiPriority w:val="59"/>
     <w:pPr>
       <w:pBdr/>
@@ -13277,9 +10247,9 @@
       </w:tcPr>
     </w:tblStylePr>
   </w:style>
-  <w:style w:type="table" w:styleId="745">
+  <w:style w:type="table" w:styleId="761">
     <w:name w:val="Grid Table 4 - Accent 5"/>
-    <w:basedOn w:val="899"/>
+    <w:basedOn w:val="915"/>
     <w:uiPriority w:val="59"/>
     <w:pPr>
       <w:pBdr/>
@@ -13510,9 +10480,9 @@
       </w:tcPr>
     </w:tblStylePr>
   </w:style>
-  <w:style w:type="table" w:styleId="746">
+  <w:style w:type="table" w:styleId="762">
     <w:name w:val="Grid Table 4 - Accent 6"/>
-    <w:basedOn w:val="899"/>
+    <w:basedOn w:val="915"/>
     <w:uiPriority w:val="59"/>
     <w:pPr>
       <w:pBdr/>
@@ -13743,9 +10713,9 @@
       </w:tcPr>
     </w:tblStylePr>
   </w:style>
-  <w:style w:type="table" w:styleId="747">
+  <w:style w:type="table" w:styleId="763">
     <w:name w:val="Grid Table 5 Dark"/>
-    <w:basedOn w:val="899"/>
+    <w:basedOn w:val="915"/>
     <w:uiPriority w:val="99"/>
     <w:pPr>
       <w:pBdr/>
@@ -13971,9 +10941,9 @@
       </w:tcPr>
     </w:tblStylePr>
   </w:style>
-  <w:style w:type="table" w:styleId="748">
+  <w:style w:type="table" w:styleId="764">
     <w:name w:val="Grid Table 5 Dark- Accent 1"/>
-    <w:basedOn w:val="899"/>
+    <w:basedOn w:val="915"/>
     <w:uiPriority w:val="99"/>
     <w:pPr>
       <w:pBdr/>
@@ -14199,9 +11169,9 @@
       </w:tcPr>
     </w:tblStylePr>
   </w:style>
-  <w:style w:type="table" w:styleId="749">
+  <w:style w:type="table" w:styleId="765">
     <w:name w:val="Grid Table 5 Dark - Accent 2"/>
-    <w:basedOn w:val="899"/>
+    <w:basedOn w:val="915"/>
     <w:uiPriority w:val="99"/>
     <w:pPr>
       <w:pBdr/>
@@ -14427,9 +11397,9 @@
       </w:tcPr>
     </w:tblStylePr>
   </w:style>
-  <w:style w:type="table" w:styleId="750">
+  <w:style w:type="table" w:styleId="766">
     <w:name w:val="Grid Table 5 Dark - Accent 3"/>
-    <w:basedOn w:val="899"/>
+    <w:basedOn w:val="915"/>
     <w:uiPriority w:val="99"/>
     <w:pPr>
       <w:pBdr/>
@@ -14655,9 +11625,9 @@
       </w:tcPr>
     </w:tblStylePr>
   </w:style>
-  <w:style w:type="table" w:styleId="751">
+  <w:style w:type="table" w:styleId="767">
     <w:name w:val="Grid Table 5 Dark- Accent 4"/>
-    <w:basedOn w:val="899"/>
+    <w:basedOn w:val="915"/>
     <w:uiPriority w:val="99"/>
     <w:pPr>
       <w:pBdr/>
@@ -14883,9 +11853,9 @@
       </w:tcPr>
     </w:tblStylePr>
   </w:style>
-  <w:style w:type="table" w:styleId="752">
+  <w:style w:type="table" w:styleId="768">
     <w:name w:val="Grid Table 5 Dark - Accent 5"/>
-    <w:basedOn w:val="899"/>
+    <w:basedOn w:val="915"/>
     <w:uiPriority w:val="99"/>
     <w:pPr>
       <w:pBdr/>
@@ -15111,9 +12081,9 @@
       </w:tcPr>
     </w:tblStylePr>
   </w:style>
-  <w:style w:type="table" w:styleId="753">
+  <w:style w:type="table" w:styleId="769">
     <w:name w:val="Grid Table 5 Dark - Accent 6"/>
-    <w:basedOn w:val="899"/>
+    <w:basedOn w:val="915"/>
     <w:uiPriority w:val="99"/>
     <w:pPr>
       <w:pBdr/>
@@ -15339,9 +12309,9 @@
       </w:tcPr>
     </w:tblStylePr>
   </w:style>
-  <w:style w:type="table" w:styleId="754">
+  <w:style w:type="table" w:styleId="770">
     <w:name w:val="Grid Table 6 Colorful"/>
-    <w:basedOn w:val="899"/>
+    <w:basedOn w:val="915"/>
     <w:uiPriority w:val="99"/>
     <w:pPr>
       <w:pBdr/>
@@ -15569,9 +12539,9 @@
       </w:tcPr>
     </w:tblStylePr>
   </w:style>
-  <w:style w:type="table" w:styleId="755">
+  <w:style w:type="table" w:styleId="771">
     <w:name w:val="Grid Table 6 Colorful - Accent 1"/>
-    <w:basedOn w:val="899"/>
+    <w:basedOn w:val="915"/>
     <w:uiPriority w:val="99"/>
     <w:pPr>
       <w:pBdr/>
@@ -15799,9 +12769,9 @@
       </w:tcPr>
     </w:tblStylePr>
   </w:style>
-  <w:style w:type="table" w:styleId="756">
+  <w:style w:type="table" w:styleId="772">
     <w:name w:val="Grid Table 6 Colorful - Accent 2"/>
-    <w:basedOn w:val="899"/>
+    <w:basedOn w:val="915"/>
     <w:uiPriority w:val="99"/>
     <w:pPr>
       <w:pBdr/>
@@ -16029,9 +12999,9 @@
       </w:tcPr>
     </w:tblStylePr>
   </w:style>
-  <w:style w:type="table" w:styleId="757">
+  <w:style w:type="table" w:styleId="773">
     <w:name w:val="Grid Table 6 Colorful - Accent 3"/>
-    <w:basedOn w:val="899"/>
+    <w:basedOn w:val="915"/>
     <w:uiPriority w:val="99"/>
     <w:pPr>
       <w:pBdr/>
@@ -16259,9 +13229,9 @@
       </w:tcPr>
     </w:tblStylePr>
   </w:style>
-  <w:style w:type="table" w:styleId="758">
+  <w:style w:type="table" w:styleId="774">
     <w:name w:val="Grid Table 6 Colorful - Accent 4"/>
-    <w:basedOn w:val="899"/>
+    <w:basedOn w:val="915"/>
     <w:uiPriority w:val="99"/>
     <w:pPr>
       <w:pBdr/>
@@ -16489,9 +13459,9 @@
       </w:tcPr>
     </w:tblStylePr>
   </w:style>
-  <w:style w:type="table" w:styleId="759">
+  <w:style w:type="table" w:styleId="775">
     <w:name w:val="Grid Table 6 Colorful - Accent 5"/>
-    <w:basedOn w:val="899"/>
+    <w:basedOn w:val="915"/>
     <w:uiPriority w:val="99"/>
     <w:pPr>
       <w:pBdr/>
@@ -16719,9 +13689,9 @@
       </w:tcPr>
     </w:tblStylePr>
   </w:style>
-  <w:style w:type="table" w:styleId="760">
+  <w:style w:type="table" w:styleId="776">
     <w:name w:val="Grid Table 6 Colorful - Accent 6"/>
-    <w:basedOn w:val="899"/>
+    <w:basedOn w:val="915"/>
     <w:uiPriority w:val="99"/>
     <w:pPr>
       <w:pBdr/>
@@ -16949,9 +13919,9 @@
       </w:tcPr>
     </w:tblStylePr>
   </w:style>
-  <w:style w:type="table" w:styleId="761">
+  <w:style w:type="table" w:styleId="777">
     <w:name w:val="Grid Table 7 Colorful"/>
-    <w:basedOn w:val="899"/>
+    <w:basedOn w:val="915"/>
     <w:uiPriority w:val="99"/>
     <w:pPr>
       <w:pBdr/>
@@ -17203,9 +14173,9 @@
       </w:tcPr>
     </w:tblStylePr>
   </w:style>
-  <w:style w:type="table" w:styleId="762">
+  <w:style w:type="table" w:styleId="778">
     <w:name w:val="Grid Table 7 Colorful - Accent 1"/>
-    <w:basedOn w:val="899"/>
+    <w:basedOn w:val="915"/>
     <w:uiPriority w:val="99"/>
     <w:pPr>
       <w:pBdr/>
@@ -17457,9 +14427,9 @@
       </w:tcPr>
     </w:tblStylePr>
   </w:style>
-  <w:style w:type="table" w:styleId="763">
+  <w:style w:type="table" w:styleId="779">
     <w:name w:val="Grid Table 7 Colorful - Accent 2"/>
-    <w:basedOn w:val="899"/>
+    <w:basedOn w:val="915"/>
     <w:uiPriority w:val="99"/>
     <w:pPr>
       <w:pBdr/>
@@ -17711,9 +14681,9 @@
       </w:tcPr>
     </w:tblStylePr>
   </w:style>
-  <w:style w:type="table" w:styleId="764">
+  <w:style w:type="table" w:styleId="780">
     <w:name w:val="Grid Table 7 Colorful - Accent 3"/>
-    <w:basedOn w:val="899"/>
+    <w:basedOn w:val="915"/>
     <w:uiPriority w:val="99"/>
     <w:pPr>
       <w:pBdr/>
@@ -17965,9 +14935,9 @@
       </w:tcPr>
     </w:tblStylePr>
   </w:style>
-  <w:style w:type="table" w:styleId="765">
+  <w:style w:type="table" w:styleId="781">
     <w:name w:val="Grid Table 7 Colorful - Accent 4"/>
-    <w:basedOn w:val="899"/>
+    <w:basedOn w:val="915"/>
     <w:uiPriority w:val="99"/>
     <w:pPr>
       <w:pBdr/>
@@ -18219,9 +15189,9 @@
       </w:tcPr>
     </w:tblStylePr>
   </w:style>
-  <w:style w:type="table" w:styleId="766">
+  <w:style w:type="table" w:styleId="782">
     <w:name w:val="Grid Table 7 Colorful - Accent 5"/>
-    <w:basedOn w:val="899"/>
+    <w:basedOn w:val="915"/>
     <w:uiPriority w:val="99"/>
     <w:pPr>
       <w:pBdr/>
@@ -18473,9 +15443,9 @@
       </w:tcPr>
     </w:tblStylePr>
   </w:style>
-  <w:style w:type="table" w:styleId="767">
+  <w:style w:type="table" w:styleId="783">
     <w:name w:val="Grid Table 7 Colorful - Accent 6"/>
-    <w:basedOn w:val="899"/>
+    <w:basedOn w:val="915"/>
     <w:uiPriority w:val="99"/>
     <w:pPr>
       <w:pBdr/>
@@ -18727,9 +15697,9 @@
       </w:tcPr>
     </w:tblStylePr>
   </w:style>
-  <w:style w:type="table" w:styleId="768">
+  <w:style w:type="table" w:styleId="784">
     <w:name w:val="List Table 1 Light"/>
-    <w:basedOn w:val="899"/>
+    <w:basedOn w:val="915"/>
     <w:uiPriority w:val="99"/>
     <w:pPr>
       <w:pBdr/>
@@ -18943,9 +15913,9 @@
       </w:tcPr>
     </w:tblStylePr>
   </w:style>
-  <w:style w:type="table" w:styleId="769">
+  <w:style w:type="table" w:styleId="785">
     <w:name w:val="List Table 1 Light - Accent 1"/>
-    <w:basedOn w:val="899"/>
+    <w:basedOn w:val="915"/>
     <w:uiPriority w:val="99"/>
     <w:pPr>
       <w:pBdr/>
@@ -19159,9 +16129,9 @@
       </w:tcPr>
     </w:tblStylePr>
   </w:style>
-  <w:style w:type="table" w:styleId="770">
+  <w:style w:type="table" w:styleId="786">
     <w:name w:val="List Table 1 Light - Accent 2"/>
-    <w:basedOn w:val="899"/>
+    <w:basedOn w:val="915"/>
     <w:uiPriority w:val="99"/>
     <w:pPr>
       <w:pBdr/>
@@ -19375,9 +16345,9 @@
       </w:tcPr>
     </w:tblStylePr>
   </w:style>
-  <w:style w:type="table" w:styleId="771">
+  <w:style w:type="table" w:styleId="787">
     <w:name w:val="List Table 1 Light - Accent 3"/>
-    <w:basedOn w:val="899"/>
+    <w:basedOn w:val="915"/>
     <w:uiPriority w:val="99"/>
     <w:pPr>
       <w:pBdr/>
@@ -19591,9 +16561,9 @@
       </w:tcPr>
     </w:tblStylePr>
   </w:style>
-  <w:style w:type="table" w:styleId="772">
+  <w:style w:type="table" w:styleId="788">
     <w:name w:val="List Table 1 Light - Accent 4"/>
-    <w:basedOn w:val="899"/>
+    <w:basedOn w:val="915"/>
     <w:uiPriority w:val="99"/>
     <w:pPr>
       <w:pBdr/>
@@ -19807,9 +16777,9 @@
       </w:tcPr>
     </w:tblStylePr>
   </w:style>
-  <w:style w:type="table" w:styleId="773">
+  <w:style w:type="table" w:styleId="789">
     <w:name w:val="List Table 1 Light - Accent 5"/>
-    <w:basedOn w:val="899"/>
+    <w:basedOn w:val="915"/>
     <w:uiPriority w:val="99"/>
     <w:pPr>
       <w:pBdr/>
@@ -20023,9 +16993,9 @@
       </w:tcPr>
     </w:tblStylePr>
   </w:style>
-  <w:style w:type="table" w:styleId="774">
+  <w:style w:type="table" w:styleId="790">
     <w:name w:val="List Table 1 Light - Accent 6"/>
-    <w:basedOn w:val="899"/>
+    <w:basedOn w:val="915"/>
     <w:uiPriority w:val="99"/>
     <w:pPr>
       <w:pBdr/>
@@ -20239,9 +17209,9 @@
       </w:tcPr>
     </w:tblStylePr>
   </w:style>
-  <w:style w:type="table" w:styleId="775">
+  <w:style w:type="table" w:styleId="791">
     <w:name w:val="List Table 2"/>
-    <w:basedOn w:val="899"/>
+    <w:basedOn w:val="915"/>
     <w:uiPriority w:val="99"/>
     <w:pPr>
       <w:pBdr/>
@@ -20477,9 +17447,9 @@
       </w:tcPr>
     </w:tblStylePr>
   </w:style>
-  <w:style w:type="table" w:styleId="776">
+  <w:style w:type="table" w:styleId="792">
     <w:name w:val="List Table 2 - Accent 1"/>
-    <w:basedOn w:val="899"/>
+    <w:basedOn w:val="915"/>
     <w:uiPriority w:val="99"/>
     <w:pPr>
       <w:pBdr/>
@@ -20715,9 +17685,9 @@
       </w:tcPr>
     </w:tblStylePr>
   </w:style>
-  <w:style w:type="table" w:styleId="777">
+  <w:style w:type="table" w:styleId="793">
     <w:name w:val="List Table 2 - Accent 2"/>
-    <w:basedOn w:val="899"/>
+    <w:basedOn w:val="915"/>
     <w:uiPriority w:val="99"/>
     <w:pPr>
       <w:pBdr/>
@@ -20953,9 +17923,9 @@
       </w:tcPr>
     </w:tblStylePr>
   </w:style>
-  <w:style w:type="table" w:styleId="778">
+  <w:style w:type="table" w:styleId="794">
     <w:name w:val="List Table 2 - Accent 3"/>
-    <w:basedOn w:val="899"/>
+    <w:basedOn w:val="915"/>
     <w:uiPriority w:val="99"/>
     <w:pPr>
       <w:pBdr/>
@@ -21191,9 +18161,9 @@
       </w:tcPr>
     </w:tblStylePr>
   </w:style>
-  <w:style w:type="table" w:styleId="779">
+  <w:style w:type="table" w:styleId="795">
     <w:name w:val="List Table 2 - Accent 4"/>
-    <w:basedOn w:val="899"/>
+    <w:basedOn w:val="915"/>
     <w:uiPriority w:val="99"/>
     <w:pPr>
       <w:pBdr/>
@@ -21429,9 +18399,9 @@
       </w:tcPr>
     </w:tblStylePr>
   </w:style>
-  <w:style w:type="table" w:styleId="780">
+  <w:style w:type="table" w:styleId="796">
     <w:name w:val="List Table 2 - Accent 5"/>
-    <w:basedOn w:val="899"/>
+    <w:basedOn w:val="915"/>
     <w:uiPriority w:val="99"/>
     <w:pPr>
       <w:pBdr/>
@@ -21667,9 +18637,9 @@
       </w:tcPr>
     </w:tblStylePr>
   </w:style>
-  <w:style w:type="table" w:styleId="781">
+  <w:style w:type="table" w:styleId="797">
     <w:name w:val="List Table 2 - Accent 6"/>
-    <w:basedOn w:val="899"/>
+    <w:basedOn w:val="915"/>
     <w:uiPriority w:val="99"/>
     <w:pPr>
       <w:pBdr/>
@@ -21905,9 +18875,9 @@
       </w:tcPr>
     </w:tblStylePr>
   </w:style>
-  <w:style w:type="table" w:styleId="782">
+  <w:style w:type="table" w:styleId="798">
     <w:name w:val="List Table 3"/>
-    <w:basedOn w:val="899"/>
+    <w:basedOn w:val="915"/>
     <w:uiPriority w:val="99"/>
     <w:pPr>
       <w:pBdr/>
@@ -22133,9 +19103,9 @@
       </w:tcPr>
     </w:tblStylePr>
   </w:style>
-  <w:style w:type="table" w:styleId="783">
+  <w:style w:type="table" w:styleId="799">
     <w:name w:val="List Table 3 - Accent 1"/>
-    <w:basedOn w:val="899"/>
+    <w:basedOn w:val="915"/>
     <w:uiPriority w:val="99"/>
     <w:pPr>
       <w:pBdr/>
@@ -22361,9 +19331,9 @@
       </w:tcPr>
     </w:tblStylePr>
   </w:style>
-  <w:style w:type="table" w:styleId="784">
+  <w:style w:type="table" w:styleId="800">
     <w:name w:val="List Table 3 - Accent 2"/>
-    <w:basedOn w:val="899"/>
+    <w:basedOn w:val="915"/>
     <w:uiPriority w:val="99"/>
     <w:pPr>
       <w:pBdr/>
@@ -22589,9 +19559,9 @@
       </w:tcPr>
     </w:tblStylePr>
   </w:style>
-  <w:style w:type="table" w:styleId="785">
+  <w:style w:type="table" w:styleId="801">
     <w:name w:val="List Table 3 - Accent 3"/>
-    <w:basedOn w:val="899"/>
+    <w:basedOn w:val="915"/>
     <w:uiPriority w:val="99"/>
     <w:pPr>
       <w:pBdr/>
@@ -22817,9 +19787,9 @@
       </w:tcPr>
     </w:tblStylePr>
   </w:style>
-  <w:style w:type="table" w:styleId="786">
+  <w:style w:type="table" w:styleId="802">
     <w:name w:val="List Table 3 - Accent 4"/>
-    <w:basedOn w:val="899"/>
+    <w:basedOn w:val="915"/>
     <w:uiPriority w:val="99"/>
     <w:pPr>
       <w:pBdr/>
@@ -23045,9 +20015,9 @@
       </w:tcPr>
     </w:tblStylePr>
   </w:style>
-  <w:style w:type="table" w:styleId="787">
+  <w:style w:type="table" w:styleId="803">
     <w:name w:val="List Table 3 - Accent 5"/>
-    <w:basedOn w:val="899"/>
+    <w:basedOn w:val="915"/>
     <w:uiPriority w:val="99"/>
     <w:pPr>
       <w:pBdr/>
@@ -23273,9 +20243,9 @@
       </w:tcPr>
     </w:tblStylePr>
   </w:style>
-  <w:style w:type="table" w:styleId="788">
+  <w:style w:type="table" w:styleId="804">
     <w:name w:val="List Table 3 - Accent 6"/>
-    <w:basedOn w:val="899"/>
+    <w:basedOn w:val="915"/>
     <w:uiPriority w:val="99"/>
     <w:pPr>
       <w:pBdr/>
@@ -23501,9 +20471,9 @@
       </w:tcPr>
     </w:tblStylePr>
   </w:style>
-  <w:style w:type="table" w:styleId="789">
+  <w:style w:type="table" w:styleId="805">
     <w:name w:val="List Table 4"/>
-    <w:basedOn w:val="899"/>
+    <w:basedOn w:val="915"/>
     <w:uiPriority w:val="99"/>
     <w:pPr>
       <w:pBdr/>
@@ -23726,9 +20696,9 @@
       </w:tcPr>
     </w:tblStylePr>
   </w:style>
-  <w:style w:type="table" w:styleId="790">
+  <w:style w:type="table" w:styleId="806">
     <w:name w:val="List Table 4 - Accent 1"/>
-    <w:basedOn w:val="899"/>
+    <w:basedOn w:val="915"/>
     <w:uiPriority w:val="99"/>
     <w:pPr>
       <w:pBdr/>
@@ -23951,9 +20921,9 @@
       </w:tcPr>
     </w:tblStylePr>
   </w:style>
-  <w:style w:type="table" w:styleId="791">
+  <w:style w:type="table" w:styleId="807">
     <w:name w:val="List Table 4 - Accent 2"/>
-    <w:basedOn w:val="899"/>
+    <w:basedOn w:val="915"/>
     <w:uiPriority w:val="99"/>
     <w:pPr>
       <w:pBdr/>
@@ -24176,9 +21146,9 @@
       </w:tcPr>
     </w:tblStylePr>
   </w:style>
-  <w:style w:type="table" w:styleId="792">
+  <w:style w:type="table" w:styleId="808">
     <w:name w:val="List Table 4 - Accent 3"/>
-    <w:basedOn w:val="899"/>
+    <w:basedOn w:val="915"/>
     <w:uiPriority w:val="99"/>
     <w:pPr>
       <w:pBdr/>
@@ -24401,9 +21371,9 @@
       </w:tcPr>
     </w:tblStylePr>
   </w:style>
-  <w:style w:type="table" w:styleId="793">
+  <w:style w:type="table" w:styleId="809">
     <w:name w:val="List Table 4 - Accent 4"/>
-    <w:basedOn w:val="899"/>
+    <w:basedOn w:val="915"/>
     <w:uiPriority w:val="99"/>
     <w:pPr>
       <w:pBdr/>
@@ -24626,9 +21596,9 @@
       </w:tcPr>
     </w:tblStylePr>
   </w:style>
-  <w:style w:type="table" w:styleId="794">
+  <w:style w:type="table" w:styleId="810">
     <w:name w:val="List Table 4 - Accent 5"/>
-    <w:basedOn w:val="899"/>
+    <w:basedOn w:val="915"/>
     <w:uiPriority w:val="99"/>
     <w:pPr>
       <w:pBdr/>
@@ -24851,9 +21821,9 @@
       </w:tcPr>
     </w:tblStylePr>
   </w:style>
-  <w:style w:type="table" w:styleId="795">
+  <w:style w:type="table" w:styleId="811">
     <w:name w:val="List Table 4 - Accent 6"/>
-    <w:basedOn w:val="899"/>
+    <w:basedOn w:val="915"/>
     <w:uiPriority w:val="99"/>
     <w:pPr>
       <w:pBdr/>
@@ -25076,9 +22046,9 @@
       </w:tcPr>
     </w:tblStylePr>
   </w:style>
-  <w:style w:type="table" w:styleId="796">
+  <w:style w:type="table" w:styleId="812">
     <w:name w:val="List Table 5 Dark"/>
-    <w:basedOn w:val="899"/>
+    <w:basedOn w:val="915"/>
     <w:uiPriority w:val="99"/>
     <w:pPr>
       <w:pBdr/>
@@ -25318,9 +22288,9 @@
       </w:tcPr>
     </w:tblStylePr>
   </w:style>
-  <w:style w:type="table" w:styleId="797">
+  <w:style w:type="table" w:styleId="813">
     <w:name w:val="List Table 5 Dark - Accent 1"/>
-    <w:basedOn w:val="899"/>
+    <w:basedOn w:val="915"/>
     <w:uiPriority w:val="99"/>
     <w:pPr>
       <w:pBdr/>
@@ -25560,9 +22530,9 @@
       </w:tcPr>
     </w:tblStylePr>
   </w:style>
-  <w:style w:type="table" w:styleId="798">
+  <w:style w:type="table" w:styleId="814">
     <w:name w:val="List Table 5 Dark - Accent 2"/>
-    <w:basedOn w:val="899"/>
+    <w:basedOn w:val="915"/>
     <w:uiPriority w:val="99"/>
     <w:pPr>
       <w:pBdr/>
@@ -25802,9 +22772,9 @@
       </w:tcPr>
     </w:tblStylePr>
   </w:style>
-  <w:style w:type="table" w:styleId="799">
+  <w:style w:type="table" w:styleId="815">
     <w:name w:val="List Table 5 Dark - Accent 3"/>
-    <w:basedOn w:val="899"/>
+    <w:basedOn w:val="915"/>
     <w:uiPriority w:val="99"/>
     <w:pPr>
       <w:pBdr/>
@@ -26044,9 +23014,9 @@
       </w:tcPr>
     </w:tblStylePr>
   </w:style>
-  <w:style w:type="table" w:styleId="800">
+  <w:style w:type="table" w:styleId="816">
     <w:name w:val="List Table 5 Dark - Accent 4"/>
-    <w:basedOn w:val="899"/>
+    <w:basedOn w:val="915"/>
     <w:uiPriority w:val="99"/>
     <w:pPr>
       <w:pBdr/>
@@ -26286,9 +23256,9 @@
       </w:tcPr>
     </w:tblStylePr>
   </w:style>
-  <w:style w:type="table" w:styleId="801">
+  <w:style w:type="table" w:styleId="817">
     <w:name w:val="List Table 5 Dark - Accent 5"/>
-    <w:basedOn w:val="899"/>
+    <w:basedOn w:val="915"/>
     <w:uiPriority w:val="99"/>
     <w:pPr>
       <w:pBdr/>
@@ -26528,9 +23498,9 @@
       </w:tcPr>
     </w:tblStylePr>
   </w:style>
-  <w:style w:type="table" w:styleId="802">
+  <w:style w:type="table" w:styleId="818">
     <w:name w:val="List Table 5 Dark - Accent 6"/>
-    <w:basedOn w:val="899"/>
+    <w:basedOn w:val="915"/>
     <w:uiPriority w:val="99"/>
     <w:pPr>
       <w:pBdr/>
@@ -26770,9 +23740,9 @@
       </w:tcPr>
     </w:tblStylePr>
   </w:style>
-  <w:style w:type="table" w:styleId="803">
+  <w:style w:type="table" w:styleId="819">
     <w:name w:val="List Table 6 Colorful"/>
-    <w:basedOn w:val="899"/>
+    <w:basedOn w:val="915"/>
     <w:uiPriority w:val="99"/>
     <w:pPr>
       <w:pBdr/>
@@ -26993,9 +23963,9 @@
       </w:tcPr>
     </w:tblStylePr>
   </w:style>
-  <w:style w:type="table" w:styleId="804">
+  <w:style w:type="table" w:styleId="820">
     <w:name w:val="List Table 6 Colorful - Accent 1"/>
-    <w:basedOn w:val="899"/>
+    <w:basedOn w:val="915"/>
     <w:uiPriority w:val="99"/>
     <w:pPr>
       <w:pBdr/>
@@ -27216,9 +24186,9 @@
       </w:tcPr>
     </w:tblStylePr>
   </w:style>
-  <w:style w:type="table" w:styleId="805">
+  <w:style w:type="table" w:styleId="821">
     <w:name w:val="List Table 6 Colorful - Accent 2"/>
-    <w:basedOn w:val="899"/>
+    <w:basedOn w:val="915"/>
     <w:uiPriority w:val="99"/>
     <w:pPr>
       <w:pBdr/>
@@ -27439,9 +24409,9 @@
       </w:tcPr>
     </w:tblStylePr>
   </w:style>
-  <w:style w:type="table" w:styleId="806">
+  <w:style w:type="table" w:styleId="822">
     <w:name w:val="List Table 6 Colorful - Accent 3"/>
-    <w:basedOn w:val="899"/>
+    <w:basedOn w:val="915"/>
     <w:uiPriority w:val="99"/>
     <w:pPr>
       <w:pBdr/>
@@ -27662,9 +24632,9 @@
       </w:tcPr>
     </w:tblStylePr>
   </w:style>
-  <w:style w:type="table" w:styleId="807">
+  <w:style w:type="table" w:styleId="823">
     <w:name w:val="List Table 6 Colorful - Accent 4"/>
-    <w:basedOn w:val="899"/>
+    <w:basedOn w:val="915"/>
     <w:uiPriority w:val="99"/>
     <w:pPr>
       <w:pBdr/>
@@ -27885,9 +24855,9 @@
       </w:tcPr>
     </w:tblStylePr>
   </w:style>
-  <w:style w:type="table" w:styleId="808">
+  <w:style w:type="table" w:styleId="824">
     <w:name w:val="List Table 6 Colorful - Accent 5"/>
-    <w:basedOn w:val="899"/>
+    <w:basedOn w:val="915"/>
     <w:uiPriority w:val="99"/>
     <w:pPr>
       <w:pBdr/>
@@ -28108,9 +25078,9 @@
       </w:tcPr>
     </w:tblStylePr>
   </w:style>
-  <w:style w:type="table" w:styleId="809">
+  <w:style w:type="table" w:styleId="825">
     <w:name w:val="List Table 6 Colorful - Accent 6"/>
-    <w:basedOn w:val="899"/>
+    <w:basedOn w:val="915"/>
     <w:uiPriority w:val="99"/>
     <w:pPr>
       <w:pBdr/>
@@ -28331,9 +25301,9 @@
       </w:tcPr>
     </w:tblStylePr>
   </w:style>
-  <w:style w:type="table" w:styleId="810">
+  <w:style w:type="table" w:styleId="826">
     <w:name w:val="List Table 7 Colorful"/>
-    <w:basedOn w:val="899"/>
+    <w:basedOn w:val="915"/>
     <w:uiPriority w:val="99"/>
     <w:pPr>
       <w:pBdr/>
@@ -28587,9 +25557,9 @@
       </w:tcPr>
     </w:tblStylePr>
   </w:style>
-  <w:style w:type="table" w:styleId="811">
+  <w:style w:type="table" w:styleId="827">
     <w:name w:val="List Table 7 Colorful - Accent 1"/>
-    <w:basedOn w:val="899"/>
+    <w:basedOn w:val="915"/>
     <w:uiPriority w:val="99"/>
     <w:pPr>
       <w:pBdr/>
@@ -28843,9 +25813,9 @@
       </w:tcPr>
     </w:tblStylePr>
   </w:style>
-  <w:style w:type="table" w:styleId="812">
+  <w:style w:type="table" w:styleId="828">
     <w:name w:val="List Table 7 Colorful - Accent 2"/>
-    <w:basedOn w:val="899"/>
+    <w:basedOn w:val="915"/>
     <w:uiPriority w:val="99"/>
     <w:pPr>
       <w:pBdr/>
@@ -29099,9 +26069,9 @@
       </w:tcPr>
     </w:tblStylePr>
   </w:style>
-  <w:style w:type="table" w:styleId="813">
+  <w:style w:type="table" w:styleId="829">
     <w:name w:val="List Table 7 Colorful - Accent 3"/>
-    <w:basedOn w:val="899"/>
+    <w:basedOn w:val="915"/>
     <w:uiPriority w:val="99"/>
     <w:pPr>
       <w:pBdr/>
@@ -29355,9 +26325,9 @@
       </w:tcPr>
     </w:tblStylePr>
   </w:style>
-  <w:style w:type="table" w:styleId="814">
+  <w:style w:type="table" w:styleId="830">
     <w:name w:val="List Table 7 Colorful - Accent 4"/>
-    <w:basedOn w:val="899"/>
+    <w:basedOn w:val="915"/>
     <w:uiPriority w:val="99"/>
     <w:pPr>
       <w:pBdr/>
@@ -29611,9 +26581,9 @@
       </w:tcPr>
     </w:tblStylePr>
   </w:style>
-  <w:style w:type="table" w:styleId="815">
+  <w:style w:type="table" w:styleId="831">
     <w:name w:val="List Table 7 Colorful - Accent 5"/>
-    <w:basedOn w:val="899"/>
+    <w:basedOn w:val="915"/>
     <w:uiPriority w:val="99"/>
     <w:pPr>
       <w:pBdr/>
@@ -29867,9 +26837,9 @@
       </w:tcPr>
     </w:tblStylePr>
   </w:style>
-  <w:style w:type="table" w:styleId="816">
+  <w:style w:type="table" w:styleId="832">
     <w:name w:val="List Table 7 Colorful - Accent 6"/>
-    <w:basedOn w:val="899"/>
+    <w:basedOn w:val="915"/>
     <w:uiPriority w:val="99"/>
     <w:pPr>
       <w:pBdr/>
@@ -30123,9 +27093,9 @@
       </w:tcPr>
     </w:tblStylePr>
   </w:style>
-  <w:style w:type="table" w:styleId="817">
+  <w:style w:type="table" w:styleId="833">
     <w:name w:val="Lined - Accent"/>
-    <w:basedOn w:val="899"/>
+    <w:basedOn w:val="915"/>
     <w:uiPriority w:val="99"/>
     <w:pPr>
       <w:pBdr/>
@@ -30360,9 +27330,9 @@
       </w:tcPr>
     </w:tblStylePr>
   </w:style>
-  <w:style w:type="table" w:styleId="818">
+  <w:style w:type="table" w:styleId="834">
     <w:name w:val="Lined - Accent 1"/>
-    <w:basedOn w:val="899"/>
+    <w:basedOn w:val="915"/>
     <w:uiPriority w:val="99"/>
     <w:pPr>
       <w:pBdr/>
@@ -30597,9 +27567,9 @@
       </w:tcPr>
     </w:tblStylePr>
   </w:style>
-  <w:style w:type="table" w:styleId="819">
+  <w:style w:type="table" w:styleId="835">
     <w:name w:val="Lined - Accent 2"/>
-    <w:basedOn w:val="899"/>
+    <w:basedOn w:val="915"/>
     <w:uiPriority w:val="99"/>
     <w:pPr>
       <w:pBdr/>
@@ -30834,9 +27804,9 @@
       </w:tcPr>
     </w:tblStylePr>
   </w:style>
-  <w:style w:type="table" w:styleId="820">
+  <w:style w:type="table" w:styleId="836">
     <w:name w:val="Lined - Accent 3"/>
-    <w:basedOn w:val="899"/>
+    <w:basedOn w:val="915"/>
     <w:uiPriority w:val="99"/>
     <w:pPr>
       <w:pBdr/>
@@ -31071,9 +28041,9 @@
       </w:tcPr>
     </w:tblStylePr>
   </w:style>
-  <w:style w:type="table" w:styleId="821">
+  <w:style w:type="table" w:styleId="837">
     <w:name w:val="Lined - Accent 4"/>
-    <w:basedOn w:val="899"/>
+    <w:basedOn w:val="915"/>
     <w:uiPriority w:val="99"/>
     <w:pPr>
       <w:pBdr/>
@@ -31308,9 +28278,9 @@
       </w:tcPr>
     </w:tblStylePr>
   </w:style>
-  <w:style w:type="table" w:styleId="822">
+  <w:style w:type="table" w:styleId="838">
     <w:name w:val="Lined - Accent 5"/>
-    <w:basedOn w:val="899"/>
+    <w:basedOn w:val="915"/>
     <w:uiPriority w:val="99"/>
     <w:pPr>
       <w:pBdr/>
@@ -31545,9 +28515,9 @@
       </w:tcPr>
     </w:tblStylePr>
   </w:style>
-  <w:style w:type="table" w:styleId="823">
+  <w:style w:type="table" w:styleId="839">
     <w:name w:val="Lined - Accent 6"/>
-    <w:basedOn w:val="899"/>
+    <w:basedOn w:val="915"/>
     <w:uiPriority w:val="99"/>
     <w:pPr>
       <w:pBdr/>
@@ -31782,9 +28752,9 @@
       </w:tcPr>
     </w:tblStylePr>
   </w:style>
-  <w:style w:type="table" w:styleId="824">
+  <w:style w:type="table" w:styleId="840">
     <w:name w:val="Bordered &amp; Lined - Accent"/>
-    <w:basedOn w:val="899"/>
+    <w:basedOn w:val="915"/>
     <w:uiPriority w:val="99"/>
     <w:pPr>
       <w:pBdr/>
@@ -32026,9 +28996,9 @@
       </w:tcPr>
     </w:tblStylePr>
   </w:style>
-  <w:style w:type="table" w:styleId="825">
+  <w:style w:type="table" w:styleId="841">
     <w:name w:val="Bordered &amp; Lined - Accent 1"/>
-    <w:basedOn w:val="899"/>
+    <w:basedOn w:val="915"/>
     <w:uiPriority w:val="99"/>
     <w:pPr>
       <w:pBdr/>
@@ -32270,9 +29240,9 @@
       </w:tcPr>
     </w:tblStylePr>
   </w:style>
-  <w:style w:type="table" w:styleId="826">
+  <w:style w:type="table" w:styleId="842">
     <w:name w:val="Bordered &amp; Lined - Accent 2"/>
-    <w:basedOn w:val="899"/>
+    <w:basedOn w:val="915"/>
     <w:uiPriority w:val="99"/>
     <w:pPr>
       <w:pBdr/>
@@ -32514,9 +29484,9 @@
       </w:tcPr>
     </w:tblStylePr>
   </w:style>
-  <w:style w:type="table" w:styleId="827">
+  <w:style w:type="table" w:styleId="843">
     <w:name w:val="Bordered &amp; Lined - Accent 3"/>
-    <w:basedOn w:val="899"/>
+    <w:basedOn w:val="915"/>
     <w:uiPriority w:val="99"/>
     <w:pPr>
       <w:pBdr/>
@@ -32758,9 +29728,9 @@
       </w:tcPr>
     </w:tblStylePr>
   </w:style>
-  <w:style w:type="table" w:styleId="828">
+  <w:style w:type="table" w:styleId="844">
     <w:name w:val="Bordered &amp; Lined - Accent 4"/>
-    <w:basedOn w:val="899"/>
+    <w:basedOn w:val="915"/>
     <w:uiPriority w:val="99"/>
     <w:pPr>
       <w:pBdr/>
@@ -33002,9 +29972,9 @@
       </w:tcPr>
     </w:tblStylePr>
   </w:style>
-  <w:style w:type="table" w:styleId="829">
+  <w:style w:type="table" w:styleId="845">
     <w:name w:val="Bordered &amp; Lined - Accent 5"/>
-    <w:basedOn w:val="899"/>
+    <w:basedOn w:val="915"/>
     <w:uiPriority w:val="99"/>
     <w:pPr>
       <w:pBdr/>
@@ -33246,9 +30216,9 @@
       </w:tcPr>
     </w:tblStylePr>
   </w:style>
-  <w:style w:type="table" w:styleId="830">
+  <w:style w:type="table" w:styleId="846">
     <w:name w:val="Bordered &amp; Lined - Accent 6"/>
-    <w:basedOn w:val="899"/>
+    <w:basedOn w:val="915"/>
     <w:uiPriority w:val="99"/>
     <w:pPr>
       <w:pBdr/>
@@ -33490,9 +30460,9 @@
       </w:tcPr>
     </w:tblStylePr>
   </w:style>
-  <w:style w:type="table" w:styleId="831">
+  <w:style w:type="table" w:styleId="847">
     <w:name w:val="Bordered"/>
-    <w:basedOn w:val="899"/>
+    <w:basedOn w:val="915"/>
     <w:uiPriority w:val="99"/>
     <w:pPr>
       <w:pBdr/>
@@ -33721,9 +30691,9 @@
       </w:tcPr>
     </w:tblStylePr>
   </w:style>
-  <w:style w:type="table" w:styleId="832">
+  <w:style w:type="table" w:styleId="848">
     <w:name w:val="Bordered - Accent 1"/>
-    <w:basedOn w:val="899"/>
+    <w:basedOn w:val="915"/>
     <w:uiPriority w:val="99"/>
     <w:pPr>
       <w:pBdr/>
@@ -33952,9 +30922,9 @@
       </w:tcPr>
     </w:tblStylePr>
   </w:style>
-  <w:style w:type="table" w:styleId="833">
+  <w:style w:type="table" w:styleId="849">
     <w:name w:val="Bordered - Accent 2"/>
-    <w:basedOn w:val="899"/>
+    <w:basedOn w:val="915"/>
     <w:uiPriority w:val="99"/>
     <w:pPr>
       <w:pBdr/>
@@ -34183,9 +31153,9 @@
       </w:tcPr>
     </w:tblStylePr>
   </w:style>
-  <w:style w:type="table" w:styleId="834">
+  <w:style w:type="table" w:styleId="850">
     <w:name w:val="Bordered - Accent 3"/>
-    <w:basedOn w:val="899"/>
+    <w:basedOn w:val="915"/>
     <w:uiPriority w:val="99"/>
     <w:pPr>
       <w:pBdr/>
@@ -34414,9 +31384,9 @@
       </w:tcPr>
     </w:tblStylePr>
   </w:style>
-  <w:style w:type="table" w:styleId="835">
+  <w:style w:type="table" w:styleId="851">
     <w:name w:val="Bordered - Accent 4"/>
-    <w:basedOn w:val="899"/>
+    <w:basedOn w:val="915"/>
     <w:uiPriority w:val="99"/>
     <w:pPr>
       <w:pBdr/>
@@ -34645,9 +31615,9 @@
       </w:tcPr>
     </w:tblStylePr>
   </w:style>
-  <w:style w:type="table" w:styleId="836">
+  <w:style w:type="table" w:styleId="852">
     <w:name w:val="Bordered - Accent 5"/>
-    <w:basedOn w:val="899"/>
+    <w:basedOn w:val="915"/>
     <w:uiPriority w:val="99"/>
     <w:pPr>
       <w:pBdr/>
@@ -34876,9 +31846,9 @@
       </w:tcPr>
     </w:tblStylePr>
   </w:style>
-  <w:style w:type="table" w:styleId="837">
+  <w:style w:type="table" w:styleId="853">
     <w:name w:val="Bordered - Accent 6"/>
-    <w:basedOn w:val="899"/>
+    <w:basedOn w:val="915"/>
     <w:uiPriority w:val="99"/>
     <w:pPr>
       <w:pBdr/>
@@ -35107,11 +32077,11 @@
       </w:tcPr>
     </w:tblStylePr>
   </w:style>
-  <w:style w:type="paragraph" w:styleId="838">
+  <w:style w:type="paragraph" w:styleId="854">
     <w:name w:val="Heading 1"/>
-    <w:basedOn w:val="897"/>
-    <w:next w:val="897"/>
-    <w:link w:val="847"/>
+    <w:basedOn w:val="913"/>
+    <w:next w:val="913"/>
+    <w:link w:val="863"/>
     <w:uiPriority w:val="9"/>
     <w:qFormat/>
     <w:pPr>
@@ -35129,11 +32099,11 @@
       <w:szCs w:val="40"/>
     </w:rPr>
   </w:style>
-  <w:style w:type="paragraph" w:styleId="839">
+  <w:style w:type="paragraph" w:styleId="855">
     <w:name w:val="Heading 2"/>
-    <w:basedOn w:val="897"/>
-    <w:next w:val="897"/>
-    <w:link w:val="848"/>
+    <w:basedOn w:val="913"/>
+    <w:next w:val="913"/>
+    <w:link w:val="864"/>
     <w:uiPriority w:val="9"/>
     <w:unhideWhenUsed/>
     <w:qFormat/>
@@ -35152,11 +32122,11 @@
       <w:szCs w:val="32"/>
     </w:rPr>
   </w:style>
-  <w:style w:type="paragraph" w:styleId="840">
+  <w:style w:type="paragraph" w:styleId="856">
     <w:name w:val="Heading 3"/>
-    <w:basedOn w:val="897"/>
-    <w:next w:val="897"/>
-    <w:link w:val="849"/>
+    <w:basedOn w:val="913"/>
+    <w:next w:val="913"/>
+    <w:link w:val="865"/>
     <w:uiPriority w:val="9"/>
     <w:unhideWhenUsed/>
     <w:qFormat/>
@@ -35175,11 +32145,11 @@
       <w:szCs w:val="28"/>
     </w:rPr>
   </w:style>
-  <w:style w:type="paragraph" w:styleId="841">
+  <w:style w:type="paragraph" w:styleId="857">
     <w:name w:val="Heading 4"/>
-    <w:basedOn w:val="897"/>
-    <w:next w:val="897"/>
-    <w:link w:val="850"/>
+    <w:basedOn w:val="913"/>
+    <w:next w:val="913"/>
+    <w:link w:val="866"/>
     <w:uiPriority w:val="9"/>
     <w:unhideWhenUsed/>
     <w:qFormat/>
@@ -35198,11 +32168,11 @@
       <w:color w:val="0f4761" w:themeColor="accent1" w:themeShade="BF"/>
     </w:rPr>
   </w:style>
-  <w:style w:type="paragraph" w:styleId="842">
+  <w:style w:type="paragraph" w:styleId="858">
     <w:name w:val="Heading 5"/>
-    <w:basedOn w:val="897"/>
-    <w:next w:val="897"/>
-    <w:link w:val="851"/>
+    <w:basedOn w:val="913"/>
+    <w:next w:val="913"/>
+    <w:link w:val="867"/>
     <w:uiPriority w:val="9"/>
     <w:unhideWhenUsed/>
     <w:qFormat/>
@@ -35219,11 +32189,11 @@
       <w:color w:val="0f4761" w:themeColor="accent1" w:themeShade="BF"/>
     </w:rPr>
   </w:style>
-  <w:style w:type="paragraph" w:styleId="843">
+  <w:style w:type="paragraph" w:styleId="859">
     <w:name w:val="Heading 6"/>
-    <w:basedOn w:val="897"/>
-    <w:next w:val="897"/>
-    <w:link w:val="852"/>
+    <w:basedOn w:val="913"/>
+    <w:next w:val="913"/>
+    <w:link w:val="868"/>
     <w:uiPriority w:val="9"/>
     <w:unhideWhenUsed/>
     <w:qFormat/>
@@ -35242,11 +32212,11 @@
       <w:color w:val="595959" w:themeColor="text1" w:themeTint="A6"/>
     </w:rPr>
   </w:style>
-  <w:style w:type="paragraph" w:styleId="844">
+  <w:style w:type="paragraph" w:styleId="860">
     <w:name w:val="Heading 7"/>
-    <w:basedOn w:val="897"/>
-    <w:next w:val="897"/>
-    <w:link w:val="853"/>
+    <w:basedOn w:val="913"/>
+    <w:next w:val="913"/>
+    <w:link w:val="869"/>
     <w:uiPriority w:val="9"/>
     <w:unhideWhenUsed/>
     <w:qFormat/>
@@ -35263,11 +32233,11 @@
       <w:color w:val="595959" w:themeColor="text1" w:themeTint="A6"/>
     </w:rPr>
   </w:style>
-  <w:style w:type="paragraph" w:styleId="845">
+  <w:style w:type="paragraph" w:styleId="861">
     <w:name w:val="Heading 8"/>
-    <w:basedOn w:val="897"/>
-    <w:next w:val="897"/>
-    <w:link w:val="854"/>
+    <w:basedOn w:val="913"/>
+    <w:next w:val="913"/>
+    <w:link w:val="870"/>
     <w:uiPriority w:val="9"/>
     <w:unhideWhenUsed/>
     <w:qFormat/>
@@ -35286,11 +32256,11 @@
       <w:color w:val="272727" w:themeColor="text1" w:themeTint="D8"/>
     </w:rPr>
   </w:style>
-  <w:style w:type="paragraph" w:styleId="846">
+  <w:style w:type="paragraph" w:styleId="862">
     <w:name w:val="Heading 9"/>
-    <w:basedOn w:val="897"/>
-    <w:next w:val="897"/>
-    <w:link w:val="855"/>
+    <w:basedOn w:val="913"/>
+    <w:next w:val="913"/>
+    <w:link w:val="871"/>
     <w:uiPriority w:val="9"/>
     <w:unhideWhenUsed/>
     <w:qFormat/>
@@ -35309,10 +32279,10 @@
       <w:color w:val="272727" w:themeColor="text1" w:themeTint="D8"/>
     </w:rPr>
   </w:style>
-  <w:style w:type="character" w:styleId="847">
+  <w:style w:type="character" w:styleId="863">
     <w:name w:val="Heading 1 Char"/>
-    <w:basedOn w:val="898"/>
-    <w:link w:val="838"/>
+    <w:basedOn w:val="914"/>
+    <w:link w:val="854"/>
     <w:uiPriority w:val="9"/>
     <w:pPr>
       <w:pBdr/>
@@ -35326,10 +32296,10 @@
       <w:szCs w:val="40"/>
     </w:rPr>
   </w:style>
-  <w:style w:type="character" w:styleId="848">
+  <w:style w:type="character" w:styleId="864">
     <w:name w:val="Heading 2 Char"/>
-    <w:basedOn w:val="898"/>
-    <w:link w:val="839"/>
+    <w:basedOn w:val="914"/>
+    <w:link w:val="855"/>
     <w:uiPriority w:val="9"/>
     <w:pPr>
       <w:pBdr/>
@@ -35343,10 +32313,10 @@
       <w:szCs w:val="32"/>
     </w:rPr>
   </w:style>
-  <w:style w:type="character" w:styleId="849">
+  <w:style w:type="character" w:styleId="865">
     <w:name w:val="Heading 3 Char"/>
-    <w:basedOn w:val="898"/>
-    <w:link w:val="840"/>
+    <w:basedOn w:val="914"/>
+    <w:link w:val="856"/>
     <w:uiPriority w:val="9"/>
     <w:pPr>
       <w:pBdr/>
@@ -35360,10 +32330,10 @@
       <w:szCs w:val="28"/>
     </w:rPr>
   </w:style>
-  <w:style w:type="character" w:styleId="850">
+  <w:style w:type="character" w:styleId="866">
     <w:name w:val="Heading 4 Char"/>
-    <w:basedOn w:val="898"/>
-    <w:link w:val="841"/>
+    <w:basedOn w:val="914"/>
+    <w:link w:val="857"/>
     <w:uiPriority w:val="9"/>
     <w:pPr>
       <w:pBdr/>
@@ -35377,10 +32347,10 @@
       <w:color w:val="0f4761" w:themeColor="accent1" w:themeShade="BF"/>
     </w:rPr>
   </w:style>
-  <w:style w:type="character" w:styleId="851">
+  <w:style w:type="character" w:styleId="867">
     <w:name w:val="Heading 5 Char"/>
-    <w:basedOn w:val="898"/>
-    <w:link w:val="842"/>
+    <w:basedOn w:val="914"/>
+    <w:link w:val="858"/>
     <w:uiPriority w:val="9"/>
     <w:pPr>
       <w:pBdr/>
@@ -35392,10 +32362,10 @@
       <w:color w:val="0f4761" w:themeColor="accent1" w:themeShade="BF"/>
     </w:rPr>
   </w:style>
-  <w:style w:type="character" w:styleId="852">
+  <w:style w:type="character" w:styleId="868">
     <w:name w:val="Heading 6 Char"/>
-    <w:basedOn w:val="898"/>
-    <w:link w:val="843"/>
+    <w:basedOn w:val="914"/>
+    <w:link w:val="859"/>
     <w:uiPriority w:val="9"/>
     <w:pPr>
       <w:pBdr/>
@@ -35409,10 +32379,10 @@
       <w:color w:val="595959" w:themeColor="text1" w:themeTint="A6"/>
     </w:rPr>
   </w:style>
-  <w:style w:type="character" w:styleId="853">
+  <w:style w:type="character" w:styleId="869">
     <w:name w:val="Heading 7 Char"/>
-    <w:basedOn w:val="898"/>
-    <w:link w:val="844"/>
+    <w:basedOn w:val="914"/>
+    <w:link w:val="860"/>
     <w:uiPriority w:val="9"/>
     <w:pPr>
       <w:pBdr/>
@@ -35424,10 +32394,10 @@
       <w:color w:val="595959" w:themeColor="text1" w:themeTint="A6"/>
     </w:rPr>
   </w:style>
-  <w:style w:type="character" w:styleId="854">
+  <w:style w:type="character" w:styleId="870">
     <w:name w:val="Heading 8 Char"/>
-    <w:basedOn w:val="898"/>
-    <w:link w:val="845"/>
+    <w:basedOn w:val="914"/>
+    <w:link w:val="861"/>
     <w:uiPriority w:val="9"/>
     <w:pPr>
       <w:pBdr/>
@@ -35441,10 +32411,10 @@
       <w:color w:val="272727" w:themeColor="text1" w:themeTint="D8"/>
     </w:rPr>
   </w:style>
-  <w:style w:type="character" w:styleId="855">
+  <w:style w:type="character" w:styleId="871">
     <w:name w:val="Heading 9 Char"/>
-    <w:basedOn w:val="898"/>
-    <w:link w:val="846"/>
+    <w:basedOn w:val="914"/>
+    <w:link w:val="862"/>
     <w:uiPriority w:val="9"/>
     <w:pPr>
       <w:pBdr/>
@@ -35458,11 +32428,11 @@
       <w:color w:val="272727" w:themeColor="text1" w:themeTint="D8"/>
     </w:rPr>
   </w:style>
-  <w:style w:type="paragraph" w:styleId="856">
+  <w:style w:type="paragraph" w:styleId="872">
     <w:name w:val="Title"/>
-    <w:basedOn w:val="897"/>
-    <w:next w:val="897"/>
-    <w:link w:val="857"/>
+    <w:basedOn w:val="913"/>
+    <w:next w:val="913"/>
+    <w:link w:val="873"/>
     <w:uiPriority w:val="10"/>
     <w:qFormat/>
     <w:pPr>
@@ -35478,10 +32448,10 @@
       <w:szCs w:val="56"/>
     </w:rPr>
   </w:style>
-  <w:style w:type="character" w:styleId="857">
+  <w:style w:type="character" w:styleId="873">
     <w:name w:val="Title Char"/>
-    <w:basedOn w:val="898"/>
-    <w:link w:val="856"/>
+    <w:basedOn w:val="914"/>
+    <w:link w:val="872"/>
     <w:uiPriority w:val="10"/>
     <w:pPr>
       <w:pBdr/>
@@ -35495,11 +32465,11 @@
       <w:szCs w:val="56"/>
     </w:rPr>
   </w:style>
-  <w:style w:type="paragraph" w:styleId="858">
+  <w:style w:type="paragraph" w:styleId="874">
     <w:name w:val="Subtitle"/>
-    <w:basedOn w:val="897"/>
-    <w:next w:val="897"/>
-    <w:link w:val="859"/>
+    <w:basedOn w:val="913"/>
+    <w:next w:val="913"/>
+    <w:link w:val="875"/>
     <w:uiPriority w:val="11"/>
     <w:qFormat/>
     <w:pPr>
@@ -35517,10 +32487,10 @@
       <w:szCs w:val="28"/>
     </w:rPr>
   </w:style>
-  <w:style w:type="character" w:styleId="859">
+  <w:style w:type="character" w:styleId="875">
     <w:name w:val="Subtitle Char"/>
-    <w:basedOn w:val="898"/>
-    <w:link w:val="858"/>
+    <w:basedOn w:val="914"/>
+    <w:link w:val="874"/>
     <w:uiPriority w:val="11"/>
     <w:pPr>
       <w:pBdr/>
@@ -35534,11 +32504,11 @@
       <w:szCs w:val="28"/>
     </w:rPr>
   </w:style>
-  <w:style w:type="paragraph" w:styleId="860">
+  <w:style w:type="paragraph" w:styleId="876">
     <w:name w:val="Quote"/>
-    <w:basedOn w:val="897"/>
-    <w:next w:val="897"/>
-    <w:link w:val="861"/>
+    <w:basedOn w:val="913"/>
+    <w:next w:val="913"/>
+    <w:link w:val="877"/>
     <w:uiPriority w:val="29"/>
     <w:qFormat/>
     <w:pPr>
@@ -35553,10 +32523,10 @@
       <w:color w:val="404040" w:themeColor="text1" w:themeTint="BF"/>
     </w:rPr>
   </w:style>
-  <w:style w:type="character" w:styleId="861">
+  <w:style w:type="character" w:styleId="877">
     <w:name w:val="Quote Char"/>
-    <w:basedOn w:val="898"/>
-    <w:link w:val="860"/>
+    <w:basedOn w:val="914"/>
+    <w:link w:val="876"/>
     <w:uiPriority w:val="29"/>
     <w:pPr>
       <w:pBdr/>
@@ -35569,9 +32539,9 @@
       <w:color w:val="404040" w:themeColor="text1" w:themeTint="BF"/>
     </w:rPr>
   </w:style>
-  <w:style w:type="character" w:styleId="862">
+  <w:style w:type="character" w:styleId="878">
     <w:name w:val="Intense Emphasis"/>
-    <w:basedOn w:val="898"/>
+    <w:basedOn w:val="914"/>
     <w:uiPriority w:val="21"/>
     <w:qFormat/>
     <w:pPr>
@@ -35585,11 +32555,11 @@
       <w:color w:val="0f4761" w:themeColor="accent1" w:themeShade="BF"/>
     </w:rPr>
   </w:style>
-  <w:style w:type="paragraph" w:styleId="863">
+  <w:style w:type="paragraph" w:styleId="879">
     <w:name w:val="Intense Quote"/>
-    <w:basedOn w:val="897"/>
-    <w:next w:val="897"/>
-    <w:link w:val="864"/>
+    <w:basedOn w:val="913"/>
+    <w:next w:val="913"/>
+    <w:link w:val="880"/>
     <w:uiPriority w:val="30"/>
     <w:qFormat/>
     <w:pPr>
@@ -35607,10 +32577,10 @@
       <w:color w:val="0f4761" w:themeColor="accent1" w:themeShade="BF"/>
     </w:rPr>
   </w:style>
-  <w:style w:type="character" w:styleId="864">
+  <w:style w:type="character" w:styleId="880">
     <w:name w:val="Intense Quote Char"/>
-    <w:basedOn w:val="898"/>
-    <w:link w:val="863"/>
+    <w:basedOn w:val="914"/>
+    <w:link w:val="879"/>
     <w:uiPriority w:val="30"/>
     <w:pPr>
       <w:pBdr/>
@@ -35623,9 +32593,9 @@
       <w:color w:val="0f4761" w:themeColor="accent1" w:themeShade="BF"/>
     </w:rPr>
   </w:style>
-  <w:style w:type="character" w:styleId="865">
+  <w:style w:type="character" w:styleId="881">
     <w:name w:val="Intense Reference"/>
-    <w:basedOn w:val="898"/>
+    <w:basedOn w:val="914"/>
     <w:uiPriority w:val="32"/>
     <w:qFormat/>
     <w:pPr>
@@ -35641,9 +32611,9 @@
       <w:spacing w:val="5"/>
     </w:rPr>
   </w:style>
-  <w:style w:type="paragraph" w:styleId="866">
+  <w:style w:type="paragraph" w:styleId="882">
     <w:name w:val="No Spacing"/>
-    <w:basedOn w:val="897"/>
+    <w:basedOn w:val="913"/>
     <w:uiPriority w:val="1"/>
     <w:qFormat/>
     <w:pPr>
@@ -35652,9 +32622,9 @@
       <w:ind/>
     </w:pPr>
   </w:style>
-  <w:style w:type="character" w:styleId="867">
+  <w:style w:type="character" w:styleId="883">
     <w:name w:val="Subtle Emphasis"/>
-    <w:basedOn w:val="898"/>
+    <w:basedOn w:val="914"/>
     <w:uiPriority w:val="19"/>
     <w:qFormat/>
     <w:pPr>
@@ -35668,9 +32638,9 @@
       <w:color w:val="404040" w:themeColor="text1" w:themeTint="BF"/>
     </w:rPr>
   </w:style>
-  <w:style w:type="character" w:styleId="868">
+  <w:style w:type="character" w:styleId="884">
     <w:name w:val="Emphasis"/>
-    <w:basedOn w:val="898"/>
+    <w:basedOn w:val="914"/>
     <w:uiPriority w:val="20"/>
     <w:qFormat/>
     <w:pPr>
@@ -35683,9 +32653,9 @@
       <w:iCs/>
     </w:rPr>
   </w:style>
-  <w:style w:type="character" w:styleId="869">
+  <w:style w:type="character" w:styleId="885">
     <w:name w:val="Strong"/>
-    <w:basedOn w:val="898"/>
+    <w:basedOn w:val="914"/>
     <w:uiPriority w:val="22"/>
     <w:qFormat/>
     <w:pPr>
@@ -35698,9 +32668,9 @@
       <w:bCs/>
     </w:rPr>
   </w:style>
-  <w:style w:type="character" w:styleId="870">
+  <w:style w:type="character" w:styleId="886">
     <w:name w:val="Subtle Reference"/>
-    <w:basedOn w:val="898"/>
+    <w:basedOn w:val="914"/>
     <w:uiPriority w:val="31"/>
     <w:qFormat/>
     <w:pPr>
@@ -35713,9 +32683,9 @@
       <w:color w:val="5a5a5a" w:themeColor="text1" w:themeTint="A5"/>
     </w:rPr>
   </w:style>
-  <w:style w:type="character" w:styleId="871">
+  <w:style w:type="character" w:styleId="887">
     <w:name w:val="Book Title"/>
-    <w:basedOn w:val="898"/>
+    <w:basedOn w:val="914"/>
     <w:uiPriority w:val="33"/>
     <w:qFormat/>
     <w:pPr>
@@ -35731,10 +32701,10 @@
       <w:spacing w:val="5"/>
     </w:rPr>
   </w:style>
-  <w:style w:type="paragraph" w:styleId="872">
+  <w:style w:type="paragraph" w:styleId="888">
     <w:name w:val="Header"/>
-    <w:basedOn w:val="897"/>
-    <w:link w:val="873"/>
+    <w:basedOn w:val="913"/>
+    <w:link w:val="889"/>
     <w:uiPriority w:val="99"/>
     <w:unhideWhenUsed/>
     <w:pPr>
@@ -35747,10 +32717,10 @@
       <w:ind/>
     </w:pPr>
   </w:style>
-  <w:style w:type="character" w:styleId="873">
+  <w:style w:type="character" w:styleId="889">
     <w:name w:val="Header Char"/>
-    <w:basedOn w:val="898"/>
-    <w:link w:val="872"/>
+    <w:basedOn w:val="914"/>
+    <w:link w:val="888"/>
     <w:uiPriority w:val="99"/>
     <w:pPr>
       <w:pBdr/>
@@ -35758,10 +32728,10 @@
       <w:ind/>
     </w:pPr>
   </w:style>
-  <w:style w:type="paragraph" w:styleId="874">
+  <w:style w:type="paragraph" w:styleId="890">
     <w:name w:val="Footer"/>
-    <w:basedOn w:val="897"/>
-    <w:link w:val="875"/>
+    <w:basedOn w:val="913"/>
+    <w:link w:val="891"/>
     <w:uiPriority w:val="99"/>
     <w:unhideWhenUsed/>
     <w:pPr>
@@ -35774,10 +32744,10 @@
       <w:ind/>
     </w:pPr>
   </w:style>
-  <w:style w:type="character" w:styleId="875">
+  <w:style w:type="character" w:styleId="891">
     <w:name w:val="Footer Char"/>
-    <w:basedOn w:val="898"/>
-    <w:link w:val="874"/>
+    <w:basedOn w:val="914"/>
+    <w:link w:val="890"/>
     <w:uiPriority w:val="99"/>
     <w:pPr>
       <w:pBdr/>
@@ -35785,10 +32755,10 @@
       <w:ind/>
     </w:pPr>
   </w:style>
-  <w:style w:type="paragraph" w:styleId="876">
+  <w:style w:type="paragraph" w:styleId="892">
     <w:name w:val="Caption"/>
-    <w:basedOn w:val="897"/>
-    <w:next w:val="897"/>
+    <w:basedOn w:val="913"/>
+    <w:next w:val="913"/>
     <w:uiPriority w:val="35"/>
     <w:unhideWhenUsed/>
     <w:qFormat/>
@@ -35805,10 +32775,10 @@
       <w:szCs w:val="18"/>
     </w:rPr>
   </w:style>
-  <w:style w:type="paragraph" w:styleId="877">
+  <w:style w:type="paragraph" w:styleId="893">
     <w:name w:val="footnote text"/>
-    <w:basedOn w:val="897"/>
-    <w:link w:val="878"/>
+    <w:basedOn w:val="913"/>
+    <w:link w:val="894"/>
     <w:uiPriority w:val="99"/>
     <w:semiHidden/>
     <w:unhideWhenUsed/>
@@ -35822,10 +32792,10 @@
       <w:szCs w:val="20"/>
     </w:rPr>
   </w:style>
-  <w:style w:type="character" w:styleId="878">
+  <w:style w:type="character" w:styleId="894">
     <w:name w:val="Footnote Text Char"/>
-    <w:basedOn w:val="898"/>
-    <w:link w:val="877"/>
+    <w:basedOn w:val="914"/>
+    <w:link w:val="893"/>
     <w:uiPriority w:val="99"/>
     <w:semiHidden/>
     <w:pPr>
@@ -35838,9 +32808,9 @@
       <w:szCs w:val="20"/>
     </w:rPr>
   </w:style>
-  <w:style w:type="character" w:styleId="879">
+  <w:style w:type="character" w:styleId="895">
     <w:name w:val="footnote reference"/>
-    <w:basedOn w:val="898"/>
+    <w:basedOn w:val="914"/>
     <w:uiPriority w:val="99"/>
     <w:semiHidden/>
     <w:unhideWhenUsed/>
@@ -35853,10 +32823,10 @@
       <w:vertAlign w:val="superscript"/>
     </w:rPr>
   </w:style>
-  <w:style w:type="paragraph" w:styleId="880">
+  <w:style w:type="paragraph" w:styleId="896">
     <w:name w:val="endnote text"/>
-    <w:basedOn w:val="897"/>
-    <w:link w:val="881"/>
+    <w:basedOn w:val="913"/>
+    <w:link w:val="897"/>
     <w:uiPriority w:val="99"/>
     <w:semiHidden/>
     <w:unhideWhenUsed/>
@@ -35870,10 +32840,10 @@
       <w:szCs w:val="20"/>
     </w:rPr>
   </w:style>
-  <w:style w:type="character" w:styleId="881">
+  <w:style w:type="character" w:styleId="897">
     <w:name w:val="Endnote Text Char"/>
-    <w:basedOn w:val="898"/>
-    <w:link w:val="880"/>
+    <w:basedOn w:val="914"/>
+    <w:link w:val="896"/>
     <w:uiPriority w:val="99"/>
     <w:semiHidden/>
     <w:pPr>
@@ -35886,9 +32856,9 @@
       <w:szCs w:val="20"/>
     </w:rPr>
   </w:style>
-  <w:style w:type="character" w:styleId="882">
+  <w:style w:type="character" w:styleId="898">
     <w:name w:val="endnote reference"/>
-    <w:basedOn w:val="898"/>
+    <w:basedOn w:val="914"/>
     <w:uiPriority w:val="99"/>
     <w:semiHidden/>
     <w:unhideWhenUsed/>
@@ -35901,9 +32871,9 @@
       <w:vertAlign w:val="superscript"/>
     </w:rPr>
   </w:style>
-  <w:style w:type="character" w:styleId="883">
+  <w:style w:type="character" w:styleId="899">
     <w:name w:val="Hyperlink"/>
-    <w:basedOn w:val="898"/>
+    <w:basedOn w:val="914"/>
     <w:uiPriority w:val="99"/>
     <w:unhideWhenUsed/>
     <w:pPr>
@@ -35916,9 +32886,9 @@
       <w:u w:val="single"/>
     </w:rPr>
   </w:style>
-  <w:style w:type="character" w:styleId="884">
+  <w:style w:type="character" w:styleId="900">
     <w:name w:val="FollowedHyperlink"/>
-    <w:basedOn w:val="898"/>
+    <w:basedOn w:val="914"/>
     <w:uiPriority w:val="99"/>
     <w:semiHidden/>
     <w:unhideWhenUsed/>
@@ -35932,10 +32902,10 @@
       <w:u w:val="single"/>
     </w:rPr>
   </w:style>
-  <w:style w:type="paragraph" w:styleId="885">
+  <w:style w:type="paragraph" w:styleId="901">
     <w:name w:val="toc 1"/>
-    <w:basedOn w:val="897"/>
-    <w:next w:val="897"/>
+    <w:basedOn w:val="913"/>
+    <w:next w:val="913"/>
     <w:uiPriority w:val="39"/>
     <w:unhideWhenUsed/>
     <w:pPr>
@@ -35944,10 +32914,10 @@
       <w:ind/>
     </w:pPr>
   </w:style>
-  <w:style w:type="paragraph" w:styleId="886">
+  <w:style w:type="paragraph" w:styleId="902">
     <w:name w:val="toc 2"/>
-    <w:basedOn w:val="897"/>
-    <w:next w:val="897"/>
+    <w:basedOn w:val="913"/>
+    <w:next w:val="913"/>
     <w:uiPriority w:val="39"/>
     <w:unhideWhenUsed/>
     <w:pPr>
@@ -35956,10 +32926,10 @@
       <w:ind w:left="220"/>
     </w:pPr>
   </w:style>
-  <w:style w:type="paragraph" w:styleId="887">
+  <w:style w:type="paragraph" w:styleId="903">
     <w:name w:val="toc 3"/>
-    <w:basedOn w:val="897"/>
-    <w:next w:val="897"/>
+    <w:basedOn w:val="913"/>
+    <w:next w:val="913"/>
     <w:uiPriority w:val="39"/>
     <w:unhideWhenUsed/>
     <w:pPr>
@@ -35968,10 +32938,10 @@
       <w:ind w:left="440"/>
     </w:pPr>
   </w:style>
-  <w:style w:type="paragraph" w:styleId="888">
+  <w:style w:type="paragraph" w:styleId="904">
     <w:name w:val="toc 4"/>
-    <w:basedOn w:val="897"/>
-    <w:next w:val="897"/>
+    <w:basedOn w:val="913"/>
+    <w:next w:val="913"/>
     <w:uiPriority w:val="39"/>
     <w:unhideWhenUsed/>
     <w:pPr>
@@ -35980,10 +32950,10 @@
       <w:ind w:left="660"/>
     </w:pPr>
   </w:style>
-  <w:style w:type="paragraph" w:styleId="889">
+  <w:style w:type="paragraph" w:styleId="905">
     <w:name w:val="toc 5"/>
-    <w:basedOn w:val="897"/>
-    <w:next w:val="897"/>
+    <w:basedOn w:val="913"/>
+    <w:next w:val="913"/>
     <w:uiPriority w:val="39"/>
     <w:unhideWhenUsed/>
     <w:pPr>
@@ -35992,10 +32962,10 @@
       <w:ind w:left="880"/>
     </w:pPr>
   </w:style>
-  <w:style w:type="paragraph" w:styleId="890">
+  <w:style w:type="paragraph" w:styleId="906">
     <w:name w:val="toc 6"/>
-    <w:basedOn w:val="897"/>
-    <w:next w:val="897"/>
+    <w:basedOn w:val="913"/>
+    <w:next w:val="913"/>
     <w:uiPriority w:val="39"/>
     <w:unhideWhenUsed/>
     <w:pPr>
@@ -36004,10 +32974,10 @@
       <w:ind w:left="1100"/>
     </w:pPr>
   </w:style>
-  <w:style w:type="paragraph" w:styleId="891">
+  <w:style w:type="paragraph" w:styleId="907">
     <w:name w:val="toc 7"/>
-    <w:basedOn w:val="897"/>
-    <w:next w:val="897"/>
+    <w:basedOn w:val="913"/>
+    <w:next w:val="913"/>
     <w:uiPriority w:val="39"/>
     <w:unhideWhenUsed/>
     <w:pPr>
@@ -36016,10 +32986,10 @@
       <w:ind w:left="1320"/>
     </w:pPr>
   </w:style>
-  <w:style w:type="paragraph" w:styleId="892">
+  <w:style w:type="paragraph" w:styleId="908">
     <w:name w:val="toc 8"/>
-    <w:basedOn w:val="897"/>
-    <w:next w:val="897"/>
+    <w:basedOn w:val="913"/>
+    <w:next w:val="913"/>
     <w:uiPriority w:val="39"/>
     <w:unhideWhenUsed/>
     <w:pPr>
@@ -36028,10 +32998,10 @@
       <w:ind w:left="1540"/>
     </w:pPr>
   </w:style>
-  <w:style w:type="paragraph" w:styleId="893">
+  <w:style w:type="paragraph" w:styleId="909">
     <w:name w:val="toc 9"/>
-    <w:basedOn w:val="897"/>
-    <w:next w:val="897"/>
+    <w:basedOn w:val="913"/>
+    <w:next w:val="913"/>
     <w:uiPriority w:val="39"/>
     <w:unhideWhenUsed/>
     <w:pPr>
@@ -36040,9 +33010,9 @@
       <w:ind w:left="1760"/>
     </w:pPr>
   </w:style>
-  <w:style w:type="character" w:styleId="894">
+  <w:style w:type="character" w:styleId="910">
     <w:name w:val="Placeholder Text"/>
-    <w:basedOn w:val="898"/>
+    <w:basedOn w:val="914"/>
     <w:uiPriority w:val="99"/>
     <w:semiHidden/>
     <w:pPr>
@@ -36054,7 +33024,7 @@
       <w:color w:val="666666"/>
     </w:rPr>
   </w:style>
-  <w:style w:type="paragraph" w:styleId="895">
+  <w:style w:type="paragraph" w:styleId="911">
     <w:name w:val="TOC Heading"/>
     <w:uiPriority w:val="39"/>
     <w:unhideWhenUsed/>
@@ -36064,10 +33034,10 @@
       <w:ind/>
     </w:pPr>
   </w:style>
-  <w:style w:type="paragraph" w:styleId="896">
+  <w:style w:type="paragraph" w:styleId="912">
     <w:name w:val="table of figures"/>
-    <w:basedOn w:val="897"/>
-    <w:next w:val="897"/>
+    <w:basedOn w:val="913"/>
+    <w:next w:val="913"/>
     <w:uiPriority w:val="99"/>
     <w:unhideWhenUsed/>
     <w:pPr>
@@ -36076,7 +33046,7 @@
       <w:ind/>
     </w:pPr>
   </w:style>
-  <w:style w:type="paragraph" w:styleId="897" w:default="1">
+  <w:style w:type="paragraph" w:styleId="913" w:default="1">
     <w:name w:val="Normal"/>
     <w:qFormat/>
     <w:pPr>
@@ -36085,7 +33055,7 @@
       <w:ind/>
     </w:pPr>
   </w:style>
-  <w:style w:type="character" w:styleId="898" w:default="1">
+  <w:style w:type="character" w:styleId="914" w:default="1">
     <w:name w:val="Default Paragraph Font"/>
     <w:uiPriority w:val="1"/>
     <w:semiHidden/>
@@ -36096,7 +33066,7 @@
       <w:ind/>
     </w:pPr>
   </w:style>
-  <w:style w:type="table" w:styleId="899" w:default="1">
+  <w:style w:type="table" w:styleId="915" w:default="1">
     <w:name w:val="Normal Table"/>
     <w:uiPriority w:val="99"/>
     <w:semiHidden/>
@@ -36289,7 +33259,7 @@
       </w:tcPr>
     </w:tblStylePr>
   </w:style>
-  <w:style w:type="numbering" w:styleId="900" w:default="1">
+  <w:style w:type="numbering" w:styleId="916" w:default="1">
     <w:name w:val="No List"/>
     <w:uiPriority w:val="99"/>
     <w:semiHidden/>
@@ -36300,9 +33270,9 @@
       <w:ind/>
     </w:pPr>
   </w:style>
-  <w:style w:type="character" w:styleId="901">
+  <w:style w:type="character" w:styleId="917">
     <w:name w:val="annotation reference"/>
-    <w:basedOn w:val="898"/>
+    <w:basedOn w:val="914"/>
     <w:uiPriority w:val="99"/>
     <w:semiHidden/>
     <w:unhideWhenUsed/>
@@ -36316,10 +33286,10 @@
       <w:szCs w:val="16"/>
     </w:rPr>
   </w:style>
-  <w:style w:type="paragraph" w:styleId="902">
+  <w:style w:type="paragraph" w:styleId="918">
     <w:name w:val="annotation text"/>
-    <w:basedOn w:val="897"/>
-    <w:link w:val="903"/>
+    <w:basedOn w:val="913"/>
+    <w:link w:val="919"/>
     <w:uiPriority w:val="99"/>
     <w:semiHidden/>
     <w:unhideWhenUsed/>
@@ -36333,10 +33303,10 @@
       <w:szCs w:val="20"/>
     </w:rPr>
   </w:style>
-  <w:style w:type="character" w:styleId="903" w:customStyle="1">
+  <w:style w:type="character" w:styleId="919" w:customStyle="1">
     <w:name w:val="Текст примітки Знак"/>
-    <w:basedOn w:val="898"/>
-    <w:link w:val="902"/>
+    <w:basedOn w:val="914"/>
+    <w:link w:val="918"/>
     <w:uiPriority w:val="99"/>
     <w:semiHidden/>
     <w:pPr>
@@ -36349,11 +33319,11 @@
       <w:szCs w:val="20"/>
     </w:rPr>
   </w:style>
-  <w:style w:type="paragraph" w:styleId="904">
+  <w:style w:type="paragraph" w:styleId="920">
     <w:name w:val="annotation subject"/>
-    <w:basedOn w:val="902"/>
-    <w:next w:val="902"/>
-    <w:link w:val="905"/>
+    <w:basedOn w:val="918"/>
+    <w:next w:val="918"/>
+    <w:link w:val="921"/>
     <w:uiPriority w:val="99"/>
     <w:semiHidden/>
     <w:unhideWhenUsed/>
@@ -36367,10 +33337,10 @@
       <w:bCs/>
     </w:rPr>
   </w:style>
-  <w:style w:type="character" w:styleId="905" w:customStyle="1">
+  <w:style w:type="character" w:styleId="921" w:customStyle="1">
     <w:name w:val="Тема примітки Знак"/>
-    <w:basedOn w:val="903"/>
-    <w:link w:val="904"/>
+    <w:basedOn w:val="919"/>
+    <w:link w:val="920"/>
     <w:uiPriority w:val="99"/>
     <w:semiHidden/>
     <w:pPr>
@@ -36385,9 +33355,9 @@
       <w:szCs w:val="20"/>
     </w:rPr>
   </w:style>
-  <w:style w:type="table" w:styleId="906">
+  <w:style w:type="table" w:styleId="922">
     <w:name w:val="Table Grid"/>
-    <w:basedOn w:val="899"/>
+    <w:basedOn w:val="915"/>
     <w:uiPriority w:val="39"/>
     <w:pPr>
       <w:pBdr/>
@@ -36577,9 +33547,9 @@
       </w:tcPr>
     </w:tblStylePr>
   </w:style>
-  <w:style w:type="paragraph" w:styleId="907">
+  <w:style w:type="paragraph" w:styleId="923">
     <w:name w:val="List Paragraph"/>
-    <w:basedOn w:val="897"/>
+    <w:basedOn w:val="913"/>
     <w:uiPriority w:val="34"/>
     <w:qFormat/>
     <w:pPr>
@@ -36589,36 +33559,36 @@
       <w:contextualSpacing w:val="true"/>
     </w:pPr>
   </w:style>
-  <w:style w:type="character" w:styleId="908" w:customStyle="1">
+  <w:style w:type="character" w:styleId="924" w:customStyle="1">
     <w:name w:val="mord"/>
-    <w:basedOn w:val="898"/>
+    <w:basedOn w:val="914"/>
     <w:pPr>
       <w:pBdr/>
       <w:spacing/>
       <w:ind/>
     </w:pPr>
   </w:style>
-  <w:style w:type="character" w:styleId="909" w:customStyle="1">
+  <w:style w:type="character" w:styleId="925" w:customStyle="1">
     <w:name w:val="mbin"/>
-    <w:basedOn w:val="898"/>
+    <w:basedOn w:val="914"/>
     <w:pPr>
       <w:pBdr/>
       <w:spacing/>
       <w:ind/>
     </w:pPr>
   </w:style>
-  <w:style w:type="character" w:styleId="910" w:customStyle="1">
+  <w:style w:type="character" w:styleId="926" w:customStyle="1">
     <w:name w:val="vlist-s"/>
-    <w:basedOn w:val="898"/>
+    <w:basedOn w:val="914"/>
     <w:pPr>
       <w:pBdr/>
       <w:spacing/>
       <w:ind/>
     </w:pPr>
   </w:style>
-  <w:style w:type="character" w:styleId="911" w:customStyle="1">
+  <w:style w:type="character" w:styleId="927" w:customStyle="1">
     <w:name w:val="mrel"/>
-    <w:basedOn w:val="898"/>
+    <w:basedOn w:val="914"/>
     <w:pPr>
       <w:pBdr/>
       <w:spacing/>

--- a/L_1-3/Звіт 1-3 В. Стахнюк.docx
+++ b/L_1-3/Звіт 1-3 В. Стахнюк.docx
@@ -106,77 +106,6 @@
           <w:szCs w:val="32"/>
         </w:rPr>
       </w:r>
-    </w:p>
-    <w:p>
-      <w:pPr>
-        <w:pBdr/>
-        <w:spacing w:line="360" w:lineRule="auto"/>
-        <w:ind/>
-        <w:jc w:val="center"/>
-        <w:rPr>
-          <w:rFonts w:ascii="Times New Roman" w:hAnsi="Times New Roman" w:cs="Times New Roman"/>
-          <w:b/>
-          <w:bCs/>
-          <w:sz w:val="32"/>
-          <w:szCs w:val="32"/>
-        </w:rPr>
-      </w:pPr>
-      <w:r>
-        <w:rPr>
-          <w:rFonts w:ascii="Times New Roman" w:hAnsi="Times New Roman" w:cs="Times New Roman"/>
-          <w:sz w:val="32"/>
-          <w:szCs w:val="32"/>
-        </w:rPr>
-        <w:t xml:space="preserve">Кафедра радіоелектронних пристроїв</w:t>
-      </w:r>
-      <w:r>
-        <w:rPr>
-          <w:rFonts w:ascii="Times New Roman" w:hAnsi="Times New Roman" w:cs="Times New Roman"/>
-          <w:b/>
-          <w:bCs/>
-          <w:sz w:val="32"/>
-          <w:szCs w:val="32"/>
-        </w:rPr>
-        <w:t xml:space="preserve"> </w:t>
-      </w:r>
-      <w:r>
-        <w:rPr>
-          <w:rFonts w:ascii="Times New Roman" w:hAnsi="Times New Roman" w:cs="Times New Roman"/>
-          <w:sz w:val="32"/>
-          <w:szCs w:val="32"/>
-        </w:rPr>
-        <w:t xml:space="preserve">та систем</w:t>
-      </w:r>
-      <w:r>
-        <w:rPr>
-          <w:rFonts w:ascii="Times New Roman" w:hAnsi="Times New Roman" w:cs="Times New Roman"/>
-          <w:b/>
-          <w:bCs/>
-          <w:sz w:val="32"/>
-          <w:szCs w:val="32"/>
-        </w:rPr>
-      </w:r>
-      <w:r>
-        <w:rPr>
-          <w:rFonts w:ascii="Times New Roman" w:hAnsi="Times New Roman" w:cs="Times New Roman"/>
-          <w:b/>
-          <w:bCs/>
-          <w:sz w:val="32"/>
-          <w:szCs w:val="32"/>
-        </w:rPr>
-      </w:r>
-    </w:p>
-    <w:p>
-      <w:pPr>
-        <w:pBdr/>
-        <w:spacing/>
-        <w:ind/>
-        <w:rPr>
-          <w:rFonts w:ascii="Times New Roman" w:hAnsi="Times New Roman" w:cs="Times New Roman"/>
-          <w:sz w:val="28"/>
-          <w:szCs w:val="28"/>
-        </w:rPr>
-      </w:pPr>
       <w:r>
         <w:rPr>
           <w:rFonts w:ascii="Times New Roman" w:hAnsi="Times New Roman" w:cs="Times New Roman"/>
@@ -196,6 +125,13 @@
           <w:rFonts w:ascii="Times New Roman" w:hAnsi="Times New Roman" w:cs="Times New Roman"/>
           <w:sz w:val="28"/>
           <w:szCs w:val="28"/>
+        </w:rPr>
+      </w:r>
+      <w:r>
+        <w:rPr>
+          <w:rFonts w:ascii="Times New Roman" w:hAnsi="Times New Roman" w:cs="Times New Roman"/>
+          <w:sz w:val="32"/>
+          <w:szCs w:val="32"/>
         </w:rPr>
       </w:r>
     </w:p>
@@ -916,6 +852,12 @@
           <w:bCs/>
         </w:rPr>
       </w:r>
+      <w:r>
+        <w:rPr>
+          <w:b/>
+          <w:bCs/>
+        </w:rPr>
+      </w:r>
     </w:p>
     <w:p>
       <w:pPr>
@@ -932,6 +874,12 @@
           <w:b/>
         </w:rPr>
         <w:t xml:space="preserve">Блок-схема алгоритму:</w:t>
+      </w:r>
+      <w:r>
+        <w:rPr>
+          <w:b/>
+          <w:bCs/>
+        </w:rPr>
       </w:r>
       <w:r>
         <w:rPr>
@@ -1026,6 +974,12 @@
           <w:bCs/>
         </w:rPr>
       </w:r>
+      <w:r>
+        <w:rPr>
+          <w:b/>
+          <w:bCs/>
+        </w:rPr>
+      </w:r>
     </w:p>
     <w:p>
       <w:pPr>
@@ -1038,6 +992,12 @@
           <w:bCs/>
         </w:rPr>
       </w:pPr>
+      <w:r>
+        <w:rPr>
+          <w:b/>
+          <w:bCs/>
+        </w:rPr>
+      </w:r>
       <w:r>
         <w:rPr>
           <w:b/>
@@ -1137,6 +1097,12 @@
           <w:bCs/>
         </w:rPr>
       </w:r>
+      <w:r>
+        <w:rPr>
+          <w:b/>
+          <w:bCs/>
+        </w:rPr>
+      </w:r>
     </w:p>
     <w:p>
       <w:pPr>
@@ -1202,12 +1168,8 @@
       </w:hyperlink>
       <w:r>
         <w:rPr>
-          <w:rFonts w:ascii="Times New Roman" w:hAnsi="Times New Roman" w:cs="Times New Roman"/>
-          <w:b/>
-          <w:bCs/>
-          <w:sz w:val="28"/>
-          <w:szCs w:val="28"/>
-          <w:lang w:val="en-US"/>
+          <w:b w:val="0"/>
+          <w:bCs w:val="0"/>
         </w:rPr>
       </w:r>
       <w:r>
@@ -1402,27 +1364,14 @@
           <w:sz w:val="28"/>
           <w:szCs w:val="28"/>
         </w:rPr>
-      </w:r>
-      <w:r/>
-      <w:r>
-        <w:rPr>
-          <w:rFonts w:ascii="Times New Roman" w:hAnsi="Times New Roman" w:cs="Times New Roman"/>
-          <w:b/>
-          <w:bCs/>
-          <w:sz w:val="28"/>
-          <w:szCs w:val="28"/>
-        </w:rPr>
         <w:br/>
         <w:br/>
         <w:t xml:space="preserve">Висновок:</w:t>
       </w:r>
       <w:r>
         <w:rPr>
-          <w:rFonts w:ascii="Times New Roman" w:hAnsi="Times New Roman" w:cs="Times New Roman"/>
           <w:b/>
           <w:bCs/>
-          <w:sz w:val="28"/>
-          <w:szCs w:val="28"/>
         </w:rPr>
       </w:r>
       <w:r>
